--- a/Rajesh_Resume.pdf.docx
+++ b/Rajesh_Resume.pdf.docx
@@ -161,7 +161,650 @@
       <w:pPr>
         <w:jc w:val="both"/>
       </w:pPr>
-      <w:r>
+      <w:proofErr w:type="gramStart"/>
+      <w:r>
+        <w:rPr>
+          <w:b/>
+          <w:bCs/>
+          <w:u w:val="single"/>
+          <w:lang w:val="en-US"/>
+        </w:rPr>
+        <w:t>PROFESSIONAL SUMMARY</w:t>
+      </w:r>
+      <w:proofErr w:type="gramEnd"/>
+      <w:r>
+        <w:rPr>
+          <w:b/>
+          <w:bCs/>
+          <w:u w:val="single"/>
+          <w:lang w:val="en-US"/>
+        </w:rPr>
+        <w:t>:</w:t>
+      </w:r>
+      <w:r>
+        <w:t xml:space="preserve"> </w:t>
+      </w:r>
+    </w:p>
+    <w:p>
+      <w:pPr>
+        <w:pStyle w:val="ListParagraph"/>
+        <w:numPr>
+          <w:ilvl w:val="0"/>
+          <w:numId w:val="31"/>
+        </w:numPr>
+        <w:spacing w:line="360" w:lineRule="auto"/>
+        <w:jc w:val="both"/>
+        <w:rPr>
+          <w:lang w:eastAsia="en-IN"/>
+        </w:rPr>
+      </w:pPr>
+      <w:r>
+        <w:rPr>
+          <w:lang w:eastAsia="en-IN"/>
+        </w:rPr>
+        <w:t xml:space="preserve">Network Engineer with hands-on experience in routing, switching, and </w:t>
+      </w:r>
+      <w:r>
+        <w:rPr>
+          <w:b/>
+          <w:bCs/>
+          <w:lang w:eastAsia="en-IN"/>
+        </w:rPr>
+        <w:t>securing enterprise</w:t>
+      </w:r>
+      <w:r>
+        <w:rPr>
+          <w:lang w:eastAsia="en-IN"/>
+        </w:rPr>
+        <w:t xml:space="preserve"> and service provider networks using protocols like </w:t>
+      </w:r>
+      <w:r>
+        <w:rPr>
+          <w:b/>
+          <w:bCs/>
+          <w:lang w:eastAsia="en-IN"/>
+        </w:rPr>
+        <w:t>OSPF, BGP, MPLS, VLANs, and VPNs</w:t>
+      </w:r>
+      <w:r>
+        <w:rPr>
+          <w:lang w:eastAsia="en-IN"/>
+        </w:rPr>
+        <w:t>.</w:t>
+      </w:r>
+    </w:p>
+    <w:p>
+      <w:pPr>
+        <w:pStyle w:val="ListParagraph"/>
+        <w:numPr>
+          <w:ilvl w:val="0"/>
+          <w:numId w:val="31"/>
+        </w:numPr>
+        <w:spacing w:line="360" w:lineRule="auto"/>
+        <w:jc w:val="both"/>
+        <w:rPr>
+          <w:lang w:eastAsia="en-IN"/>
+        </w:rPr>
+      </w:pPr>
+      <w:r>
+        <w:rPr>
+          <w:lang w:eastAsia="en-IN"/>
+        </w:rPr>
+        <w:t xml:space="preserve">Proficient in </w:t>
+      </w:r>
+      <w:r>
+        <w:rPr>
+          <w:b/>
+          <w:bCs/>
+          <w:lang w:eastAsia="en-IN"/>
+        </w:rPr>
+        <w:t>network security and firewall configurations</w:t>
+      </w:r>
+      <w:r>
+        <w:rPr>
+          <w:lang w:eastAsia="en-IN"/>
+        </w:rPr>
+        <w:t xml:space="preserve"> (Cisco ASA, Palo Alto), implementing VPNs, ACLs, and IDS/IPS for secure data transmission and threat prevention.</w:t>
+      </w:r>
+    </w:p>
+    <w:p>
+      <w:pPr>
+        <w:pStyle w:val="ListParagraph"/>
+        <w:numPr>
+          <w:ilvl w:val="0"/>
+          <w:numId w:val="31"/>
+        </w:numPr>
+        <w:spacing w:line="360" w:lineRule="auto"/>
+        <w:jc w:val="both"/>
+        <w:rPr>
+          <w:lang w:eastAsia="en-IN"/>
+        </w:rPr>
+      </w:pPr>
+      <w:r>
+        <w:rPr>
+          <w:b/>
+          <w:bCs/>
+          <w:lang w:eastAsia="en-IN"/>
+        </w:rPr>
+        <w:t>Skilled in cloud networking</w:t>
+      </w:r>
+      <w:r>
+        <w:rPr>
+          <w:lang w:eastAsia="en-IN"/>
+        </w:rPr>
+        <w:t xml:space="preserve"> on </w:t>
+      </w:r>
+      <w:r>
+        <w:rPr>
+          <w:b/>
+          <w:bCs/>
+          <w:lang w:eastAsia="en-IN"/>
+        </w:rPr>
+        <w:t>AWS and Azure</w:t>
+      </w:r>
+      <w:r>
+        <w:rPr>
+          <w:lang w:eastAsia="en-IN"/>
+        </w:rPr>
+        <w:t xml:space="preserve">, including </w:t>
+      </w:r>
+      <w:r>
+        <w:rPr>
+          <w:b/>
+          <w:bCs/>
+          <w:lang w:eastAsia="en-IN"/>
+        </w:rPr>
+        <w:t>VPC setup</w:t>
+      </w:r>
+      <w:r>
+        <w:rPr>
+          <w:lang w:eastAsia="en-IN"/>
+        </w:rPr>
+        <w:t xml:space="preserve">, </w:t>
+      </w:r>
+      <w:r>
+        <w:rPr>
+          <w:b/>
+          <w:bCs/>
+          <w:lang w:eastAsia="en-IN"/>
+        </w:rPr>
+        <w:t>IAM</w:t>
+      </w:r>
+      <w:r>
+        <w:rPr>
+          <w:lang w:eastAsia="en-IN"/>
+        </w:rPr>
+        <w:t xml:space="preserve"> policy management, and hybrid cloud integration for scalable infrastructure.</w:t>
+      </w:r>
+    </w:p>
+    <w:p>
+      <w:pPr>
+        <w:pStyle w:val="ListParagraph"/>
+        <w:numPr>
+          <w:ilvl w:val="0"/>
+          <w:numId w:val="31"/>
+        </w:numPr>
+        <w:spacing w:line="360" w:lineRule="auto"/>
+        <w:jc w:val="both"/>
+        <w:rPr>
+          <w:lang w:eastAsia="en-IN"/>
+        </w:rPr>
+      </w:pPr>
+      <w:r>
+        <w:rPr>
+          <w:lang w:eastAsia="en-IN"/>
+        </w:rPr>
+        <w:t xml:space="preserve">Experienced in </w:t>
+      </w:r>
+      <w:r>
+        <w:rPr>
+          <w:b/>
+          <w:bCs/>
+          <w:lang w:eastAsia="en-IN"/>
+        </w:rPr>
+        <w:t>automating network tasks using Python,</w:t>
+      </w:r>
+      <w:r>
+        <w:rPr>
+          <w:b/>
+          <w:bCs/>
+          <w:lang w:eastAsia="en-IN"/>
+        </w:rPr>
+        <w:t xml:space="preserve"> Perl,</w:t>
+      </w:r>
+      <w:r>
+        <w:rPr>
+          <w:b/>
+          <w:bCs/>
+          <w:lang w:eastAsia="en-IN"/>
+        </w:rPr>
+        <w:t xml:space="preserve"> Ansible, and Terraform</w:t>
+      </w:r>
+      <w:r>
+        <w:rPr>
+          <w:lang w:eastAsia="en-IN"/>
+        </w:rPr>
+        <w:t>, improving deployment speed, consistency, and reducing manual errors.</w:t>
+      </w:r>
+    </w:p>
+    <w:p>
+      <w:pPr>
+        <w:pStyle w:val="ListParagraph"/>
+        <w:numPr>
+          <w:ilvl w:val="0"/>
+          <w:numId w:val="31"/>
+        </w:numPr>
+        <w:spacing w:line="360" w:lineRule="auto"/>
+        <w:jc w:val="both"/>
+        <w:rPr>
+          <w:lang w:eastAsia="en-IN"/>
+        </w:rPr>
+      </w:pPr>
+      <w:r>
+        <w:rPr>
+          <w:lang w:eastAsia="en-IN"/>
+        </w:rPr>
+        <w:t xml:space="preserve">Adept at using tools such as </w:t>
+      </w:r>
+      <w:r>
+        <w:rPr>
+          <w:b/>
+          <w:bCs/>
+          <w:lang w:eastAsia="en-IN"/>
+        </w:rPr>
+        <w:t>Wireshark, PRTG, and SolarWinds for real-time monitoring</w:t>
+      </w:r>
+      <w:r>
+        <w:rPr>
+          <w:lang w:eastAsia="en-IN"/>
+        </w:rPr>
+        <w:t>, traffic analysis, and performance optimization.</w:t>
+      </w:r>
+    </w:p>
+    <w:p>
+      <w:pPr>
+        <w:pStyle w:val="ListParagraph"/>
+        <w:numPr>
+          <w:ilvl w:val="0"/>
+          <w:numId w:val="31"/>
+        </w:numPr>
+        <w:spacing w:line="360" w:lineRule="auto"/>
+        <w:jc w:val="both"/>
+        <w:rPr>
+          <w:lang w:eastAsia="en-IN"/>
+        </w:rPr>
+      </w:pPr>
+      <w:r>
+        <w:rPr>
+          <w:b/>
+          <w:bCs/>
+          <w:lang w:eastAsia="en-IN"/>
+        </w:rPr>
+        <w:t>Strong team player</w:t>
+      </w:r>
+      <w:r>
+        <w:rPr>
+          <w:lang w:eastAsia="en-IN"/>
+        </w:rPr>
+        <w:t xml:space="preserve"> with a proactive approach </w:t>
+      </w:r>
+      <w:r>
+        <w:rPr>
+          <w:b/>
+          <w:bCs/>
+          <w:lang w:eastAsia="en-IN"/>
+        </w:rPr>
+        <w:t>to problem-solving</w:t>
+      </w:r>
+      <w:r>
+        <w:rPr>
+          <w:lang w:eastAsia="en-IN"/>
+        </w:rPr>
+        <w:t>, committed to building secure, high-performing, and resilient network systems.</w:t>
+      </w:r>
+    </w:p>
+    <w:p>
+      <w:pPr>
+        <w:pStyle w:val="NormalWeb"/>
+        <w:spacing w:before="0" w:beforeAutospacing="0" w:after="0" w:afterAutospacing="0"/>
+        <w:ind w:left="360"/>
+        <w:jc w:val="both"/>
+        <w:rPr>
+          <w:b/>
+          <w:bCs/>
+          <w:u w:val="single"/>
+          <w:lang w:val="en-US" w:eastAsia="en-GB"/>
+        </w:rPr>
+      </w:pPr>
+      <w:r>
+        <w:rPr>
+          <w:b/>
+          <w:bCs/>
+          <w:u w:val="single"/>
+          <w:lang w:val="en-US" w:eastAsia="en-GB"/>
+        </w:rPr>
+        <w:t>TECHNICAL SKILLS:</w:t>
+      </w:r>
+    </w:p>
+    <w:p>
+      <w:pPr>
+        <w:pStyle w:val="NormalWeb"/>
+        <w:spacing w:before="0" w:beforeAutospacing="0" w:after="0" w:afterAutospacing="0"/>
+        <w:ind w:left="360"/>
+        <w:jc w:val="both"/>
+        <w:rPr>
+          <w:b/>
+          <w:bCs/>
+          <w:sz w:val="21"/>
+          <w:szCs w:val="21"/>
+          <w:u w:val="single"/>
+          <w:lang w:val="en-US" w:eastAsia="en-GB"/>
+        </w:rPr>
+      </w:pPr>
+    </w:p>
+    <w:p>
+      <w:pPr>
+        <w:jc w:val="both"/>
+        <w:rPr>
+          <w:b/>
+          <w:bCs/>
+        </w:rPr>
+      </w:pPr>
+      <w:r>
+        <w:rPr>
+          <w:b/>
+          <w:bCs/>
+        </w:rPr>
+        <w:t>Core Networking:</w:t>
+      </w:r>
+    </w:p>
+    <w:p>
+      <w:pPr>
+        <w:jc w:val="both"/>
+      </w:pPr>
+      <w:r>
+        <w:t xml:space="preserve">OSPF, BGP, EIGRP, RIP, MPLS, </w:t>
+      </w:r>
+      <w:r>
+        <w:rPr>
+          <w:b/>
+          <w:bCs/>
+        </w:rPr>
+        <w:t>VLANs, VTP, STP/RSTP, EtherChannel, QoS, VRF,</w:t>
+      </w:r>
+      <w:r>
+        <w:t xml:space="preserve"> Segment Routing, DNS, DHCP, NTP, </w:t>
+      </w:r>
+      <w:r>
+        <w:t>STP,</w:t>
+      </w:r>
+      <w:r>
+        <w:t xml:space="preserve"> </w:t>
+      </w:r>
+      <w:r>
+        <w:t>RSTP,</w:t>
+      </w:r>
+      <w:r>
+        <w:t xml:space="preserve"> EtherChannel</w:t>
+      </w:r>
+      <w:r>
+        <w:t>,</w:t>
+      </w:r>
+      <w:r>
+        <w:t xml:space="preserve"> NAT,</w:t>
+      </w:r>
+      <w:r>
+        <w:t xml:space="preserve"> SNMP</w:t>
+      </w:r>
+      <w:r>
+        <w:t>, IP/MPLS, L2/L3 VPNs, CLOS architecture.</w:t>
+      </w:r>
+    </w:p>
+    <w:p>
+      <w:pPr>
+        <w:jc w:val="both"/>
+        <w:rPr>
+          <w:b/>
+          <w:bCs/>
+        </w:rPr>
+      </w:pPr>
+      <w:r>
+        <w:rPr>
+          <w:b/>
+          <w:bCs/>
+        </w:rPr>
+        <w:t>Security:</w:t>
+      </w:r>
+    </w:p>
+    <w:p>
+      <w:pPr>
+        <w:jc w:val="both"/>
+      </w:pPr>
+      <w:r>
+        <w:t>Cisco ASA, Palo Alto, FortiGate</w:t>
+      </w:r>
+      <w:r>
+        <w:rPr>
+          <w:b/>
+          <w:bCs/>
+        </w:rPr>
+        <w:t>, Checkpoint Firewalls, IDS/IPS, VPNs (IPSec/OpenVPN), TACACS+</w:t>
+      </w:r>
+      <w:r>
+        <w:t xml:space="preserve">, RADIUS, </w:t>
+      </w:r>
+      <w:r>
+        <w:rPr>
+          <w:b/>
+          <w:bCs/>
+        </w:rPr>
+        <w:t>Zero Trust Architecture, ACLs</w:t>
+      </w:r>
+      <w:r>
+        <w:t>, SIEM tools, Vulnerability Management</w:t>
+      </w:r>
+    </w:p>
+    <w:p>
+      <w:pPr>
+        <w:jc w:val="both"/>
+        <w:rPr>
+          <w:b/>
+          <w:bCs/>
+        </w:rPr>
+      </w:pPr>
+      <w:r>
+        <w:rPr>
+          <w:b/>
+          <w:bCs/>
+        </w:rPr>
+        <w:t>Cloud &amp; Virtualization:</w:t>
+      </w:r>
+    </w:p>
+    <w:p>
+      <w:pPr>
+        <w:jc w:val="both"/>
+      </w:pPr>
+      <w:r>
+        <w:t>AWS (</w:t>
+      </w:r>
+      <w:r>
+        <w:rPr>
+          <w:b/>
+          <w:bCs/>
+        </w:rPr>
+        <w:t>VPC, EC2, S3, IAM, Route53, CloudFormation</w:t>
+      </w:r>
+      <w:r>
+        <w:t xml:space="preserve">), Azure Networking, </w:t>
+      </w:r>
+      <w:r>
+        <w:rPr>
+          <w:b/>
+          <w:bCs/>
+        </w:rPr>
+        <w:t>GCP Networking</w:t>
+      </w:r>
+      <w:r>
+        <w:t>, VMware, Hyper-V</w:t>
+      </w:r>
+      <w:r>
+        <w:t>.</w:t>
+      </w:r>
+    </w:p>
+    <w:p>
+      <w:pPr>
+        <w:jc w:val="both"/>
+        <w:rPr>
+          <w:b/>
+          <w:bCs/>
+        </w:rPr>
+      </w:pPr>
+      <w:r>
+        <w:rPr>
+          <w:b/>
+          <w:bCs/>
+        </w:rPr>
+        <w:t>Automation &amp; Scripting:</w:t>
+      </w:r>
+    </w:p>
+    <w:p>
+      <w:pPr>
+        <w:jc w:val="both"/>
+      </w:pPr>
+      <w:r>
+        <w:t xml:space="preserve">Python, </w:t>
+      </w:r>
+      <w:r>
+        <w:t xml:space="preserve">Perl, </w:t>
+      </w:r>
+      <w:r>
+        <w:t xml:space="preserve">Ansible, Terraform, </w:t>
+      </w:r>
+      <w:r>
+        <w:rPr>
+          <w:b/>
+          <w:bCs/>
+        </w:rPr>
+        <w:t>Bash, PowerShell</w:t>
+      </w:r>
+      <w:r>
+        <w:t>, YAML, JSON</w:t>
+      </w:r>
+    </w:p>
+    <w:p>
+      <w:pPr>
+        <w:jc w:val="both"/>
+        <w:rPr>
+          <w:b/>
+          <w:bCs/>
+        </w:rPr>
+      </w:pPr>
+      <w:r>
+        <w:rPr>
+          <w:b/>
+          <w:bCs/>
+        </w:rPr>
+        <w:t>DevOps &amp; Tools:</w:t>
+      </w:r>
+    </w:p>
+    <w:p>
+      <w:pPr>
+        <w:jc w:val="both"/>
+      </w:pPr>
+      <w:r>
+        <w:t xml:space="preserve">Docker, Kubernetes, Jenkins, </w:t>
+      </w:r>
+      <w:r>
+        <w:rPr>
+          <w:b/>
+          <w:bCs/>
+        </w:rPr>
+        <w:t>GitHub Actions, GitLab CI, Git</w:t>
+      </w:r>
+      <w:r>
+        <w:t>, Confluence, Agile/Scrum</w:t>
+      </w:r>
+    </w:p>
+    <w:p>
+      <w:pPr>
+        <w:jc w:val="both"/>
+        <w:rPr>
+          <w:b/>
+          <w:bCs/>
+        </w:rPr>
+      </w:pPr>
+      <w:r>
+        <w:rPr>
+          <w:b/>
+          <w:bCs/>
+        </w:rPr>
+        <w:t>Monitoring &amp; Testing Tools:</w:t>
+      </w:r>
+    </w:p>
+    <w:p>
+      <w:pPr>
+        <w:jc w:val="both"/>
+      </w:pPr>
+      <w:r>
+        <w:t xml:space="preserve">Wireshark, SolarWinds, PRTG, </w:t>
+      </w:r>
+      <w:r>
+        <w:rPr>
+          <w:b/>
+          <w:bCs/>
+        </w:rPr>
+        <w:t>NetFlow, Syslog, Spirent</w:t>
+      </w:r>
+      <w:r>
+        <w:t>, IXIA, Cisco Packet Tracer, Nmap, Metasploit</w:t>
+      </w:r>
+    </w:p>
+    <w:p>
+      <w:pPr>
+        <w:jc w:val="both"/>
+        <w:rPr>
+          <w:b/>
+          <w:bCs/>
+        </w:rPr>
+      </w:pPr>
+      <w:proofErr w:type="spellStart"/>
+      <w:r>
+        <w:rPr>
+          <w:b/>
+          <w:bCs/>
+        </w:rPr>
+        <w:t>OperatingSystems</w:t>
+      </w:r>
+      <w:proofErr w:type="spellEnd"/>
+      <w:r>
+        <w:rPr>
+          <w:b/>
+          <w:bCs/>
+        </w:rPr>
+        <w:t>:</w:t>
+      </w:r>
+    </w:p>
+    <w:p>
+      <w:pPr>
+        <w:jc w:val="both"/>
+      </w:pPr>
+      <w:r>
+        <w:t>Linux (</w:t>
+      </w:r>
+      <w:r>
+        <w:rPr>
+          <w:b/>
+          <w:bCs/>
+        </w:rPr>
+        <w:t>Ubuntu, CentOS, Red Hat, Debian</w:t>
+      </w:r>
+      <w:r>
+        <w:t>), Shell Scripting</w:t>
+      </w:r>
+    </w:p>
+    <w:p>
+      <w:pPr>
+        <w:jc w:val="both"/>
         <w:rPr>
           <w:b/>
           <w:bCs/>
@@ -170,1477 +813,321 @@
           <w:u w:val="single"/>
           <w:lang w:val="en-US"/>
         </w:rPr>
-        <w:t>PROFESSIONAL SUMMARY:</w:t>
-      </w:r>
-      <w:r>
-        <w:t xml:space="preserve"> </w:t>
-      </w:r>
-    </w:p>
-    <w:p>
-      <w:pPr>
-        <w:jc w:val="both"/>
-      </w:pPr>
-      <w:r>
-        <w:rPr>
-          <w:rStyle w:val="Strong"/>
-          <w:rFonts w:eastAsiaTheme="majorEastAsia"/>
-        </w:rPr>
-        <w:t>Experienced Network Engineer</w:t>
-      </w:r>
-      <w:r>
-        <w:t xml:space="preserve"> with hands-on expertise in </w:t>
-      </w:r>
-      <w:r>
-        <w:rPr>
-          <w:rStyle w:val="Strong"/>
-          <w:rFonts w:eastAsiaTheme="majorEastAsia"/>
-        </w:rPr>
-        <w:t>routing, switching, and security</w:t>
-      </w:r>
-      <w:r>
-        <w:t xml:space="preserve">, including </w:t>
-      </w:r>
-      <w:r>
-        <w:rPr>
-          <w:rStyle w:val="Strong"/>
-          <w:rFonts w:eastAsiaTheme="majorEastAsia"/>
-        </w:rPr>
-        <w:t xml:space="preserve">BGP, OSPF, MPLS, </w:t>
-      </w:r>
-      <w:proofErr w:type="spellStart"/>
-      <w:r>
-        <w:rPr>
-          <w:rStyle w:val="Strong"/>
-          <w:rFonts w:eastAsiaTheme="majorEastAsia"/>
-        </w:rPr>
-        <w:t>VLANs,</w:t>
-      </w:r>
-      <w:r>
-        <w:rPr>
-          <w:rStyle w:val="Strong"/>
-          <w:rFonts w:eastAsiaTheme="majorEastAsia"/>
-        </w:rPr>
-        <w:t>VTP</w:t>
-      </w:r>
-      <w:proofErr w:type="spellEnd"/>
-      <w:r>
-        <w:rPr>
-          <w:rStyle w:val="Strong"/>
-          <w:rFonts w:eastAsiaTheme="majorEastAsia"/>
-        </w:rPr>
-        <w:t>,</w:t>
-      </w:r>
-      <w:r>
-        <w:rPr>
-          <w:rStyle w:val="Strong"/>
-          <w:rFonts w:eastAsiaTheme="majorEastAsia"/>
-        </w:rPr>
-        <w:t xml:space="preserve"> firewalls (Cisco ASA, Palo Alto), and VPN solutions</w:t>
-      </w:r>
-      <w:r>
-        <w:t xml:space="preserve"> for secure and reliable networks.</w:t>
-      </w:r>
-    </w:p>
-    <w:p>
-      <w:pPr>
-        <w:pStyle w:val="NormalWeb"/>
-        <w:numPr>
-          <w:ilvl w:val="0"/>
-          <w:numId w:val="1"/>
-        </w:numPr>
-        <w:jc w:val="both"/>
-      </w:pPr>
-      <w:r>
-        <w:t xml:space="preserve">Skilled in </w:t>
-      </w:r>
-      <w:r>
-        <w:rPr>
-          <w:rStyle w:val="Strong"/>
-          <w:rFonts w:eastAsiaTheme="majorEastAsia"/>
-        </w:rPr>
-        <w:t>network automation and DevOps</w:t>
-      </w:r>
-      <w:r>
-        <w:t xml:space="preserve">, using </w:t>
-      </w:r>
-      <w:r>
-        <w:rPr>
-          <w:rStyle w:val="Strong"/>
-          <w:rFonts w:eastAsiaTheme="majorEastAsia"/>
-        </w:rPr>
-        <w:t>Python, Ansible, and Terraform</w:t>
-      </w:r>
-      <w:r>
-        <w:t xml:space="preserve"> to streamline configurations, reduce manual work, and improve operational efficiency.</w:t>
-      </w:r>
-    </w:p>
-    <w:p>
-      <w:pPr>
-        <w:pStyle w:val="NormalWeb"/>
-        <w:numPr>
-          <w:ilvl w:val="0"/>
-          <w:numId w:val="1"/>
-        </w:numPr>
-        <w:jc w:val="both"/>
-      </w:pPr>
-      <w:r>
-        <w:t xml:space="preserve">Proficient in </w:t>
-      </w:r>
-      <w:r>
-        <w:rPr>
-          <w:rStyle w:val="Strong"/>
-          <w:rFonts w:eastAsiaTheme="majorEastAsia"/>
-        </w:rPr>
-        <w:t>cloud networking</w:t>
-      </w:r>
-      <w:r>
-        <w:t xml:space="preserve"> on </w:t>
-      </w:r>
-      <w:r>
-        <w:rPr>
-          <w:rStyle w:val="Strong"/>
-          <w:rFonts w:eastAsiaTheme="majorEastAsia"/>
-        </w:rPr>
-        <w:t>AWS and Azure</w:t>
-      </w:r>
-      <w:r>
-        <w:t xml:space="preserve">, managing </w:t>
-      </w:r>
-      <w:r>
-        <w:rPr>
-          <w:rStyle w:val="Strong"/>
-          <w:rFonts w:eastAsiaTheme="majorEastAsia"/>
-        </w:rPr>
-        <w:t>VPC, EC2, IAM, and hybrid cloud integration</w:t>
-      </w:r>
-      <w:r>
-        <w:t xml:space="preserve"> to enhance scalability and security.</w:t>
-      </w:r>
-    </w:p>
-    <w:p>
-      <w:pPr>
-        <w:pStyle w:val="NormalWeb"/>
-        <w:numPr>
-          <w:ilvl w:val="0"/>
-          <w:numId w:val="1"/>
-        </w:numPr>
-        <w:jc w:val="both"/>
-      </w:pPr>
-      <w:r>
-        <w:t xml:space="preserve">Strong troubleshooting skills with experience in </w:t>
-      </w:r>
-      <w:r>
-        <w:rPr>
-          <w:rStyle w:val="Strong"/>
-          <w:rFonts w:eastAsiaTheme="majorEastAsia"/>
-        </w:rPr>
-        <w:t>Wireshark, SNMP monitoring, and QoS policies</w:t>
-      </w:r>
-      <w:r>
-        <w:t xml:space="preserve"> to optimize </w:t>
-      </w:r>
-      <w:r>
-        <w:rPr>
-          <w:rStyle w:val="Strong"/>
-          <w:rFonts w:eastAsiaTheme="majorEastAsia"/>
-        </w:rPr>
-        <w:t>network performance, security, and traffic management</w:t>
-      </w:r>
-      <w:r>
-        <w:t>.</w:t>
-      </w:r>
-    </w:p>
-    <w:p>
-      <w:pPr>
-        <w:pStyle w:val="NormalWeb"/>
-        <w:numPr>
-          <w:ilvl w:val="0"/>
-          <w:numId w:val="1"/>
-        </w:numPr>
-        <w:jc w:val="both"/>
-      </w:pPr>
-      <w:r>
-        <w:rPr>
-          <w:b/>
-          <w:bCs/>
-        </w:rPr>
-        <w:t xml:space="preserve">Skilled in securing and configuring switches and firewalls, </w:t>
-      </w:r>
-      <w:r>
-        <w:t>with the flexibility to adapt to Fortinet security products as needed.</w:t>
-      </w:r>
-    </w:p>
-    <w:p>
-      <w:pPr>
-        <w:pStyle w:val="NormalWeb"/>
-        <w:numPr>
-          <w:ilvl w:val="0"/>
-          <w:numId w:val="1"/>
-        </w:numPr>
-        <w:spacing w:before="0" w:beforeAutospacing="0" w:after="0" w:afterAutospacing="0"/>
-        <w:jc w:val="both"/>
+      </w:pPr>
+      <w:r>
         <w:rPr>
           <w:b/>
           <w:bCs/>
           <w:sz w:val="21"/>
           <w:szCs w:val="21"/>
           <w:u w:val="single"/>
-          <w:lang w:val="en-US" w:eastAsia="en-GB"/>
-        </w:rPr>
-      </w:pPr>
-      <w:r>
-        <w:t xml:space="preserve">Implemented and tested </w:t>
-      </w:r>
-      <w:r>
-        <w:rPr>
-          <w:b/>
-          <w:bCs/>
-        </w:rPr>
-        <w:t>disaster recovery solutions to minimize downtime</w:t>
-      </w:r>
-      <w:r>
-        <w:t xml:space="preserve"> and ensure uninterrupted operations for </w:t>
-      </w:r>
-      <w:r>
-        <w:rPr>
-          <w:b/>
-          <w:bCs/>
-        </w:rPr>
-        <w:t>critical business functions</w:t>
-      </w:r>
-      <w:r>
-        <w:t>.</w:t>
+          <w:lang w:val="en-US"/>
+        </w:rPr>
+        <w:br w:type="page"/>
       </w:r>
     </w:p>
     <w:p>
       <w:pPr>
+        <w:jc w:val="both"/>
+        <w:rPr>
+          <w:b/>
+          <w:bCs/>
+          <w:u w:val="single"/>
+          <w:lang w:val="en-US"/>
+        </w:rPr>
+      </w:pPr>
+      <w:r>
+        <w:rPr>
+          <w:b/>
+          <w:bCs/>
+          <w:u w:val="single"/>
+          <w:lang w:val="en-US"/>
+        </w:rPr>
+        <w:lastRenderedPageBreak/>
+        <w:t>Experience:</w:t>
+      </w:r>
+    </w:p>
+    <w:p>
+      <w:pPr>
+        <w:jc w:val="both"/>
+        <w:rPr>
+          <w:b/>
+          <w:bCs/>
+          <w:lang w:val="en-US"/>
+        </w:rPr>
+      </w:pPr>
+      <w:r>
+        <w:rPr>
+          <w:b/>
+          <w:bCs/>
+          <w:lang w:val="en-US"/>
+        </w:rPr>
+        <w:t xml:space="preserve">Company:  </w:t>
+      </w:r>
+      <w:r>
+        <w:rPr>
+          <w:b/>
+          <w:bCs/>
+          <w:lang w:val="en-US"/>
+        </w:rPr>
+        <w:t>Tejas Networks</w:t>
+      </w:r>
+      <w:r>
+        <w:rPr>
+          <w:b/>
+          <w:bCs/>
+          <w:lang w:val="en-US"/>
+        </w:rPr>
+        <w:tab/>
+      </w:r>
+      <w:r>
+        <w:rPr>
+          <w:b/>
+          <w:bCs/>
+          <w:lang w:val="en-US"/>
+        </w:rPr>
+        <w:tab/>
+      </w:r>
+      <w:r>
+        <w:rPr>
+          <w:b/>
+          <w:bCs/>
+          <w:lang w:val="en-US"/>
+        </w:rPr>
+        <w:tab/>
+      </w:r>
+      <w:r>
+        <w:rPr>
+          <w:b/>
+          <w:bCs/>
+          <w:lang w:val="en-US"/>
+        </w:rPr>
+        <w:tab/>
+      </w:r>
+      <w:r>
+        <w:rPr>
+          <w:b/>
+          <w:bCs/>
+          <w:lang w:val="en-US"/>
+        </w:rPr>
+        <w:tab/>
+      </w:r>
+      <w:r>
+        <w:rPr>
+          <w:b/>
+          <w:bCs/>
+          <w:lang w:val="en-US"/>
+        </w:rPr>
+        <w:tab/>
+        <w:t xml:space="preserve">             </w:t>
+      </w:r>
+      <w:r>
+        <w:rPr>
+          <w:b/>
+          <w:bCs/>
+          <w:lang w:val="en-US"/>
+        </w:rPr>
+        <w:tab/>
+        <w:t xml:space="preserve">      </w:t>
+      </w:r>
+      <w:r>
+        <w:rPr>
+          <w:b/>
+          <w:bCs/>
+          <w:lang w:val="en-US"/>
+        </w:rPr>
+        <w:t xml:space="preserve">Sep </w:t>
+      </w:r>
+      <w:r>
+        <w:rPr>
+          <w:b/>
+          <w:bCs/>
+          <w:lang w:val="en-US"/>
+        </w:rPr>
+        <w:t>202</w:t>
+      </w:r>
+      <w:r>
+        <w:rPr>
+          <w:b/>
+          <w:bCs/>
+          <w:lang w:val="en-US"/>
+        </w:rPr>
+        <w:t>1</w:t>
+      </w:r>
+      <w:r>
+        <w:rPr>
+          <w:b/>
+          <w:bCs/>
+          <w:lang w:val="en-US"/>
+        </w:rPr>
+        <w:t xml:space="preserve"> – </w:t>
+      </w:r>
+      <w:r>
+        <w:rPr>
+          <w:b/>
+          <w:bCs/>
+          <w:lang w:val="en-US"/>
+        </w:rPr>
+        <w:t xml:space="preserve">Dec </w:t>
+      </w:r>
+      <w:r>
+        <w:rPr>
+          <w:b/>
+          <w:bCs/>
+          <w:lang w:val="en-US"/>
+        </w:rPr>
+        <w:t>2023</w:t>
+      </w:r>
+    </w:p>
+    <w:p>
+      <w:pPr>
+        <w:jc w:val="both"/>
+        <w:rPr>
+          <w:b/>
+          <w:bCs/>
+          <w:lang w:val="en-US"/>
+        </w:rPr>
+      </w:pPr>
+      <w:r>
+        <w:rPr>
+          <w:b/>
+          <w:bCs/>
+          <w:lang w:val="en-US"/>
+        </w:rPr>
+        <w:t xml:space="preserve">Role: </w:t>
+      </w:r>
+      <w:r>
+        <w:rPr>
+          <w:b/>
+          <w:bCs/>
+          <w:lang w:val="en-US"/>
+        </w:rPr>
+        <w:t>Research and Development P</w:t>
+      </w:r>
+      <w:r>
+        <w:rPr>
+          <w:b/>
+          <w:bCs/>
+          <w:lang w:val="en-US"/>
+        </w:rPr>
+        <w:t>E</w:t>
+      </w:r>
+      <w:r>
+        <w:rPr>
+          <w:b/>
+          <w:bCs/>
+          <w:lang w:val="en-US"/>
+        </w:rPr>
+        <w:t xml:space="preserve"> Engineer</w:t>
+      </w:r>
+    </w:p>
+    <w:p>
+      <w:pPr>
         <w:pStyle w:val="NormalWeb"/>
-        <w:numPr>
-          <w:ilvl w:val="0"/>
-          <w:numId w:val="1"/>
-        </w:numPr>
-        <w:spacing w:before="0" w:beforeAutospacing="0" w:after="0" w:afterAutospacing="0"/>
+        <w:spacing w:line="276" w:lineRule="auto"/>
         <w:jc w:val="both"/>
-        <w:rPr>
-          <w:b/>
-          <w:bCs/>
-          <w:sz w:val="21"/>
-          <w:szCs w:val="21"/>
-          <w:u w:val="single"/>
-          <w:lang w:val="en-US" w:eastAsia="en-GB"/>
-        </w:rPr>
-      </w:pPr>
-      <w:r>
-        <w:t xml:space="preserve">A team player with a </w:t>
-      </w:r>
-      <w:r>
         <w:rPr>
           <w:rStyle w:val="Strong"/>
           <w:rFonts w:eastAsiaTheme="majorEastAsia"/>
         </w:rPr>
-        <w:t>problem-solving mindset</w:t>
-      </w:r>
-      <w:r>
-        <w:t xml:space="preserve">, eager to </w:t>
-      </w:r>
+      </w:pPr>
       <w:r>
         <w:rPr>
           <w:rStyle w:val="Strong"/>
           <w:rFonts w:eastAsiaTheme="majorEastAsia"/>
         </w:rPr>
-        <w:t>collaborate on innovative networking projects</w:t>
-      </w:r>
-      <w:r>
-        <w:t xml:space="preserve"> and contribute to building </w:t>
+        <w:t>Technologies</w:t>
       </w:r>
       <w:r>
         <w:rPr>
           <w:rStyle w:val="Strong"/>
           <w:rFonts w:eastAsiaTheme="majorEastAsia"/>
         </w:rPr>
-        <w:t>efficient, secure, and scalable infrastructures</w:t>
-      </w:r>
-      <w:r>
-        <w:t>.</w:t>
+        <w:t>:</w:t>
+      </w:r>
+      <w:r>
+        <w:rPr>
+          <w:rStyle w:val="Strong"/>
+          <w:rFonts w:eastAsiaTheme="majorEastAsia"/>
+        </w:rPr>
+        <w:t xml:space="preserve"> </w:t>
+      </w:r>
+      <w:r>
+        <w:rPr>
+          <w:rFonts w:eastAsiaTheme="majorEastAsia"/>
+          <w:b/>
+          <w:bCs/>
+        </w:rPr>
+        <w:t xml:space="preserve">MPLS, OSPF, BGP, RSVP-TE, L2VPN, </w:t>
+      </w:r>
+      <w:r>
+        <w:rPr>
+          <w:rFonts w:eastAsiaTheme="majorEastAsia"/>
+          <w:b/>
+          <w:bCs/>
+        </w:rPr>
+        <w:t>IPV</w:t>
+      </w:r>
+      <w:proofErr w:type="gramStart"/>
+      <w:r>
+        <w:rPr>
+          <w:rFonts w:eastAsiaTheme="majorEastAsia"/>
+          <w:b/>
+          <w:bCs/>
+        </w:rPr>
+        <w:t>4</w:t>
+      </w:r>
+      <w:r>
+        <w:rPr>
+          <w:rFonts w:eastAsiaTheme="majorEastAsia"/>
+          <w:b/>
+          <w:bCs/>
+        </w:rPr>
+        <w:t>,</w:t>
+      </w:r>
+      <w:r>
+        <w:rPr>
+          <w:rFonts w:eastAsiaTheme="majorEastAsia"/>
+          <w:b/>
+          <w:bCs/>
+        </w:rPr>
+        <w:t>IPV</w:t>
+      </w:r>
+      <w:proofErr w:type="gramEnd"/>
+      <w:r>
+        <w:rPr>
+          <w:rFonts w:eastAsiaTheme="majorEastAsia"/>
+          <w:b/>
+          <w:bCs/>
+        </w:rPr>
+        <w:t>6</w:t>
+      </w:r>
+      <w:r>
+        <w:rPr>
+          <w:rFonts w:eastAsiaTheme="majorEastAsia"/>
+          <w:b/>
+          <w:bCs/>
+        </w:rPr>
+        <w:t xml:space="preserve">, </w:t>
+      </w:r>
+      <w:r>
+        <w:rPr>
+          <w:rFonts w:eastAsiaTheme="majorEastAsia"/>
+          <w:b/>
+          <w:bCs/>
+        </w:rPr>
+        <w:t>SD-WAN, VLANs, Python, Linux, Ansible, NMS/EMS, Spirent, IXIA</w:t>
       </w:r>
     </w:p>
     <w:p>
       <w:pPr>
         <w:pStyle w:val="NormalWeb"/>
-        <w:spacing w:before="0" w:beforeAutospacing="0" w:after="0" w:afterAutospacing="0"/>
-        <w:ind w:left="360"/>
-        <w:jc w:val="both"/>
-        <w:rPr>
-          <w:b/>
-          <w:bCs/>
-          <w:sz w:val="21"/>
-          <w:szCs w:val="21"/>
-          <w:u w:val="single"/>
-          <w:lang w:val="en-US" w:eastAsia="en-GB"/>
-        </w:rPr>
-      </w:pPr>
-    </w:p>
-    <w:p>
-      <w:pPr>
-        <w:pStyle w:val="NormalWeb"/>
-        <w:spacing w:before="0" w:beforeAutospacing="0" w:after="0" w:afterAutospacing="0"/>
-        <w:ind w:left="360"/>
-        <w:jc w:val="both"/>
-        <w:rPr>
-          <w:b/>
-          <w:bCs/>
-          <w:sz w:val="21"/>
-          <w:szCs w:val="21"/>
-          <w:u w:val="single"/>
-          <w:lang w:val="en-US" w:eastAsia="en-GB"/>
-        </w:rPr>
-      </w:pPr>
-      <w:r>
-        <w:rPr>
-          <w:b/>
-          <w:bCs/>
-          <w:sz w:val="21"/>
-          <w:szCs w:val="21"/>
-          <w:u w:val="single"/>
-          <w:lang w:val="en-US" w:eastAsia="en-GB"/>
-        </w:rPr>
-        <w:t>TECHNICAL SKILLS:</w:t>
-      </w:r>
-      <w:r>
-        <w:rPr>
-          <w:b/>
-          <w:bCs/>
-          <w:sz w:val="21"/>
-          <w:szCs w:val="21"/>
-          <w:u w:val="single"/>
-          <w:lang w:val="en-US" w:eastAsia="en-GB"/>
-        </w:rPr>
-        <w:t>’</w:t>
-      </w:r>
-    </w:p>
-    <w:p>
-      <w:pPr>
-        <w:pStyle w:val="NormalWeb"/>
-        <w:spacing w:before="120" w:beforeAutospacing="0" w:after="0" w:afterAutospacing="0"/>
-        <w:jc w:val="both"/>
-        <w:rPr>
-          <w:b/>
-          <w:bCs/>
-          <w:sz w:val="21"/>
-          <w:szCs w:val="21"/>
-          <w:lang w:val="en-US" w:eastAsia="en-GB"/>
-        </w:rPr>
-      </w:pPr>
-      <w:r>
-        <w:rPr>
-          <w:b/>
-          <w:bCs/>
-          <w:sz w:val="21"/>
-          <w:szCs w:val="21"/>
-          <w:lang w:val="en-US" w:eastAsia="en-GB"/>
-        </w:rPr>
-        <w:t>Networking:</w:t>
-      </w:r>
-    </w:p>
-    <w:p>
-      <w:pPr>
-        <w:pStyle w:val="NormalWeb"/>
-        <w:numPr>
-          <w:ilvl w:val="0"/>
-          <w:numId w:val="29"/>
-        </w:numPr>
-        <w:spacing w:before="0" w:beforeAutospacing="0" w:after="0" w:afterAutospacing="0"/>
-        <w:jc w:val="both"/>
-        <w:rPr>
-          <w:sz w:val="20"/>
-          <w:szCs w:val="20"/>
-          <w:lang w:val="en-US" w:eastAsia="en-GB"/>
-        </w:rPr>
-      </w:pPr>
-      <w:r>
-        <w:rPr>
-          <w:sz w:val="20"/>
-          <w:szCs w:val="20"/>
-          <w:lang w:val="en-US" w:eastAsia="en-GB"/>
-        </w:rPr>
-        <w:t>OSPF,</w:t>
-      </w:r>
-      <w:r>
-        <w:rPr>
-          <w:b/>
-          <w:bCs/>
-          <w:sz w:val="20"/>
-          <w:szCs w:val="20"/>
-          <w:lang w:val="en-US" w:eastAsia="en-GB"/>
-        </w:rPr>
-        <w:t xml:space="preserve"> IS-IS,</w:t>
-      </w:r>
-      <w:r>
-        <w:rPr>
-          <w:sz w:val="20"/>
-          <w:szCs w:val="20"/>
-          <w:lang w:val="en-US" w:eastAsia="en-GB"/>
-        </w:rPr>
-        <w:t xml:space="preserve"> </w:t>
-      </w:r>
-      <w:r>
-        <w:rPr>
-          <w:b/>
-          <w:bCs/>
-          <w:sz w:val="20"/>
-          <w:szCs w:val="20"/>
-          <w:lang w:val="en-US" w:eastAsia="en-GB"/>
-        </w:rPr>
-        <w:t>BGP, RIP</w:t>
-      </w:r>
-      <w:r>
-        <w:rPr>
-          <w:sz w:val="20"/>
-          <w:szCs w:val="20"/>
-          <w:lang w:val="en-US" w:eastAsia="en-GB"/>
-        </w:rPr>
-        <w:t xml:space="preserve">, EIGRP, RSVP-TE, MP-BGP, </w:t>
-      </w:r>
-      <w:r>
-        <w:rPr>
-          <w:b/>
-          <w:bCs/>
-          <w:sz w:val="20"/>
-          <w:szCs w:val="20"/>
-          <w:lang w:val="en-US" w:eastAsia="en-GB"/>
-        </w:rPr>
-        <w:t>L3VPN, VRF, VLAN,</w:t>
-      </w:r>
-      <w:r>
-        <w:rPr>
-          <w:b/>
-          <w:bCs/>
-          <w:sz w:val="20"/>
-          <w:szCs w:val="20"/>
-          <w:lang w:val="en-US" w:eastAsia="en-GB"/>
-        </w:rPr>
-        <w:t>VTP,</w:t>
-      </w:r>
-      <w:r>
-        <w:rPr>
-          <w:b/>
-          <w:bCs/>
-          <w:sz w:val="20"/>
-          <w:szCs w:val="20"/>
-          <w:lang w:val="en-US" w:eastAsia="en-GB"/>
-        </w:rPr>
-        <w:t xml:space="preserve"> QoS</w:t>
-      </w:r>
-      <w:r>
-        <w:rPr>
-          <w:sz w:val="20"/>
-          <w:szCs w:val="20"/>
-          <w:lang w:val="en-US" w:eastAsia="en-GB"/>
-        </w:rPr>
-        <w:t>, IP/MPLS, Segment Routing</w:t>
-      </w:r>
-      <w:r>
-        <w:rPr>
-          <w:sz w:val="20"/>
-          <w:szCs w:val="20"/>
-          <w:lang w:val="en-US" w:eastAsia="en-GB"/>
-        </w:rPr>
-        <w:t>,</w:t>
-      </w:r>
-      <w:r>
-        <w:t xml:space="preserve"> </w:t>
-      </w:r>
-      <w:r>
-        <w:rPr>
-          <w:sz w:val="20"/>
-          <w:szCs w:val="20"/>
-          <w:lang w:val="en-US" w:eastAsia="en-GB"/>
-        </w:rPr>
-        <w:t xml:space="preserve">BRAS, </w:t>
-      </w:r>
-      <w:r>
-        <w:rPr>
-          <w:b/>
-          <w:bCs/>
-          <w:sz w:val="20"/>
-          <w:szCs w:val="20"/>
-          <w:lang w:val="en-US" w:eastAsia="en-GB"/>
-        </w:rPr>
-        <w:t>DNS, DHCP, NTP</w:t>
-      </w:r>
-      <w:r>
-        <w:rPr>
-          <w:sz w:val="20"/>
-          <w:szCs w:val="20"/>
-          <w:lang w:val="en-US" w:eastAsia="en-GB"/>
-        </w:rPr>
-        <w:t>,SNMP.</w:t>
-      </w:r>
-    </w:p>
-    <w:p>
-      <w:pPr>
-        <w:pStyle w:val="NormalWeb"/>
-        <w:numPr>
-          <w:ilvl w:val="0"/>
-          <w:numId w:val="29"/>
-        </w:numPr>
-        <w:spacing w:before="0" w:beforeAutospacing="0" w:after="0" w:afterAutospacing="0"/>
-        <w:jc w:val="both"/>
-        <w:rPr>
-          <w:sz w:val="20"/>
-          <w:szCs w:val="20"/>
-          <w:lang w:val="en-US" w:eastAsia="en-GB"/>
-        </w:rPr>
-      </w:pPr>
-      <w:r>
-        <w:rPr>
-          <w:sz w:val="20"/>
-          <w:szCs w:val="20"/>
-          <w:lang w:val="en-US" w:eastAsia="en-GB"/>
-        </w:rPr>
-        <w:t>security protocols (PLCs, SCADA), Industrial Ethernet (Layer 2/3)</w:t>
-      </w:r>
-    </w:p>
-    <w:p>
-      <w:pPr>
-        <w:pStyle w:val="NormalWeb"/>
-        <w:spacing w:before="120" w:beforeAutospacing="0" w:after="0" w:afterAutospacing="0"/>
-        <w:jc w:val="both"/>
-        <w:rPr>
-          <w:b/>
-          <w:bCs/>
-          <w:sz w:val="21"/>
-          <w:szCs w:val="21"/>
-          <w:lang w:val="en-US" w:eastAsia="en-GB"/>
-        </w:rPr>
-      </w:pPr>
-      <w:r>
-        <w:rPr>
-          <w:b/>
-          <w:bCs/>
-          <w:sz w:val="21"/>
-          <w:szCs w:val="21"/>
-          <w:lang w:val="en-US" w:eastAsia="en-GB"/>
-        </w:rPr>
-        <w:t>Cloud &amp; Virtualization:</w:t>
-      </w:r>
-    </w:p>
-    <w:p>
-      <w:pPr>
-        <w:pStyle w:val="NormalWeb"/>
-        <w:numPr>
-          <w:ilvl w:val="0"/>
-          <w:numId w:val="30"/>
-        </w:numPr>
-        <w:spacing w:before="120" w:beforeAutospacing="0" w:after="0" w:afterAutospacing="0"/>
-        <w:jc w:val="both"/>
-        <w:rPr>
-          <w:sz w:val="20"/>
-          <w:szCs w:val="20"/>
-          <w:lang w:val="en-US" w:eastAsia="en-GB"/>
-        </w:rPr>
-      </w:pPr>
-      <w:r>
-        <w:rPr>
-          <w:sz w:val="20"/>
-          <w:szCs w:val="20"/>
-          <w:lang w:val="en-US" w:eastAsia="en-GB"/>
-        </w:rPr>
-        <w:t>AWS (</w:t>
-      </w:r>
-      <w:r>
-        <w:rPr>
-          <w:b/>
-          <w:bCs/>
-          <w:sz w:val="20"/>
-          <w:szCs w:val="20"/>
-          <w:lang w:val="en-US" w:eastAsia="en-GB"/>
-        </w:rPr>
-        <w:t>VPC, EC2, S3, Route53, IAM, CloudFormation</w:t>
-      </w:r>
-      <w:r>
-        <w:rPr>
-          <w:sz w:val="20"/>
-          <w:szCs w:val="20"/>
-          <w:lang w:val="en-US" w:eastAsia="en-GB"/>
-        </w:rPr>
-        <w:t>), Azure Networking, GCP Networking, Hyper-V, VMware</w:t>
-      </w:r>
-    </w:p>
-    <w:p>
-      <w:pPr>
-        <w:pStyle w:val="NormalWeb"/>
-        <w:spacing w:before="120" w:beforeAutospacing="0" w:after="0" w:afterAutospacing="0"/>
-        <w:jc w:val="both"/>
-        <w:rPr>
-          <w:b/>
-          <w:bCs/>
-          <w:sz w:val="21"/>
-          <w:szCs w:val="21"/>
-          <w:lang w:val="en-US" w:eastAsia="en-GB"/>
-        </w:rPr>
-      </w:pPr>
-      <w:r>
-        <w:rPr>
-          <w:b/>
-          <w:bCs/>
-          <w:sz w:val="21"/>
-          <w:szCs w:val="21"/>
-          <w:lang w:val="en-US" w:eastAsia="en-GB"/>
-        </w:rPr>
-        <w:t>Automation &amp; DevOps:</w:t>
-      </w:r>
-    </w:p>
-    <w:p>
-      <w:pPr>
-        <w:pStyle w:val="NormalWeb"/>
-        <w:numPr>
-          <w:ilvl w:val="0"/>
-          <w:numId w:val="30"/>
-        </w:numPr>
-        <w:spacing w:before="120" w:beforeAutospacing="0" w:after="0" w:afterAutospacing="0"/>
-        <w:jc w:val="both"/>
-        <w:rPr>
-          <w:sz w:val="20"/>
-          <w:szCs w:val="20"/>
-          <w:lang w:val="en-US" w:eastAsia="en-GB"/>
-        </w:rPr>
-      </w:pPr>
-      <w:r>
-        <w:rPr>
-          <w:b/>
-          <w:bCs/>
-          <w:sz w:val="20"/>
-          <w:szCs w:val="20"/>
-          <w:lang w:val="en-US" w:eastAsia="en-GB"/>
-        </w:rPr>
-        <w:t>Python</w:t>
-      </w:r>
-      <w:r>
-        <w:rPr>
-          <w:sz w:val="20"/>
-          <w:szCs w:val="20"/>
-          <w:lang w:val="en-US" w:eastAsia="en-GB"/>
-        </w:rPr>
-        <w:t xml:space="preserve">, Ansible, Terraform, Docker, Kubernetes, </w:t>
-      </w:r>
-      <w:r>
-        <w:rPr>
-          <w:b/>
-          <w:bCs/>
-          <w:sz w:val="20"/>
-          <w:szCs w:val="20"/>
-          <w:lang w:val="en-US" w:eastAsia="en-GB"/>
-        </w:rPr>
-        <w:t>CI/CD</w:t>
-      </w:r>
-      <w:r>
-        <w:rPr>
-          <w:sz w:val="20"/>
-          <w:szCs w:val="20"/>
-          <w:lang w:val="en-US" w:eastAsia="en-GB"/>
-        </w:rPr>
-        <w:t xml:space="preserve"> (Jenkins, GitHub Actions, GitLab CI)</w:t>
-      </w:r>
-    </w:p>
-    <w:p>
-      <w:pPr>
-        <w:pStyle w:val="NormalWeb"/>
-        <w:spacing w:before="120" w:beforeAutospacing="0" w:after="0" w:afterAutospacing="0"/>
-        <w:jc w:val="both"/>
-        <w:rPr>
-          <w:b/>
-          <w:bCs/>
-          <w:sz w:val="21"/>
-          <w:szCs w:val="21"/>
-          <w:lang w:val="en-US" w:eastAsia="en-GB"/>
-        </w:rPr>
-      </w:pPr>
-      <w:r>
-        <w:rPr>
-          <w:b/>
-          <w:bCs/>
-          <w:sz w:val="21"/>
-          <w:szCs w:val="21"/>
-          <w:lang w:val="en-US" w:eastAsia="en-GB"/>
-        </w:rPr>
-        <w:t>Security:</w:t>
-      </w:r>
-    </w:p>
-    <w:p>
-      <w:pPr>
-        <w:pStyle w:val="NormalWeb"/>
-        <w:numPr>
-          <w:ilvl w:val="0"/>
-          <w:numId w:val="30"/>
-        </w:numPr>
-        <w:spacing w:before="120" w:beforeAutospacing="0" w:after="0" w:afterAutospacing="0"/>
-        <w:jc w:val="both"/>
-        <w:rPr>
-          <w:sz w:val="20"/>
-          <w:szCs w:val="20"/>
-          <w:lang w:val="en-US" w:eastAsia="en-GB"/>
-        </w:rPr>
-      </w:pPr>
-      <w:r>
-        <w:rPr>
-          <w:sz w:val="20"/>
-          <w:szCs w:val="20"/>
-          <w:lang w:val="en-US" w:eastAsia="en-GB"/>
-        </w:rPr>
-        <w:t>Firewalls (</w:t>
-      </w:r>
-      <w:r>
-        <w:rPr>
-          <w:b/>
-          <w:bCs/>
-          <w:sz w:val="20"/>
-          <w:szCs w:val="20"/>
-          <w:lang w:val="en-US" w:eastAsia="en-GB"/>
-        </w:rPr>
-        <w:t>Cisco ASA, Palo Alto, FortiGate, Checkpoint</w:t>
-      </w:r>
-      <w:r>
-        <w:rPr>
-          <w:sz w:val="20"/>
-          <w:szCs w:val="20"/>
-          <w:lang w:val="en-US" w:eastAsia="en-GB"/>
-        </w:rPr>
-        <w:t xml:space="preserve">), IDS/IPS, SIEAAA (TACACS+, RADIUS), </w:t>
-      </w:r>
-      <w:r>
-        <w:rPr>
-          <w:b/>
-          <w:bCs/>
-          <w:sz w:val="20"/>
-          <w:szCs w:val="20"/>
-          <w:lang w:val="en-US" w:eastAsia="en-GB"/>
-        </w:rPr>
-        <w:t>Zero Trust</w:t>
-      </w:r>
-    </w:p>
-    <w:p>
-      <w:pPr>
-        <w:pStyle w:val="NormalWeb"/>
-        <w:spacing w:before="120" w:beforeAutospacing="0" w:after="0" w:afterAutospacing="0"/>
-        <w:jc w:val="both"/>
-        <w:rPr>
-          <w:b/>
-          <w:bCs/>
-          <w:sz w:val="21"/>
-          <w:szCs w:val="21"/>
-          <w:lang w:val="en-US" w:eastAsia="en-GB"/>
-        </w:rPr>
-      </w:pPr>
-      <w:r>
-        <w:rPr>
-          <w:b/>
-          <w:bCs/>
-          <w:sz w:val="21"/>
-          <w:szCs w:val="21"/>
-          <w:lang w:val="en-US" w:eastAsia="en-GB"/>
-        </w:rPr>
-        <w:t>Tools &amp; Protocols:</w:t>
-      </w:r>
-    </w:p>
-    <w:p>
-      <w:pPr>
-        <w:pStyle w:val="NormalWeb"/>
-        <w:numPr>
-          <w:ilvl w:val="0"/>
-          <w:numId w:val="30"/>
-        </w:numPr>
-        <w:spacing w:before="120" w:beforeAutospacing="0" w:after="0" w:afterAutospacing="0"/>
-        <w:jc w:val="both"/>
-        <w:rPr>
-          <w:sz w:val="20"/>
-          <w:szCs w:val="20"/>
-          <w:lang w:val="en-US" w:eastAsia="en-GB"/>
-        </w:rPr>
-      </w:pPr>
-      <w:r>
-        <w:rPr>
-          <w:b/>
-          <w:bCs/>
-          <w:sz w:val="20"/>
-          <w:szCs w:val="20"/>
-          <w:lang w:val="en-US" w:eastAsia="en-GB"/>
-        </w:rPr>
-        <w:t>NMS, EMS, Wireshark, PRTG, SolarWinds, NetFlow, Syslog, TCP/IP, SNMP, DHCP, DNS, Nmap</w:t>
-      </w:r>
-      <w:r>
-        <w:rPr>
-          <w:sz w:val="20"/>
-          <w:szCs w:val="20"/>
-          <w:lang w:val="en-US" w:eastAsia="en-GB"/>
-        </w:rPr>
-        <w:t>, Metasploit, Cisco Packet Tracer</w:t>
-      </w:r>
-      <w:r>
-        <w:rPr>
-          <w:sz w:val="20"/>
-          <w:szCs w:val="20"/>
-          <w:lang w:val="en-US" w:eastAsia="en-GB"/>
-        </w:rPr>
-        <w:t xml:space="preserve">, </w:t>
-      </w:r>
-      <w:r>
-        <w:rPr>
-          <w:b/>
-          <w:bCs/>
-          <w:sz w:val="20"/>
-          <w:szCs w:val="20"/>
-          <w:lang w:val="en-US" w:eastAsia="en-GB"/>
-        </w:rPr>
-        <w:t xml:space="preserve">SonicWall, </w:t>
-      </w:r>
-      <w:proofErr w:type="spellStart"/>
-      <w:r>
-        <w:rPr>
-          <w:b/>
-          <w:bCs/>
-          <w:sz w:val="20"/>
-          <w:szCs w:val="20"/>
-          <w:lang w:val="en-US" w:eastAsia="en-GB"/>
-        </w:rPr>
-        <w:t>Netgear</w:t>
-      </w:r>
-      <w:proofErr w:type="spellEnd"/>
-      <w:r>
-        <w:rPr>
-          <w:b/>
-          <w:bCs/>
-          <w:sz w:val="20"/>
-          <w:szCs w:val="20"/>
-          <w:lang w:val="en-US" w:eastAsia="en-GB"/>
-        </w:rPr>
-        <w:t>.</w:t>
-      </w:r>
-    </w:p>
-    <w:p>
-      <w:pPr>
-        <w:pStyle w:val="NormalWeb"/>
-        <w:spacing w:before="120" w:beforeAutospacing="0" w:after="0" w:afterAutospacing="0"/>
-        <w:jc w:val="both"/>
-        <w:rPr>
-          <w:b/>
-          <w:bCs/>
-          <w:sz w:val="21"/>
-          <w:szCs w:val="21"/>
-          <w:lang w:val="en-US" w:eastAsia="en-GB"/>
-        </w:rPr>
-      </w:pPr>
-      <w:r>
-        <w:rPr>
-          <w:b/>
-          <w:bCs/>
-          <w:sz w:val="21"/>
-          <w:szCs w:val="21"/>
-          <w:lang w:val="en-US" w:eastAsia="en-GB"/>
-        </w:rPr>
-        <w:t>Scripting &amp; Programming:</w:t>
-      </w:r>
-    </w:p>
-    <w:p>
-      <w:pPr>
-        <w:pStyle w:val="NormalWeb"/>
-        <w:numPr>
-          <w:ilvl w:val="0"/>
-          <w:numId w:val="30"/>
-        </w:numPr>
-        <w:spacing w:before="120" w:beforeAutospacing="0" w:after="0" w:afterAutospacing="0"/>
-        <w:jc w:val="both"/>
-        <w:rPr>
-          <w:sz w:val="20"/>
-          <w:szCs w:val="20"/>
-          <w:lang w:val="en-US" w:eastAsia="en-GB"/>
-        </w:rPr>
-      </w:pPr>
-      <w:r>
-        <w:rPr>
-          <w:sz w:val="20"/>
-          <w:szCs w:val="20"/>
-          <w:lang w:val="en-US" w:eastAsia="en-GB"/>
-        </w:rPr>
-        <w:t xml:space="preserve">Python, </w:t>
-      </w:r>
-      <w:r>
-        <w:rPr>
-          <w:b/>
-          <w:bCs/>
-          <w:sz w:val="20"/>
-          <w:szCs w:val="20"/>
-          <w:lang w:val="en-US" w:eastAsia="en-GB"/>
-        </w:rPr>
-        <w:t>Bash</w:t>
-      </w:r>
-      <w:r>
-        <w:rPr>
-          <w:sz w:val="20"/>
-          <w:szCs w:val="20"/>
-          <w:lang w:val="en-US" w:eastAsia="en-GB"/>
-        </w:rPr>
-        <w:t xml:space="preserve">, YAML, JSON, </w:t>
-      </w:r>
-      <w:r>
-        <w:rPr>
-          <w:b/>
-          <w:bCs/>
-          <w:sz w:val="20"/>
-          <w:szCs w:val="20"/>
-          <w:lang w:val="en-US" w:eastAsia="en-GB"/>
-        </w:rPr>
-        <w:t>PowerShell</w:t>
-      </w:r>
-    </w:p>
-    <w:p>
-      <w:pPr>
-        <w:pStyle w:val="NormalWeb"/>
-        <w:spacing w:before="120" w:beforeAutospacing="0" w:after="0" w:afterAutospacing="0"/>
-        <w:jc w:val="both"/>
-        <w:rPr>
-          <w:b/>
-          <w:bCs/>
-          <w:sz w:val="21"/>
-          <w:szCs w:val="21"/>
-          <w:lang w:val="en-US" w:eastAsia="en-GB"/>
-        </w:rPr>
-      </w:pPr>
-      <w:r>
-        <w:rPr>
-          <w:b/>
-          <w:bCs/>
-          <w:sz w:val="21"/>
-          <w:szCs w:val="21"/>
-          <w:lang w:val="en-US" w:eastAsia="en-GB"/>
-        </w:rPr>
-        <w:t>Version Control &amp; Project Management:</w:t>
-      </w:r>
-    </w:p>
-    <w:p>
-      <w:pPr>
-        <w:pStyle w:val="NormalWeb"/>
-        <w:numPr>
-          <w:ilvl w:val="0"/>
-          <w:numId w:val="30"/>
-        </w:numPr>
-        <w:spacing w:before="120" w:beforeAutospacing="0" w:after="0" w:afterAutospacing="0"/>
-        <w:jc w:val="both"/>
-        <w:rPr>
-          <w:sz w:val="20"/>
-          <w:szCs w:val="20"/>
-          <w:lang w:val="en-US" w:eastAsia="en-GB"/>
-        </w:rPr>
-      </w:pPr>
-      <w:r>
-        <w:rPr>
-          <w:b/>
-          <w:bCs/>
-          <w:sz w:val="20"/>
-          <w:szCs w:val="20"/>
-          <w:lang w:val="en-US" w:eastAsia="en-GB"/>
-        </w:rPr>
-        <w:t>Git</w:t>
-      </w:r>
-      <w:r>
-        <w:rPr>
-          <w:sz w:val="20"/>
-          <w:szCs w:val="20"/>
-          <w:lang w:val="en-US" w:eastAsia="en-GB"/>
-        </w:rPr>
-        <w:t xml:space="preserve">, Confluence, </w:t>
-      </w:r>
-      <w:r>
-        <w:rPr>
-          <w:b/>
-          <w:bCs/>
-          <w:sz w:val="20"/>
-          <w:szCs w:val="20"/>
-          <w:lang w:val="en-US" w:eastAsia="en-GB"/>
-        </w:rPr>
-        <w:t>Agile &amp; Scrum Methodologies</w:t>
-      </w:r>
-    </w:p>
-    <w:p>
-      <w:pPr>
-        <w:pStyle w:val="NormalWeb"/>
-        <w:spacing w:before="120" w:beforeAutospacing="0" w:after="0" w:afterAutospacing="0"/>
-        <w:jc w:val="both"/>
-        <w:rPr>
-          <w:b/>
-          <w:bCs/>
-          <w:sz w:val="21"/>
-          <w:szCs w:val="21"/>
-          <w:lang w:val="en-US" w:eastAsia="en-GB"/>
-        </w:rPr>
-      </w:pPr>
-      <w:r>
-        <w:rPr>
-          <w:b/>
-          <w:bCs/>
-          <w:sz w:val="21"/>
-          <w:szCs w:val="21"/>
-          <w:lang w:val="en-US" w:eastAsia="en-GB"/>
-        </w:rPr>
-        <w:t>Operating Systems &amp; Administration:</w:t>
-      </w:r>
-    </w:p>
-    <w:p>
-      <w:pPr>
-        <w:pStyle w:val="NormalWeb"/>
-        <w:numPr>
-          <w:ilvl w:val="0"/>
-          <w:numId w:val="30"/>
-        </w:numPr>
-        <w:spacing w:before="120" w:beforeAutospacing="0" w:after="0" w:afterAutospacing="0"/>
-        <w:jc w:val="both"/>
-        <w:rPr>
-          <w:sz w:val="20"/>
-          <w:szCs w:val="20"/>
-          <w:lang w:val="en-US" w:eastAsia="en-GB"/>
-        </w:rPr>
-      </w:pPr>
-      <w:r>
-        <w:rPr>
-          <w:sz w:val="20"/>
-          <w:szCs w:val="20"/>
-          <w:lang w:val="en-US" w:eastAsia="en-GB"/>
-        </w:rPr>
-        <w:t>Linux (</w:t>
-      </w:r>
-      <w:r>
-        <w:rPr>
-          <w:b/>
-          <w:bCs/>
-          <w:sz w:val="20"/>
-          <w:szCs w:val="20"/>
-          <w:lang w:val="en-US" w:eastAsia="en-GB"/>
-        </w:rPr>
-        <w:t>CentOS, Ubuntu</w:t>
-      </w:r>
-      <w:r>
-        <w:rPr>
-          <w:sz w:val="20"/>
-          <w:szCs w:val="20"/>
-          <w:lang w:val="en-US" w:eastAsia="en-GB"/>
-        </w:rPr>
-        <w:t xml:space="preserve">, Red Hat, Debian), </w:t>
-      </w:r>
-      <w:r>
-        <w:rPr>
-          <w:b/>
-          <w:bCs/>
-          <w:sz w:val="20"/>
-          <w:szCs w:val="20"/>
-          <w:lang w:val="en-US" w:eastAsia="en-GB"/>
-        </w:rPr>
-        <w:t>Shell Scripting</w:t>
-      </w:r>
-    </w:p>
-    <w:p>
-      <w:pPr>
-        <w:pStyle w:val="NormalWeb"/>
-        <w:spacing w:before="120" w:beforeAutospacing="0" w:after="0" w:afterAutospacing="0"/>
-        <w:jc w:val="both"/>
-        <w:rPr>
-          <w:b/>
-          <w:bCs/>
-          <w:sz w:val="21"/>
-          <w:szCs w:val="21"/>
-          <w:lang w:val="en-US" w:eastAsia="en-GB"/>
-        </w:rPr>
-      </w:pPr>
-      <w:r>
-        <w:rPr>
-          <w:b/>
-          <w:bCs/>
-          <w:sz w:val="21"/>
-          <w:szCs w:val="21"/>
-          <w:lang w:val="en-US" w:eastAsia="en-GB"/>
-        </w:rPr>
-        <w:t>Threat Prevention:</w:t>
-      </w:r>
-    </w:p>
-    <w:p>
-      <w:pPr>
-        <w:pStyle w:val="NormalWeb"/>
-        <w:numPr>
-          <w:ilvl w:val="0"/>
-          <w:numId w:val="30"/>
-        </w:numPr>
-        <w:spacing w:before="120" w:beforeAutospacing="0" w:after="0" w:afterAutospacing="0"/>
-        <w:jc w:val="both"/>
-        <w:rPr>
-          <w:b/>
-          <w:bCs/>
-          <w:sz w:val="20"/>
-          <w:szCs w:val="20"/>
-          <w:lang w:val="en-US" w:eastAsia="en-GB"/>
-        </w:rPr>
-      </w:pPr>
-      <w:r>
-        <w:rPr>
-          <w:b/>
-          <w:bCs/>
-          <w:sz w:val="20"/>
-          <w:szCs w:val="20"/>
-          <w:lang w:val="en-US" w:eastAsia="en-GB"/>
-        </w:rPr>
-        <w:t>IPS, DDoS/DoS Attack Detection, Vulnerability Scanning</w:t>
-      </w:r>
-    </w:p>
-    <w:p>
-      <w:pPr>
-        <w:pStyle w:val="NormalWeb"/>
-        <w:spacing w:before="120" w:beforeAutospacing="0" w:after="0" w:afterAutospacing="0"/>
-        <w:jc w:val="both"/>
-        <w:rPr>
-          <w:b/>
-          <w:bCs/>
-          <w:sz w:val="21"/>
-          <w:szCs w:val="21"/>
-          <w:lang w:val="en-US" w:eastAsia="en-GB"/>
-        </w:rPr>
-      </w:pPr>
-      <w:r>
-        <w:rPr>
-          <w:b/>
-          <w:bCs/>
-          <w:sz w:val="21"/>
-          <w:szCs w:val="21"/>
-          <w:lang w:val="en-US" w:eastAsia="en-GB"/>
-        </w:rPr>
-        <w:t>Cybersecurity:</w:t>
-      </w:r>
-    </w:p>
-    <w:p>
-      <w:pPr>
-        <w:pStyle w:val="NormalWeb"/>
-        <w:numPr>
-          <w:ilvl w:val="0"/>
-          <w:numId w:val="30"/>
-        </w:numPr>
-        <w:spacing w:before="120" w:beforeAutospacing="0" w:after="0" w:afterAutospacing="0"/>
-        <w:jc w:val="both"/>
-        <w:rPr>
-          <w:sz w:val="20"/>
-          <w:szCs w:val="20"/>
-          <w:lang w:val="en-US" w:eastAsia="en-GB"/>
-        </w:rPr>
-      </w:pPr>
-      <w:r>
-        <w:rPr>
-          <w:b/>
-          <w:bCs/>
-          <w:sz w:val="20"/>
-          <w:szCs w:val="20"/>
-          <w:lang w:val="en-US" w:eastAsia="en-GB"/>
-        </w:rPr>
-        <w:t>IAM, Security Policies, Threat Analysis</w:t>
-      </w:r>
-      <w:r>
-        <w:rPr>
-          <w:sz w:val="20"/>
-          <w:szCs w:val="20"/>
-          <w:lang w:val="en-US" w:eastAsia="en-GB"/>
-        </w:rPr>
-        <w:t>, Incident Response, SIEM</w:t>
-      </w:r>
-    </w:p>
-    <w:p>
-      <w:pPr>
-        <w:jc w:val="both"/>
-        <w:rPr>
-          <w:b/>
-          <w:bCs/>
-          <w:u w:val="single"/>
-          <w:lang w:val="en-US"/>
-        </w:rPr>
-      </w:pPr>
-    </w:p>
-    <w:p>
-      <w:pPr>
-        <w:jc w:val="both"/>
-        <w:rPr>
-          <w:b/>
-          <w:bCs/>
-          <w:u w:val="single"/>
-          <w:lang w:val="en-US"/>
-        </w:rPr>
-      </w:pPr>
-      <w:r>
-        <w:rPr>
-          <w:b/>
-          <w:bCs/>
-          <w:u w:val="single"/>
-          <w:lang w:val="en-US"/>
-        </w:rPr>
-        <w:lastRenderedPageBreak/>
-        <w:t>Experience:</w:t>
-      </w:r>
-    </w:p>
-    <w:p>
-      <w:pPr>
-        <w:jc w:val="both"/>
-        <w:rPr>
-          <w:b/>
-          <w:bCs/>
-          <w:lang w:val="en-US"/>
-        </w:rPr>
-      </w:pPr>
-      <w:r>
-        <w:rPr>
-          <w:b/>
-          <w:bCs/>
-          <w:lang w:val="en-US"/>
-        </w:rPr>
-        <w:t xml:space="preserve">Company:  </w:t>
-      </w:r>
-      <w:r>
-        <w:rPr>
-          <w:b/>
-          <w:bCs/>
-          <w:lang w:val="en-US"/>
-        </w:rPr>
-        <w:t>Tejas Networks</w:t>
-      </w:r>
-      <w:r>
-        <w:rPr>
-          <w:b/>
-          <w:bCs/>
-          <w:lang w:val="en-US"/>
-        </w:rPr>
-        <w:tab/>
-      </w:r>
-      <w:r>
-        <w:rPr>
-          <w:b/>
-          <w:bCs/>
-          <w:lang w:val="en-US"/>
-        </w:rPr>
-        <w:tab/>
-      </w:r>
-      <w:r>
-        <w:rPr>
-          <w:b/>
-          <w:bCs/>
-          <w:lang w:val="en-US"/>
-        </w:rPr>
-        <w:tab/>
-      </w:r>
-      <w:r>
-        <w:rPr>
-          <w:b/>
-          <w:bCs/>
-          <w:lang w:val="en-US"/>
-        </w:rPr>
-        <w:tab/>
-      </w:r>
-      <w:r>
-        <w:rPr>
-          <w:b/>
-          <w:bCs/>
-          <w:lang w:val="en-US"/>
-        </w:rPr>
-        <w:tab/>
-      </w:r>
-      <w:r>
-        <w:rPr>
-          <w:b/>
-          <w:bCs/>
-          <w:lang w:val="en-US"/>
-        </w:rPr>
-        <w:tab/>
-        <w:t xml:space="preserve">             </w:t>
-      </w:r>
-      <w:r>
-        <w:rPr>
-          <w:b/>
-          <w:bCs/>
-          <w:lang w:val="en-US"/>
-        </w:rPr>
-        <w:tab/>
-        <w:t xml:space="preserve">      </w:t>
-      </w:r>
-      <w:r>
-        <w:rPr>
-          <w:b/>
-          <w:bCs/>
-          <w:lang w:val="en-US"/>
-        </w:rPr>
-        <w:t xml:space="preserve">Sep </w:t>
-      </w:r>
-      <w:r>
-        <w:rPr>
-          <w:b/>
-          <w:bCs/>
-          <w:lang w:val="en-US"/>
-        </w:rPr>
-        <w:t>202</w:t>
-      </w:r>
-      <w:r>
-        <w:rPr>
-          <w:b/>
-          <w:bCs/>
-          <w:lang w:val="en-US"/>
-        </w:rPr>
-        <w:t>2</w:t>
-      </w:r>
-      <w:r>
-        <w:rPr>
-          <w:b/>
-          <w:bCs/>
-          <w:lang w:val="en-US"/>
-        </w:rPr>
-        <w:t xml:space="preserve"> – </w:t>
-      </w:r>
-      <w:r>
-        <w:rPr>
-          <w:b/>
-          <w:bCs/>
-          <w:lang w:val="en-US"/>
-        </w:rPr>
-        <w:t xml:space="preserve">Dec </w:t>
-      </w:r>
-      <w:r>
-        <w:rPr>
-          <w:b/>
-          <w:bCs/>
-          <w:lang w:val="en-US"/>
-        </w:rPr>
-        <w:t>2023</w:t>
-      </w:r>
-    </w:p>
-    <w:p>
-      <w:pPr>
-        <w:jc w:val="both"/>
-        <w:rPr>
-          <w:b/>
-          <w:bCs/>
-          <w:lang w:val="en-US"/>
-        </w:rPr>
-      </w:pPr>
-      <w:r>
-        <w:rPr>
-          <w:b/>
-          <w:bCs/>
-          <w:lang w:val="en-US"/>
-        </w:rPr>
-        <w:t xml:space="preserve">Role: </w:t>
-      </w:r>
-      <w:r>
-        <w:rPr>
-          <w:b/>
-          <w:bCs/>
-          <w:lang w:val="en-US"/>
-        </w:rPr>
-        <w:t>Research and Development P</w:t>
-      </w:r>
-      <w:r>
-        <w:rPr>
-          <w:b/>
-          <w:bCs/>
-          <w:lang w:val="en-US"/>
-        </w:rPr>
-        <w:t>E</w:t>
-      </w:r>
-      <w:r>
-        <w:rPr>
-          <w:b/>
-          <w:bCs/>
-          <w:lang w:val="en-US"/>
-        </w:rPr>
-        <w:t xml:space="preserve"> Engineer</w:t>
-      </w:r>
-    </w:p>
-    <w:p>
-      <w:pPr>
-        <w:pStyle w:val="NormalWeb"/>
+        <w:spacing w:before="0" w:beforeAutospacing="0" w:after="0" w:afterAutospacing="0" w:line="276" w:lineRule="auto"/>
         <w:jc w:val="both"/>
         <w:rPr>
           <w:rStyle w:val="Strong"/>
           <w:rFonts w:eastAsiaTheme="majorEastAsia"/>
         </w:rPr>
-      </w:pPr>
-      <w:r>
-        <w:rPr>
-          <w:rStyle w:val="Strong"/>
-          <w:rFonts w:eastAsiaTheme="majorEastAsia"/>
-        </w:rPr>
-        <w:t>Environment &amp; Skills:</w:t>
-      </w:r>
-    </w:p>
-    <w:p>
-      <w:pPr>
-        <w:pStyle w:val="NormalWeb"/>
-        <w:spacing w:before="0" w:beforeAutospacing="0" w:after="0" w:afterAutospacing="0"/>
-        <w:jc w:val="both"/>
-      </w:pPr>
-      <w:r>
-        <w:t xml:space="preserve">• MPLS, </w:t>
-      </w:r>
-      <w:r>
-        <w:rPr>
-          <w:b/>
-          <w:bCs/>
-        </w:rPr>
-        <w:t>OSPF, BGP</w:t>
-      </w:r>
-      <w:r>
-        <w:t xml:space="preserve">, EIGRP, RSVP-TE, </w:t>
-      </w:r>
-      <w:r>
-        <w:rPr>
-          <w:b/>
-          <w:bCs/>
-        </w:rPr>
-        <w:t xml:space="preserve">L2VPN, VPLS, </w:t>
-      </w:r>
-      <w:r>
-        <w:rPr>
-          <w:b/>
-          <w:bCs/>
-        </w:rPr>
-        <w:t>SD-WAN,</w:t>
-      </w:r>
-      <w:r>
-        <w:t xml:space="preserve"> LAN, </w:t>
-      </w:r>
-      <w:r>
-        <w:t>WAN, DWDM</w:t>
-      </w:r>
-      <w:r>
-        <w:t xml:space="preserve">, </w:t>
-      </w:r>
-      <w:r>
-        <w:rPr>
-          <w:b/>
-          <w:bCs/>
-        </w:rPr>
-        <w:t>NMS, EMS</w:t>
-      </w:r>
-      <w:r>
-        <w:t xml:space="preserve">, Python, </w:t>
-      </w:r>
-      <w:r>
-        <w:t>Linux, Bash</w:t>
-      </w:r>
-    </w:p>
-    <w:p>
-      <w:pPr>
-        <w:pStyle w:val="NormalWeb"/>
-        <w:spacing w:before="0" w:beforeAutospacing="0" w:after="0" w:afterAutospacing="0"/>
-        <w:jc w:val="both"/>
-      </w:pPr>
-      <w:r>
-        <w:t>• Testing frameworks, Manual Testing, Automation Testing, Network Protocols</w:t>
-      </w:r>
-    </w:p>
-    <w:p>
-      <w:pPr>
-        <w:pStyle w:val="NormalWeb"/>
-        <w:spacing w:before="0" w:beforeAutospacing="0" w:after="0" w:afterAutospacing="0"/>
-        <w:jc w:val="both"/>
       </w:pPr>
       <w:r>
         <w:rPr>
@@ -1660,54 +1147,60 @@
         <w:spacing w:line="276" w:lineRule="auto"/>
         <w:jc w:val="both"/>
         <w:rPr>
-          <w:sz w:val="22"/>
-          <w:szCs w:val="22"/>
+          <w:b/>
+          <w:bCs/>
+          <w:sz w:val="26"/>
+          <w:szCs w:val="26"/>
+        </w:rPr>
+      </w:pPr>
+      <w:r>
+        <w:rPr>
+          <w:sz w:val="26"/>
+          <w:szCs w:val="26"/>
           <w:lang w:val="en-US"/>
         </w:rPr>
-      </w:pPr>
-      <w:r>
-        <w:rPr>
-          <w:sz w:val="22"/>
-          <w:szCs w:val="22"/>
-          <w:lang w:val="en-US"/>
-        </w:rPr>
-        <w:t xml:space="preserve">Conducted </w:t>
-      </w:r>
-      <w:r>
-        <w:rPr>
-          <w:b/>
-          <w:bCs/>
-          <w:sz w:val="22"/>
-          <w:szCs w:val="22"/>
-          <w:lang w:val="en-US"/>
-        </w:rPr>
-        <w:t>manual testing</w:t>
-      </w:r>
-      <w:r>
-        <w:rPr>
-          <w:sz w:val="22"/>
-          <w:szCs w:val="22"/>
-          <w:lang w:val="en-US"/>
-        </w:rPr>
-        <w:t xml:space="preserve"> of </w:t>
-      </w:r>
-      <w:r>
-        <w:rPr>
-          <w:b/>
-          <w:bCs/>
-          <w:sz w:val="22"/>
-          <w:szCs w:val="22"/>
-          <w:lang w:val="en-US"/>
-        </w:rPr>
-        <w:t>security protocols (OSPF, BGP, EIGRP, RSVP-TE)</w:t>
-      </w:r>
-      <w:r>
-        <w:rPr>
-          <w:sz w:val="22"/>
-          <w:szCs w:val="22"/>
-          <w:lang w:val="en-US"/>
-        </w:rPr>
-        <w:t>, ensuring secure network operations across multi-vendor environments.</w:t>
+        <w:t>C</w:t>
+      </w:r>
+      <w:proofErr w:type="spellStart"/>
+      <w:r>
+        <w:rPr>
+          <w:sz w:val="26"/>
+          <w:szCs w:val="26"/>
+        </w:rPr>
+        <w:t>onducted</w:t>
+      </w:r>
+      <w:proofErr w:type="spellEnd"/>
+      <w:r>
+        <w:rPr>
+          <w:sz w:val="26"/>
+          <w:szCs w:val="26"/>
+        </w:rPr>
+        <w:t xml:space="preserve"> detailed manual and automated testing of advanced routing protocols (</w:t>
+      </w:r>
+      <w:r>
+        <w:rPr>
+          <w:b/>
+          <w:bCs/>
+          <w:sz w:val="26"/>
+          <w:szCs w:val="26"/>
+        </w:rPr>
+        <w:t>OSPFv3, BGP, EIGRP, RSVP-TE</w:t>
+      </w:r>
+      <w:r>
+        <w:rPr>
+          <w:sz w:val="26"/>
+          <w:szCs w:val="26"/>
+        </w:rPr>
+        <w:t xml:space="preserve">) across multi-vendor environments including </w:t>
+      </w:r>
+      <w:r>
+        <w:rPr>
+          <w:b/>
+          <w:bCs/>
+          <w:sz w:val="26"/>
+          <w:szCs w:val="26"/>
+        </w:rPr>
+        <w:t>Cisco, Juniper, and Huawei.</w:t>
       </w:r>
     </w:p>
     <w:p>
@@ -1720,36 +1213,48 @@
         <w:spacing w:line="276" w:lineRule="auto"/>
         <w:jc w:val="both"/>
         <w:rPr>
-          <w:sz w:val="22"/>
-          <w:szCs w:val="22"/>
-          <w:lang w:val="en-US"/>
-        </w:rPr>
-      </w:pPr>
-      <w:r>
-        <w:rPr>
-          <w:sz w:val="22"/>
-          <w:szCs w:val="22"/>
-          <w:lang w:val="en-US"/>
-        </w:rPr>
-        <w:t xml:space="preserve">Tested </w:t>
-      </w:r>
-      <w:r>
-        <w:rPr>
-          <w:b/>
-          <w:bCs/>
-          <w:sz w:val="22"/>
-          <w:szCs w:val="22"/>
-          <w:lang w:val="en-US"/>
+          <w:sz w:val="26"/>
+          <w:szCs w:val="26"/>
+        </w:rPr>
+      </w:pPr>
+      <w:r>
+        <w:rPr>
+          <w:sz w:val="26"/>
+          <w:szCs w:val="26"/>
+        </w:rPr>
+        <w:t xml:space="preserve">Validated L2/L3 VPNs, VPLS, and </w:t>
+      </w:r>
+      <w:r>
+        <w:rPr>
+          <w:b/>
+          <w:bCs/>
+          <w:sz w:val="26"/>
+          <w:szCs w:val="26"/>
         </w:rPr>
         <w:t>MPLS</w:t>
       </w:r>
       <w:r>
         <w:rPr>
-          <w:sz w:val="22"/>
-          <w:szCs w:val="22"/>
-          <w:lang w:val="en-US"/>
-        </w:rPr>
-        <w:t xml:space="preserve"> protocols by evaluating security features and ensuring secure integration within service provider networks.</w:t>
+          <w:sz w:val="26"/>
+          <w:szCs w:val="26"/>
+        </w:rPr>
+        <w:t xml:space="preserve"> configurations for secure and scalable deployments in enterprise and </w:t>
+      </w:r>
+      <w:r>
+        <w:rPr>
+          <w:b/>
+          <w:bCs/>
+          <w:sz w:val="26"/>
+          <w:szCs w:val="26"/>
+        </w:rPr>
+        <w:t>SD-WAN</w:t>
+      </w:r>
+      <w:r>
+        <w:rPr>
+          <w:sz w:val="26"/>
+          <w:szCs w:val="26"/>
+        </w:rPr>
+        <w:t xml:space="preserve"> setups.</w:t>
       </w:r>
     </w:p>
     <w:p>
@@ -1762,54 +1267,32 @@
         <w:spacing w:line="276" w:lineRule="auto"/>
         <w:jc w:val="both"/>
         <w:rPr>
-          <w:sz w:val="22"/>
-          <w:szCs w:val="22"/>
-          <w:lang w:val="en-US"/>
-        </w:rPr>
-      </w:pPr>
-      <w:r>
-        <w:rPr>
-          <w:sz w:val="22"/>
-          <w:szCs w:val="22"/>
-          <w:lang w:val="en-US"/>
-        </w:rPr>
-        <w:t xml:space="preserve">Developed and validated test plans for </w:t>
-      </w:r>
-      <w:r>
-        <w:rPr>
-          <w:b/>
-          <w:bCs/>
-          <w:sz w:val="22"/>
-          <w:szCs w:val="22"/>
-          <w:lang w:val="en-US"/>
-        </w:rPr>
-        <w:t>OSPFv3, L2VPN, and VPLS</w:t>
-      </w:r>
-      <w:r>
-        <w:rPr>
-          <w:sz w:val="22"/>
-          <w:szCs w:val="22"/>
-          <w:lang w:val="en-US"/>
-        </w:rPr>
-        <w:t xml:space="preserve">, ensuring seamless network integration for enterprise and </w:t>
-      </w:r>
-      <w:r>
-        <w:rPr>
-          <w:b/>
-          <w:bCs/>
-          <w:sz w:val="22"/>
-          <w:szCs w:val="22"/>
-          <w:lang w:val="en-US"/>
-        </w:rPr>
-        <w:t>SD-WAN</w:t>
-      </w:r>
-      <w:r>
-        <w:rPr>
-          <w:sz w:val="22"/>
-          <w:szCs w:val="22"/>
-          <w:lang w:val="en-US"/>
-        </w:rPr>
-        <w:t xml:space="preserve"> environments.</w:t>
+          <w:sz w:val="26"/>
+          <w:szCs w:val="26"/>
+        </w:rPr>
+      </w:pPr>
+      <w:r>
+        <w:rPr>
+          <w:sz w:val="26"/>
+          <w:szCs w:val="26"/>
+        </w:rPr>
+        <w:t xml:space="preserve">Integrated Tejas equipment into existing service provider networks, coordinating interoperability with </w:t>
+      </w:r>
+      <w:r>
+        <w:rPr>
+          <w:b/>
+          <w:bCs/>
+          <w:sz w:val="26"/>
+          <w:szCs w:val="26"/>
+        </w:rPr>
+        <w:t>Nokia, Aruba, Juniper, and Cisco platforms</w:t>
+      </w:r>
+      <w:r>
+        <w:rPr>
+          <w:sz w:val="26"/>
+          <w:szCs w:val="26"/>
+        </w:rPr>
+        <w:t>.</w:t>
       </w:r>
     </w:p>
     <w:p>
@@ -1822,54 +1305,48 @@
         <w:spacing w:line="276" w:lineRule="auto"/>
         <w:jc w:val="both"/>
         <w:rPr>
-          <w:sz w:val="22"/>
-          <w:szCs w:val="22"/>
-          <w:lang w:val="en-US"/>
-        </w:rPr>
-      </w:pPr>
-      <w:r>
-        <w:rPr>
-          <w:sz w:val="22"/>
-          <w:szCs w:val="22"/>
-          <w:lang w:val="en-US"/>
-        </w:rPr>
-        <w:t xml:space="preserve">Conducted testing of switches and routers through </w:t>
-      </w:r>
-      <w:r>
-        <w:rPr>
-          <w:b/>
-          <w:bCs/>
-          <w:sz w:val="22"/>
-          <w:szCs w:val="22"/>
-          <w:lang w:val="en-US"/>
-        </w:rPr>
-        <w:t>NMS and EMS</w:t>
-      </w:r>
-      <w:r>
-        <w:rPr>
-          <w:sz w:val="22"/>
-          <w:szCs w:val="22"/>
-          <w:lang w:val="en-US"/>
-        </w:rPr>
-        <w:t xml:space="preserve"> to monitor performance, </w:t>
-      </w:r>
-      <w:r>
-        <w:rPr>
-          <w:b/>
-          <w:bCs/>
-          <w:sz w:val="22"/>
-          <w:szCs w:val="22"/>
-          <w:lang w:val="en-US"/>
-        </w:rPr>
-        <w:t>configure devices</w:t>
-      </w:r>
-      <w:r>
-        <w:rPr>
-          <w:sz w:val="22"/>
-          <w:szCs w:val="22"/>
-          <w:lang w:val="en-US"/>
-        </w:rPr>
-        <w:t>, and ensure compliance.</w:t>
+          <w:sz w:val="26"/>
+          <w:szCs w:val="26"/>
+        </w:rPr>
+      </w:pPr>
+      <w:r>
+        <w:rPr>
+          <w:sz w:val="26"/>
+          <w:szCs w:val="26"/>
+        </w:rPr>
+        <w:t xml:space="preserve">Managed </w:t>
+      </w:r>
+      <w:r>
+        <w:rPr>
+          <w:b/>
+          <w:bCs/>
+          <w:sz w:val="26"/>
+          <w:szCs w:val="26"/>
+        </w:rPr>
+        <w:t>VLANs, VPNs, firewall</w:t>
+      </w:r>
+      <w:r>
+        <w:rPr>
+          <w:sz w:val="26"/>
+          <w:szCs w:val="26"/>
+        </w:rPr>
+        <w:t xml:space="preserve"> configurations (Cisco ASA, Palo Alto), and network monitoring via </w:t>
+      </w:r>
+      <w:r>
+        <w:rPr>
+          <w:b/>
+          <w:bCs/>
+          <w:sz w:val="26"/>
+          <w:szCs w:val="26"/>
+        </w:rPr>
+        <w:t>EMS/NMS</w:t>
+      </w:r>
+      <w:r>
+        <w:rPr>
+          <w:sz w:val="26"/>
+          <w:szCs w:val="26"/>
+        </w:rPr>
+        <w:t xml:space="preserve"> tools.</w:t>
       </w:r>
     </w:p>
     <w:p>
@@ -1882,69 +1359,48 @@
         <w:spacing w:line="276" w:lineRule="auto"/>
         <w:jc w:val="both"/>
         <w:rPr>
-          <w:sz w:val="22"/>
-          <w:szCs w:val="22"/>
-          <w:lang w:val="en-US"/>
-        </w:rPr>
-      </w:pPr>
-      <w:r>
-        <w:rPr>
-          <w:sz w:val="22"/>
-          <w:szCs w:val="22"/>
-        </w:rPr>
-        <w:t xml:space="preserve">Managed </w:t>
-      </w:r>
-      <w:r>
-        <w:rPr>
-          <w:b/>
-          <w:bCs/>
-          <w:sz w:val="22"/>
-          <w:szCs w:val="22"/>
-        </w:rPr>
-        <w:t>VLANs</w:t>
-      </w:r>
-      <w:r>
-        <w:rPr>
-          <w:b/>
-          <w:bCs/>
-          <w:sz w:val="22"/>
-          <w:szCs w:val="22"/>
-        </w:rPr>
-        <w:t xml:space="preserve">, VTP </w:t>
-      </w:r>
-      <w:r>
-        <w:rPr>
-          <w:b/>
-          <w:bCs/>
-          <w:sz w:val="22"/>
-          <w:szCs w:val="22"/>
-        </w:rPr>
-        <w:t xml:space="preserve">and </w:t>
-      </w:r>
-      <w:r>
-        <w:rPr>
-          <w:b/>
-          <w:bCs/>
-          <w:sz w:val="22"/>
-          <w:szCs w:val="22"/>
-        </w:rPr>
-        <w:t>VPN</w:t>
-      </w:r>
-      <w:r>
-        <w:rPr>
-          <w:b/>
-          <w:bCs/>
-          <w:sz w:val="22"/>
-          <w:szCs w:val="22"/>
-        </w:rPr>
-        <w:t xml:space="preserve"> technologies</w:t>
-      </w:r>
-      <w:r>
-        <w:rPr>
-          <w:sz w:val="22"/>
-          <w:szCs w:val="22"/>
-        </w:rPr>
-        <w:t xml:space="preserve"> (IPsec, OpenVPN), and firewall policies (Cisco ASA, Palo Alto) to establish secure communication channels.</w:t>
+          <w:sz w:val="26"/>
+          <w:szCs w:val="26"/>
+        </w:rPr>
+      </w:pPr>
+      <w:r>
+        <w:rPr>
+          <w:sz w:val="26"/>
+          <w:szCs w:val="26"/>
+        </w:rPr>
+        <w:t xml:space="preserve">Participated in </w:t>
+      </w:r>
+      <w:r>
+        <w:rPr>
+          <w:b/>
+          <w:bCs/>
+          <w:sz w:val="26"/>
+          <w:szCs w:val="26"/>
+        </w:rPr>
+        <w:t>Vulnerability Assessment and Penetration Testing</w:t>
+      </w:r>
+      <w:r>
+        <w:rPr>
+          <w:sz w:val="26"/>
+          <w:szCs w:val="26"/>
+        </w:rPr>
+        <w:t xml:space="preserve"> (</w:t>
+      </w:r>
+      <w:r>
+        <w:rPr>
+          <w:b/>
+          <w:bCs/>
+          <w:sz w:val="26"/>
+          <w:szCs w:val="26"/>
+        </w:rPr>
+        <w:t>VAPT</w:t>
+      </w:r>
+      <w:r>
+        <w:rPr>
+          <w:sz w:val="26"/>
+          <w:szCs w:val="26"/>
+        </w:rPr>
+        <w:t>) for the TJ1400P-H switch, supporting security compliance.</w:t>
       </w:r>
     </w:p>
     <w:p>
@@ -1957,52 +1413,46 @@
         <w:spacing w:line="276" w:lineRule="auto"/>
         <w:jc w:val="both"/>
         <w:rPr>
-          <w:sz w:val="22"/>
-          <w:szCs w:val="22"/>
-          <w:lang w:val="en-US"/>
-        </w:rPr>
-      </w:pPr>
-      <w:r>
-        <w:rPr>
-          <w:sz w:val="22"/>
-          <w:szCs w:val="22"/>
-          <w:lang w:eastAsia="en-IN"/>
-        </w:rPr>
-        <w:t xml:space="preserve">Integrated Tejas equipment into the core network by testing with </w:t>
-      </w:r>
-      <w:r>
-        <w:rPr>
-          <w:b/>
-          <w:bCs/>
-          <w:sz w:val="22"/>
-          <w:szCs w:val="22"/>
-          <w:lang w:eastAsia="en-IN"/>
-        </w:rPr>
-        <w:t>Nokia, Aruba, Juniper, and Cisco devices</w:t>
-      </w:r>
-      <w:r>
-        <w:rPr>
-          <w:sz w:val="22"/>
-          <w:szCs w:val="22"/>
-          <w:lang w:eastAsia="en-IN"/>
-        </w:rPr>
-        <w:t xml:space="preserve">, enhancing </w:t>
-      </w:r>
-      <w:r>
-        <w:rPr>
-          <w:b/>
-          <w:bCs/>
-          <w:sz w:val="22"/>
-          <w:szCs w:val="22"/>
-          <w:lang w:eastAsia="en-IN"/>
-        </w:rPr>
-        <w:t>service availability and network performance</w:t>
-      </w:r>
-      <w:r>
-        <w:rPr>
-          <w:sz w:val="22"/>
-          <w:szCs w:val="22"/>
-          <w:lang w:eastAsia="en-IN"/>
+          <w:sz w:val="26"/>
+          <w:szCs w:val="26"/>
+        </w:rPr>
+      </w:pPr>
+      <w:r>
+        <w:rPr>
+          <w:sz w:val="26"/>
+          <w:szCs w:val="26"/>
+        </w:rPr>
+        <w:t xml:space="preserve">Automated test scenarios and configurations using </w:t>
+      </w:r>
+      <w:r>
+        <w:rPr>
+          <w:b/>
+          <w:bCs/>
+          <w:sz w:val="26"/>
+          <w:szCs w:val="26"/>
+        </w:rPr>
+        <w:t>Python and Ansible</w:t>
+      </w:r>
+      <w:r>
+        <w:rPr>
+          <w:sz w:val="26"/>
+          <w:szCs w:val="26"/>
+        </w:rPr>
+        <w:t xml:space="preserve">, improving testing </w:t>
+      </w:r>
+      <w:r>
+        <w:rPr>
+          <w:b/>
+          <w:bCs/>
+          <w:sz w:val="26"/>
+          <w:szCs w:val="26"/>
+        </w:rPr>
+        <w:t>efficiency and accuracy</w:t>
+      </w:r>
+      <w:r>
+        <w:rPr>
+          <w:sz w:val="26"/>
+          <w:szCs w:val="26"/>
         </w:rPr>
         <w:t>.</w:t>
       </w:r>
@@ -2017,216 +1467,32 @@
         <w:spacing w:line="276" w:lineRule="auto"/>
         <w:jc w:val="both"/>
         <w:rPr>
-          <w:sz w:val="22"/>
-          <w:szCs w:val="22"/>
-          <w:lang w:val="en-US"/>
-        </w:rPr>
-      </w:pPr>
-      <w:r>
-        <w:rPr>
-          <w:sz w:val="22"/>
-          <w:szCs w:val="22"/>
-        </w:rPr>
-        <w:t xml:space="preserve">Exposure to automation tools like </w:t>
-      </w:r>
-      <w:r>
-        <w:rPr>
-          <w:b/>
-          <w:bCs/>
-          <w:sz w:val="22"/>
-          <w:szCs w:val="22"/>
-        </w:rPr>
-        <w:t>Ansible and Git for scalable</w:t>
-      </w:r>
-      <w:r>
-        <w:rPr>
-          <w:sz w:val="22"/>
-          <w:szCs w:val="22"/>
-        </w:rPr>
-        <w:t xml:space="preserve"> configuration and version control (currently expanding usage)</w:t>
-      </w:r>
-      <w:r>
-        <w:rPr>
-          <w:sz w:val="22"/>
-          <w:szCs w:val="22"/>
-          <w:lang w:val="en-US"/>
-        </w:rPr>
-        <w:t>.</w:t>
+          <w:sz w:val="26"/>
+          <w:szCs w:val="26"/>
+        </w:rPr>
+      </w:pPr>
+      <w:r>
+        <w:rPr>
+          <w:sz w:val="26"/>
+          <w:szCs w:val="26"/>
+        </w:rPr>
+        <w:t>Conducted DWDM testing on TJ1600 series for Power Grid deployment, ensuring signal quality over 500+ km links.</w:t>
       </w:r>
     </w:p>
     <w:p>
       <w:pPr>
-        <w:pStyle w:val="ListParagraph"/>
-        <w:numPr>
-          <w:ilvl w:val="0"/>
-          <w:numId w:val="20"/>
-        </w:numPr>
         <w:spacing w:line="276" w:lineRule="auto"/>
         <w:jc w:val="both"/>
         <w:rPr>
-          <w:sz w:val="22"/>
-          <w:szCs w:val="22"/>
+          <w:b/>
+          <w:bCs/>
           <w:lang w:val="en-US"/>
         </w:rPr>
       </w:pPr>
       <w:r>
         <w:rPr>
-          <w:sz w:val="22"/>
-          <w:szCs w:val="22"/>
-          <w:lang w:val="en-US"/>
-        </w:rPr>
-        <w:t xml:space="preserve">Part of the successful completion </w:t>
-      </w:r>
-      <w:r>
-        <w:rPr>
-          <w:b/>
-          <w:bCs/>
-          <w:sz w:val="22"/>
-          <w:szCs w:val="22"/>
-          <w:lang w:val="en-US"/>
-        </w:rPr>
-        <w:t>VAPT (Vulnerability Acceptance and Penetration Testing)</w:t>
-      </w:r>
-      <w:r>
-        <w:rPr>
-          <w:sz w:val="22"/>
-          <w:szCs w:val="22"/>
-          <w:lang w:val="en-US"/>
-        </w:rPr>
-        <w:t xml:space="preserve"> Testing of </w:t>
-      </w:r>
-      <w:r>
-        <w:rPr>
-          <w:b/>
-          <w:bCs/>
-          <w:sz w:val="22"/>
-          <w:szCs w:val="22"/>
-          <w:lang w:val="en-US"/>
-        </w:rPr>
-        <w:t>TJ1400P-H switch</w:t>
-      </w:r>
-      <w:r>
-        <w:rPr>
-          <w:sz w:val="22"/>
-          <w:szCs w:val="22"/>
-          <w:lang w:val="en-US"/>
-        </w:rPr>
-        <w:t>.</w:t>
-      </w:r>
-    </w:p>
-    <w:p>
-      <w:pPr>
-        <w:pStyle w:val="NormalWeb"/>
-        <w:numPr>
-          <w:ilvl w:val="0"/>
-          <w:numId w:val="20"/>
-        </w:numPr>
-        <w:spacing w:line="276" w:lineRule="auto"/>
-        <w:rPr>
-          <w:sz w:val="22"/>
-          <w:szCs w:val="22"/>
-        </w:rPr>
-      </w:pPr>
-      <w:r>
-        <w:rPr>
-          <w:sz w:val="22"/>
-          <w:szCs w:val="22"/>
-        </w:rPr>
-        <w:t xml:space="preserve">Utilized </w:t>
-      </w:r>
-      <w:r>
-        <w:rPr>
-          <w:b/>
-          <w:bCs/>
-          <w:sz w:val="22"/>
-          <w:szCs w:val="22"/>
-        </w:rPr>
-        <w:t>Spirent and IXIA</w:t>
-      </w:r>
-      <w:r>
-        <w:rPr>
-          <w:sz w:val="22"/>
-          <w:szCs w:val="22"/>
-        </w:rPr>
-        <w:t xml:space="preserve"> for network testing and performance validation.</w:t>
-      </w:r>
-    </w:p>
-    <w:p>
-      <w:pPr>
-        <w:pStyle w:val="ListParagraph"/>
-        <w:numPr>
-          <w:ilvl w:val="0"/>
-          <w:numId w:val="20"/>
-        </w:numPr>
-        <w:spacing w:line="276" w:lineRule="auto"/>
-        <w:jc w:val="both"/>
-        <w:rPr>
-          <w:sz w:val="22"/>
-          <w:szCs w:val="22"/>
-          <w:lang w:val="en-US"/>
-        </w:rPr>
-      </w:pPr>
-      <w:r>
-        <w:rPr>
-          <w:sz w:val="22"/>
-          <w:szCs w:val="22"/>
-          <w:lang w:val="en-US"/>
-        </w:rPr>
-        <w:t xml:space="preserve">Performed </w:t>
-      </w:r>
-      <w:r>
-        <w:rPr>
-          <w:b/>
-          <w:bCs/>
-          <w:sz w:val="22"/>
-          <w:szCs w:val="22"/>
-          <w:lang w:val="en-US"/>
-        </w:rPr>
-        <w:t>DWDM testing on Tejas Networks TJ1600-11, TJ1600-6, and TJ1600-2</w:t>
-      </w:r>
-      <w:r>
-        <w:rPr>
-          <w:sz w:val="22"/>
-          <w:szCs w:val="22"/>
-          <w:lang w:val="en-US"/>
-        </w:rPr>
-        <w:t xml:space="preserve"> for Power Grid in a </w:t>
-      </w:r>
-      <w:r>
-        <w:rPr>
-          <w:b/>
-          <w:bCs/>
-          <w:sz w:val="22"/>
-          <w:szCs w:val="22"/>
-          <w:lang w:val="en-US"/>
-        </w:rPr>
-        <w:t>500 km setup</w:t>
-      </w:r>
-      <w:r>
-        <w:rPr>
-          <w:sz w:val="22"/>
-          <w:szCs w:val="22"/>
-          <w:lang w:val="en-US"/>
-        </w:rPr>
-        <w:t>, ensuring signal integrity, network reliability, and system compliance.</w:t>
-      </w:r>
-    </w:p>
-    <w:p>
-      <w:pPr>
-        <w:jc w:val="both"/>
-        <w:rPr>
-          <w:b/>
-          <w:bCs/>
-          <w:lang w:val="en-US"/>
-        </w:rPr>
-      </w:pPr>
-      <w:r>
-        <w:rPr>
-          <w:b/>
-          <w:bCs/>
           <w:noProof/>
           <w:lang w:val="en-US"/>
-          <w14:ligatures w14:val="standardContextual"/>
         </w:rPr>
         <mc:AlternateContent>
           <mc:Choice Requires="wps">
@@ -2296,11 +1562,8 @@
       </w:r>
       <w:r>
         <w:rPr>
-          <w:b/>
-          <w:bCs/>
           <w:noProof/>
           <w:lang w:val="en-US"/>
-          <w14:ligatures w14:val="standardContextual"/>
         </w:rPr>
         <mc:AlternateContent>
           <mc:Choice Requires="wps">
@@ -2464,39 +1727,39 @@
           <w:bCs/>
           <w:lang w:val="en-US"/>
         </w:rPr>
+        <w:t>0</w:t>
+      </w:r>
+      <w:r>
+        <w:rPr>
+          <w:b/>
+          <w:bCs/>
+          <w:lang w:val="en-US"/>
+        </w:rPr>
+        <w:t xml:space="preserve"> – </w:t>
+      </w:r>
+      <w:r>
+        <w:rPr>
+          <w:b/>
+          <w:bCs/>
+          <w:lang w:val="en-US"/>
+        </w:rPr>
+        <w:t>August</w:t>
+      </w:r>
+      <w:r>
+        <w:rPr>
+          <w:b/>
+          <w:bCs/>
+          <w:lang w:val="en-US"/>
+        </w:rPr>
+        <w:t xml:space="preserve"> 202</w:t>
+      </w:r>
+      <w:r>
+        <w:rPr>
+          <w:b/>
+          <w:bCs/>
+          <w:lang w:val="en-US"/>
+        </w:rPr>
         <w:t>1</w:t>
-      </w:r>
-      <w:r>
-        <w:rPr>
-          <w:b/>
-          <w:bCs/>
-          <w:lang w:val="en-US"/>
-        </w:rPr>
-        <w:t xml:space="preserve"> – </w:t>
-      </w:r>
-      <w:r>
-        <w:rPr>
-          <w:b/>
-          <w:bCs/>
-          <w:lang w:val="en-US"/>
-        </w:rPr>
-        <w:t>August</w:t>
-      </w:r>
-      <w:r>
-        <w:rPr>
-          <w:b/>
-          <w:bCs/>
-          <w:lang w:val="en-US"/>
-        </w:rPr>
-        <w:t xml:space="preserve"> 202</w:t>
-      </w:r>
-      <w:r>
-        <w:rPr>
-          <w:b/>
-          <w:bCs/>
-          <w:lang w:val="en-US"/>
-        </w:rPr>
-        <w:t>2</w:t>
       </w:r>
     </w:p>
     <w:p>
@@ -2528,7 +1791,7 @@
     <w:p>
       <w:pPr>
         <w:pStyle w:val="NormalWeb"/>
-        <w:spacing w:before="0" w:beforeAutospacing="0" w:after="0" w:afterAutospacing="0"/>
+        <w:spacing w:before="0" w:beforeAutospacing="0" w:after="0" w:afterAutospacing="0" w:line="360" w:lineRule="auto"/>
         <w:jc w:val="both"/>
         <w:rPr>
           <w:rStyle w:val="Strong"/>
@@ -2540,13 +1803,21 @@
           <w:rStyle w:val="Strong"/>
           <w:rFonts w:eastAsiaTheme="majorEastAsia"/>
         </w:rPr>
-        <w:t>Environment &amp; Skills:</w:t>
+        <w:t>Technologies</w:t>
+      </w:r>
+      <w:r>
+        <w:rPr>
+          <w:rStyle w:val="Strong"/>
+          <w:rFonts w:eastAsiaTheme="majorEastAsia"/>
+        </w:rPr>
+        <w:t>:</w:t>
       </w:r>
     </w:p>
     <w:p>
       <w:pPr>
         <w:pStyle w:val="NormalWeb"/>
-        <w:spacing w:before="0" w:beforeAutospacing="0" w:after="0" w:afterAutospacing="0"/>
+        <w:spacing w:before="0" w:beforeAutospacing="0" w:after="0" w:afterAutospacing="0" w:line="360" w:lineRule="auto"/>
+        <w:ind w:firstLine="720"/>
         <w:jc w:val="both"/>
         <w:rPr>
           <w:b/>
@@ -2558,71 +1829,13 @@
           <w:b/>
           <w:bCs/>
         </w:rPr>
-        <w:t xml:space="preserve">IP Networking, </w:t>
-      </w:r>
-      <w:r>
-        <w:t>Network Protocols</w:t>
-      </w:r>
-      <w:r>
-        <w:rPr>
-          <w:b/>
-          <w:bCs/>
-        </w:rPr>
-        <w:t xml:space="preserve">, MPLS, QoS, </w:t>
-      </w:r>
-      <w:r>
-        <w:t>Network Troubleshooting</w:t>
-      </w:r>
-      <w:r>
-        <w:rPr>
-          <w:b/>
-          <w:bCs/>
-        </w:rPr>
-        <w:t xml:space="preserve">, </w:t>
-      </w:r>
-      <w:r>
-        <w:rPr>
-          <w:b/>
-          <w:bCs/>
-        </w:rPr>
-        <w:t xml:space="preserve">Wireshark, </w:t>
-      </w:r>
-      <w:r>
-        <w:rPr>
-          <w:b/>
-          <w:bCs/>
-        </w:rPr>
-        <w:t>PRTG,</w:t>
-      </w:r>
-      <w:r>
-        <w:rPr>
-          <w:b/>
-          <w:bCs/>
-        </w:rPr>
-        <w:t xml:space="preserve"> SolarWinds, </w:t>
-      </w:r>
-      <w:r>
-        <w:t>Data Analysis</w:t>
-      </w:r>
-      <w:r>
-        <w:rPr>
-          <w:b/>
-          <w:bCs/>
-        </w:rPr>
-        <w:t>, Python</w:t>
-      </w:r>
-      <w:r>
-        <w:rPr>
-          <w:b/>
-          <w:bCs/>
-        </w:rPr>
-        <w:t xml:space="preserve"> </w:t>
+        <w:t>OSPF, BGP, VLANs, QoS, Wireshark, PRTG, SolarWinds, SNMP, Python, PowerShell</w:t>
       </w:r>
     </w:p>
     <w:p>
       <w:pPr>
         <w:pStyle w:val="NormalWeb"/>
-        <w:spacing w:before="0" w:beforeAutospacing="0" w:after="0" w:afterAutospacing="0"/>
+        <w:spacing w:before="0" w:beforeAutospacing="0" w:after="0" w:afterAutospacing="0" w:line="360" w:lineRule="auto"/>
         <w:jc w:val="both"/>
         <w:rPr>
           <w:rStyle w:val="Strong"/>
@@ -2635,140 +1848,6 @@
           <w:rFonts w:eastAsiaTheme="majorEastAsia"/>
         </w:rPr>
         <w:t>Responsibilities:</w:t>
-      </w:r>
-    </w:p>
-    <w:p>
-      <w:pPr>
-        <w:pStyle w:val="NormalWeb"/>
-        <w:numPr>
-          <w:ilvl w:val="0"/>
-          <w:numId w:val="18"/>
-        </w:numPr>
-        <w:spacing w:before="0" w:beforeAutospacing="0" w:after="0" w:afterAutospacing="0" w:line="276" w:lineRule="auto"/>
-        <w:jc w:val="both"/>
-        <w:rPr>
-          <w:sz w:val="22"/>
-          <w:szCs w:val="22"/>
-        </w:rPr>
-      </w:pPr>
-      <w:r>
-        <w:rPr>
-          <w:sz w:val="22"/>
-          <w:szCs w:val="22"/>
-        </w:rPr>
-        <w:t xml:space="preserve">Optimized </w:t>
-      </w:r>
-      <w:r>
-        <w:rPr>
-          <w:b/>
-          <w:bCs/>
-          <w:sz w:val="22"/>
-          <w:szCs w:val="22"/>
-        </w:rPr>
-        <w:t>network performance</w:t>
-      </w:r>
-      <w:r>
-        <w:rPr>
-          <w:sz w:val="22"/>
-          <w:szCs w:val="22"/>
-        </w:rPr>
-        <w:t xml:space="preserve"> by configuring </w:t>
-      </w:r>
-      <w:r>
-        <w:rPr>
-          <w:b/>
-          <w:bCs/>
-          <w:sz w:val="22"/>
-          <w:szCs w:val="22"/>
-        </w:rPr>
-        <w:t>L2 switches</w:t>
-      </w:r>
-      <w:r>
-        <w:rPr>
-          <w:sz w:val="22"/>
-          <w:szCs w:val="22"/>
-        </w:rPr>
-        <w:t xml:space="preserve">, </w:t>
-      </w:r>
-      <w:r>
-        <w:rPr>
-          <w:b/>
-          <w:bCs/>
-          <w:sz w:val="22"/>
-          <w:szCs w:val="22"/>
-        </w:rPr>
-        <w:t>OSPF</w:t>
-      </w:r>
-      <w:r>
-        <w:rPr>
-          <w:sz w:val="22"/>
-          <w:szCs w:val="22"/>
-        </w:rPr>
-        <w:t xml:space="preserve">, </w:t>
-      </w:r>
-      <w:r>
-        <w:rPr>
-          <w:b/>
-          <w:bCs/>
-          <w:sz w:val="22"/>
-          <w:szCs w:val="22"/>
-        </w:rPr>
-        <w:t>BGP</w:t>
-      </w:r>
-      <w:r>
-        <w:rPr>
-          <w:sz w:val="22"/>
-          <w:szCs w:val="22"/>
-        </w:rPr>
-        <w:t xml:space="preserve">, and </w:t>
-      </w:r>
-      <w:r>
-        <w:rPr>
-          <w:b/>
-          <w:bCs/>
-          <w:sz w:val="22"/>
-          <w:szCs w:val="22"/>
-        </w:rPr>
-        <w:t>VLANs</w:t>
-      </w:r>
-      <w:r>
-        <w:rPr>
-          <w:sz w:val="22"/>
-          <w:szCs w:val="22"/>
-        </w:rPr>
-        <w:t xml:space="preserve"> while ensuring </w:t>
-      </w:r>
-      <w:r>
-        <w:rPr>
-          <w:b/>
-          <w:bCs/>
-          <w:sz w:val="22"/>
-          <w:szCs w:val="22"/>
-        </w:rPr>
-        <w:t>compliance</w:t>
-      </w:r>
-      <w:r>
-        <w:rPr>
-          <w:sz w:val="22"/>
-          <w:szCs w:val="22"/>
-        </w:rPr>
-        <w:t xml:space="preserve"> with </w:t>
-      </w:r>
-      <w:r>
-        <w:rPr>
-          <w:b/>
-          <w:bCs/>
-          <w:sz w:val="22"/>
-          <w:szCs w:val="22"/>
-        </w:rPr>
-        <w:t>security protocols</w:t>
-      </w:r>
-      <w:r>
-        <w:rPr>
-          <w:sz w:val="22"/>
-          <w:szCs w:val="22"/>
-        </w:rPr>
-        <w:t>.</w:t>
       </w:r>
     </w:p>
     <w:p>
@@ -2778,115 +1857,57 @@
           <w:ilvl w:val="0"/>
           <w:numId w:val="18"/>
         </w:numPr>
-        <w:spacing w:line="276" w:lineRule="auto"/>
+        <w:spacing w:after="100" w:afterAutospacing="1" w:line="276" w:lineRule="auto"/>
         <w:jc w:val="both"/>
         <w:rPr>
-          <w:sz w:val="22"/>
-          <w:szCs w:val="22"/>
-        </w:rPr>
-      </w:pPr>
-      <w:r>
-        <w:rPr>
-          <w:sz w:val="22"/>
-          <w:szCs w:val="22"/>
-        </w:rPr>
-        <w:t xml:space="preserve">Conducted </w:t>
-      </w:r>
-      <w:r>
-        <w:rPr>
-          <w:b/>
-          <w:bCs/>
-          <w:sz w:val="22"/>
-          <w:szCs w:val="22"/>
-        </w:rPr>
-        <w:t>traffic analysis</w:t>
-      </w:r>
-      <w:r>
-        <w:rPr>
-          <w:sz w:val="22"/>
-          <w:szCs w:val="22"/>
-        </w:rPr>
-        <w:t xml:space="preserve"> using </w:t>
-      </w:r>
-      <w:r>
-        <w:rPr>
-          <w:b/>
-          <w:bCs/>
-          <w:sz w:val="22"/>
-          <w:szCs w:val="22"/>
-        </w:rPr>
-        <w:t>Wireshark</w:t>
-      </w:r>
-      <w:r>
-        <w:rPr>
-          <w:sz w:val="22"/>
-          <w:szCs w:val="22"/>
-        </w:rPr>
-        <w:t xml:space="preserve"> and </w:t>
-      </w:r>
-      <w:proofErr w:type="spellStart"/>
-      <w:r>
-        <w:rPr>
-          <w:b/>
-          <w:bCs/>
-          <w:sz w:val="22"/>
-          <w:szCs w:val="22"/>
-        </w:rPr>
-        <w:t>hping</w:t>
-      </w:r>
-      <w:proofErr w:type="spellEnd"/>
-      <w:r>
-        <w:rPr>
-          <w:sz w:val="22"/>
-          <w:szCs w:val="22"/>
-        </w:rPr>
-        <w:t xml:space="preserve">, identifying potential </w:t>
-      </w:r>
-      <w:r>
-        <w:rPr>
-          <w:b/>
-          <w:bCs/>
-          <w:sz w:val="22"/>
-          <w:szCs w:val="22"/>
-        </w:rPr>
-        <w:t>DDoS and DoS</w:t>
-      </w:r>
-      <w:r>
-        <w:rPr>
-          <w:sz w:val="22"/>
-          <w:szCs w:val="22"/>
-        </w:rPr>
-        <w:t xml:space="preserve"> vulnerabilities and </w:t>
-      </w:r>
-      <w:proofErr w:type="spellStart"/>
-      <w:r>
-        <w:rPr>
-          <w:sz w:val="22"/>
-          <w:szCs w:val="22"/>
-        </w:rPr>
-        <w:t>analyzing</w:t>
-      </w:r>
-      <w:proofErr w:type="spellEnd"/>
-      <w:r>
-        <w:rPr>
-          <w:sz w:val="22"/>
-          <w:szCs w:val="22"/>
-        </w:rPr>
-        <w:t xml:space="preserve"> network </w:t>
-      </w:r>
-      <w:r>
-        <w:rPr>
-          <w:sz w:val="22"/>
-          <w:szCs w:val="22"/>
-        </w:rPr>
-        <w:t>behaviour</w:t>
-      </w:r>
-      <w:r>
-        <w:rPr>
-          <w:sz w:val="22"/>
-          <w:szCs w:val="22"/>
-        </w:rPr>
-        <w:t xml:space="preserve"> under stress conditions.</w:t>
+          <w:sz w:val="26"/>
+          <w:szCs w:val="26"/>
+          <w:lang w:eastAsia="en-IN"/>
+        </w:rPr>
+      </w:pPr>
+      <w:r>
+        <w:rPr>
+          <w:sz w:val="26"/>
+          <w:szCs w:val="26"/>
+          <w:lang w:eastAsia="en-IN"/>
+        </w:rPr>
+        <w:t xml:space="preserve">Configured </w:t>
+      </w:r>
+      <w:r>
+        <w:rPr>
+          <w:b/>
+          <w:bCs/>
+          <w:sz w:val="26"/>
+          <w:szCs w:val="26"/>
+          <w:lang w:eastAsia="en-IN"/>
+        </w:rPr>
+        <w:t>L2 switches</w:t>
+      </w:r>
+      <w:r>
+        <w:rPr>
+          <w:sz w:val="26"/>
+          <w:szCs w:val="26"/>
+          <w:lang w:eastAsia="en-IN"/>
+        </w:rPr>
+        <w:t xml:space="preserve"> and routing protocols (</w:t>
+      </w:r>
+      <w:r>
+        <w:rPr>
+          <w:b/>
+          <w:bCs/>
+          <w:sz w:val="26"/>
+          <w:szCs w:val="26"/>
+          <w:lang w:eastAsia="en-IN"/>
+        </w:rPr>
+        <w:t>OSPF, BGP</w:t>
+      </w:r>
+      <w:r>
+        <w:rPr>
+          <w:sz w:val="26"/>
+          <w:szCs w:val="26"/>
+          <w:lang w:eastAsia="en-IN"/>
+        </w:rPr>
+        <w:t>) to optimize enterprise network performance.</w:t>
       </w:r>
     </w:p>
     <w:p>
@@ -2896,83 +1917,79 @@
           <w:ilvl w:val="0"/>
           <w:numId w:val="18"/>
         </w:numPr>
-        <w:spacing w:line="276" w:lineRule="auto"/>
+        <w:spacing w:before="100" w:beforeAutospacing="1" w:after="100" w:afterAutospacing="1" w:line="276" w:lineRule="auto"/>
         <w:jc w:val="both"/>
         <w:rPr>
-          <w:sz w:val="22"/>
-          <w:szCs w:val="22"/>
-        </w:rPr>
-      </w:pPr>
-      <w:r>
-        <w:rPr>
-          <w:sz w:val="22"/>
-          <w:szCs w:val="22"/>
-        </w:rPr>
-        <w:t xml:space="preserve">Implemented </w:t>
-      </w:r>
-      <w:r>
-        <w:rPr>
-          <w:b/>
-          <w:bCs/>
-          <w:sz w:val="22"/>
-          <w:szCs w:val="22"/>
-        </w:rPr>
-        <w:t>QoS</w:t>
-      </w:r>
-      <w:r>
-        <w:rPr>
-          <w:sz w:val="22"/>
-          <w:szCs w:val="22"/>
-        </w:rPr>
-        <w:t xml:space="preserve"> to prioritize critical </w:t>
-      </w:r>
-      <w:r>
-        <w:rPr>
-          <w:b/>
-          <w:bCs/>
-          <w:sz w:val="22"/>
-          <w:szCs w:val="22"/>
-        </w:rPr>
-        <w:t>business traffic</w:t>
-      </w:r>
-      <w:r>
-        <w:rPr>
-          <w:sz w:val="22"/>
-          <w:szCs w:val="22"/>
-        </w:rPr>
-        <w:t xml:space="preserve">, ensuring </w:t>
-      </w:r>
-      <w:r>
-        <w:rPr>
-          <w:b/>
-          <w:bCs/>
-          <w:sz w:val="22"/>
-          <w:szCs w:val="22"/>
-        </w:rPr>
-        <w:t>network efficiency</w:t>
-      </w:r>
-      <w:r>
-        <w:rPr>
-          <w:sz w:val="22"/>
-          <w:szCs w:val="22"/>
-        </w:rPr>
-        <w:t xml:space="preserve"> and </w:t>
-      </w:r>
-      <w:r>
-        <w:rPr>
-          <w:b/>
-          <w:bCs/>
-          <w:sz w:val="22"/>
-          <w:szCs w:val="22"/>
-        </w:rPr>
-        <w:t>security</w:t>
-      </w:r>
-      <w:r>
-        <w:rPr>
-          <w:sz w:val="22"/>
-          <w:szCs w:val="22"/>
-        </w:rPr>
-        <w:t>.</w:t>
+          <w:sz w:val="26"/>
+          <w:szCs w:val="26"/>
+          <w:lang w:eastAsia="en-IN"/>
+        </w:rPr>
+      </w:pPr>
+      <w:proofErr w:type="spellStart"/>
+      <w:r>
+        <w:rPr>
+          <w:sz w:val="26"/>
+          <w:szCs w:val="26"/>
+          <w:lang w:eastAsia="en-IN"/>
+        </w:rPr>
+        <w:t>Analyzed</w:t>
+      </w:r>
+      <w:proofErr w:type="spellEnd"/>
+      <w:r>
+        <w:rPr>
+          <w:sz w:val="26"/>
+          <w:szCs w:val="26"/>
+          <w:lang w:eastAsia="en-IN"/>
+        </w:rPr>
+        <w:t xml:space="preserve"> </w:t>
+      </w:r>
+      <w:r>
+        <w:rPr>
+          <w:b/>
+          <w:bCs/>
+          <w:sz w:val="26"/>
+          <w:szCs w:val="26"/>
+          <w:lang w:eastAsia="en-IN"/>
+        </w:rPr>
+        <w:t xml:space="preserve">real-time traffic using Wireshark and </w:t>
+      </w:r>
+      <w:proofErr w:type="spellStart"/>
+      <w:r>
+        <w:rPr>
+          <w:b/>
+          <w:bCs/>
+          <w:sz w:val="26"/>
+          <w:szCs w:val="26"/>
+          <w:lang w:eastAsia="en-IN"/>
+        </w:rPr>
+        <w:t>hping</w:t>
+      </w:r>
+      <w:proofErr w:type="spellEnd"/>
+      <w:r>
+        <w:rPr>
+          <w:sz w:val="26"/>
+          <w:szCs w:val="26"/>
+          <w:lang w:eastAsia="en-IN"/>
+        </w:rPr>
+        <w:t xml:space="preserve"> to detect anomalies and evaluate </w:t>
+      </w:r>
+      <w:r>
+        <w:rPr>
+          <w:b/>
+          <w:bCs/>
+          <w:sz w:val="26"/>
+          <w:szCs w:val="26"/>
+          <w:lang w:eastAsia="en-IN"/>
+        </w:rPr>
+        <w:t>DDoS/DoS</w:t>
+      </w:r>
+      <w:r>
+        <w:rPr>
+          <w:sz w:val="26"/>
+          <w:szCs w:val="26"/>
+          <w:lang w:eastAsia="en-IN"/>
+        </w:rPr>
+        <w:t xml:space="preserve"> resilience.</w:t>
       </w:r>
     </w:p>
     <w:p>
@@ -2982,51 +1999,39 @@
           <w:ilvl w:val="0"/>
           <w:numId w:val="18"/>
         </w:numPr>
-        <w:spacing w:line="276" w:lineRule="auto"/>
+        <w:spacing w:before="100" w:beforeAutospacing="1" w:after="100" w:afterAutospacing="1" w:line="276" w:lineRule="auto"/>
         <w:jc w:val="both"/>
         <w:rPr>
-          <w:sz w:val="22"/>
-          <w:szCs w:val="22"/>
-        </w:rPr>
-      </w:pPr>
-      <w:r>
-        <w:rPr>
-          <w:sz w:val="22"/>
-          <w:szCs w:val="22"/>
-        </w:rPr>
-        <w:t xml:space="preserve">Managed and enforced network security policies, utilizing </w:t>
-      </w:r>
-      <w:r>
-        <w:rPr>
-          <w:b/>
-          <w:bCs/>
-          <w:sz w:val="22"/>
-          <w:szCs w:val="22"/>
-        </w:rPr>
-        <w:t>SNMP for continuous monitoring</w:t>
-      </w:r>
-      <w:r>
-        <w:rPr>
-          <w:sz w:val="22"/>
-          <w:szCs w:val="22"/>
-        </w:rPr>
-        <w:t xml:space="preserve">, setting up alerts for abnormal traffic patterns, and </w:t>
-      </w:r>
-      <w:r>
-        <w:rPr>
-          <w:b/>
-          <w:bCs/>
-          <w:sz w:val="22"/>
-          <w:szCs w:val="22"/>
-        </w:rPr>
-        <w:t>mitigating potential security incidents</w:t>
-      </w:r>
-      <w:r>
-        <w:rPr>
-          <w:sz w:val="22"/>
-          <w:szCs w:val="22"/>
-        </w:rPr>
-        <w:t xml:space="preserve"> in real time.</w:t>
+          <w:sz w:val="26"/>
+          <w:szCs w:val="26"/>
+          <w:lang w:eastAsia="en-IN"/>
+        </w:rPr>
+      </w:pPr>
+      <w:r>
+        <w:rPr>
+          <w:sz w:val="26"/>
+          <w:szCs w:val="26"/>
+          <w:lang w:eastAsia="en-IN"/>
+        </w:rPr>
+        <w:t xml:space="preserve">Applied </w:t>
+      </w:r>
+      <w:r>
+        <w:rPr>
+          <w:b/>
+          <w:bCs/>
+          <w:sz w:val="26"/>
+          <w:szCs w:val="26"/>
+          <w:lang w:eastAsia="en-IN"/>
+        </w:rPr>
+        <w:t>QoS strategies</w:t>
+      </w:r>
+      <w:r>
+        <w:rPr>
+          <w:sz w:val="26"/>
+          <w:szCs w:val="26"/>
+          <w:lang w:eastAsia="en-IN"/>
+        </w:rPr>
+        <w:t xml:space="preserve"> to ensure consistent delivery of business-critical services.</w:t>
       </w:r>
     </w:p>
     <w:p>
@@ -3036,44 +2041,57 @@
           <w:ilvl w:val="0"/>
           <w:numId w:val="18"/>
         </w:numPr>
-        <w:spacing w:line="276" w:lineRule="auto"/>
+        <w:spacing w:before="100" w:beforeAutospacing="1" w:after="100" w:afterAutospacing="1" w:line="276" w:lineRule="auto"/>
         <w:jc w:val="both"/>
         <w:rPr>
-          <w:sz w:val="22"/>
-          <w:szCs w:val="22"/>
-        </w:rPr>
-      </w:pPr>
-      <w:r>
-        <w:rPr>
-          <w:sz w:val="22"/>
-          <w:szCs w:val="22"/>
-        </w:rPr>
-        <w:t xml:space="preserve">Provided </w:t>
-      </w:r>
-      <w:r>
-        <w:rPr>
-          <w:b/>
-          <w:bCs/>
-          <w:sz w:val="22"/>
-          <w:szCs w:val="22"/>
-        </w:rPr>
-        <w:t>real-time support for production environments</w:t>
-      </w:r>
-      <w:r>
-        <w:rPr>
-          <w:sz w:val="22"/>
-          <w:szCs w:val="22"/>
-        </w:rPr>
-        <w:t xml:space="preserve">, quickly diagnosing and resolving </w:t>
-      </w:r>
-      <w:r>
-        <w:rPr>
-          <w:b/>
-          <w:bCs/>
-          <w:sz w:val="22"/>
-          <w:szCs w:val="22"/>
-        </w:rPr>
-        <w:t>network-related issues.</w:t>
+          <w:sz w:val="26"/>
+          <w:szCs w:val="26"/>
+          <w:lang w:eastAsia="en-IN"/>
+        </w:rPr>
+      </w:pPr>
+      <w:r>
+        <w:rPr>
+          <w:sz w:val="26"/>
+          <w:szCs w:val="26"/>
+          <w:lang w:eastAsia="en-IN"/>
+        </w:rPr>
+        <w:t xml:space="preserve">Implemented and enforced </w:t>
+      </w:r>
+      <w:r>
+        <w:rPr>
+          <w:b/>
+          <w:bCs/>
+          <w:sz w:val="26"/>
+          <w:szCs w:val="26"/>
+          <w:lang w:eastAsia="en-IN"/>
+        </w:rPr>
+        <w:t>network security protocols</w:t>
+      </w:r>
+      <w:r>
+        <w:rPr>
+          <w:sz w:val="26"/>
+          <w:szCs w:val="26"/>
+          <w:lang w:eastAsia="en-IN"/>
+        </w:rPr>
+        <w:t xml:space="preserve">, monitoring </w:t>
+      </w:r>
+      <w:r>
+        <w:rPr>
+          <w:b/>
+          <w:bCs/>
+          <w:sz w:val="26"/>
+          <w:szCs w:val="26"/>
+          <w:lang w:eastAsia="en-IN"/>
+        </w:rPr>
+        <w:t>SNMP traps</w:t>
+      </w:r>
+      <w:r>
+        <w:rPr>
+          <w:sz w:val="26"/>
+          <w:szCs w:val="26"/>
+          <w:lang w:eastAsia="en-IN"/>
+        </w:rPr>
+        <w:t xml:space="preserve"> and setting up alerts for incident response.</w:t>
       </w:r>
     </w:p>
     <w:p>
@@ -3083,106 +2101,81 @@
           <w:ilvl w:val="0"/>
           <w:numId w:val="18"/>
         </w:numPr>
-        <w:spacing w:line="276" w:lineRule="auto"/>
+        <w:spacing w:before="100" w:beforeAutospacing="1" w:after="100" w:afterAutospacing="1" w:line="276" w:lineRule="auto"/>
         <w:jc w:val="both"/>
         <w:rPr>
-          <w:sz w:val="22"/>
-          <w:szCs w:val="22"/>
-        </w:rPr>
-      </w:pPr>
-      <w:r>
-        <w:rPr>
-          <w:sz w:val="22"/>
-          <w:szCs w:val="22"/>
-        </w:rPr>
-        <w:t xml:space="preserve">Implemented security infrastructure solutions, including </w:t>
-      </w:r>
-      <w:r>
-        <w:rPr>
-          <w:b/>
-          <w:bCs/>
-          <w:sz w:val="22"/>
-          <w:szCs w:val="22"/>
-        </w:rPr>
-        <w:t>firewall configurations</w:t>
-      </w:r>
-      <w:r>
-        <w:rPr>
-          <w:sz w:val="22"/>
-          <w:szCs w:val="22"/>
-        </w:rPr>
-        <w:t xml:space="preserve"> and </w:t>
-      </w:r>
-      <w:r>
-        <w:rPr>
-          <w:b/>
-          <w:bCs/>
-          <w:sz w:val="22"/>
-          <w:szCs w:val="22"/>
-        </w:rPr>
-        <w:t>IDS/IPS</w:t>
-      </w:r>
-      <w:r>
-        <w:rPr>
-          <w:sz w:val="22"/>
-          <w:szCs w:val="22"/>
-        </w:rPr>
-        <w:t xml:space="preserve"> systems.</w:t>
+          <w:sz w:val="26"/>
+          <w:szCs w:val="26"/>
+          <w:lang w:eastAsia="en-IN"/>
+        </w:rPr>
+      </w:pPr>
+      <w:r>
+        <w:rPr>
+          <w:sz w:val="26"/>
+          <w:szCs w:val="26"/>
+          <w:lang w:eastAsia="en-IN"/>
+        </w:rPr>
+        <w:t xml:space="preserve">Delivered rapid troubleshooting support in production environments, </w:t>
+      </w:r>
+      <w:r>
+        <w:rPr>
+          <w:b/>
+          <w:bCs/>
+          <w:sz w:val="26"/>
+          <w:szCs w:val="26"/>
+          <w:lang w:eastAsia="en-IN"/>
+        </w:rPr>
+        <w:t>minimizing downtime</w:t>
+      </w:r>
+      <w:r>
+        <w:rPr>
+          <w:sz w:val="26"/>
+          <w:szCs w:val="26"/>
+          <w:lang w:eastAsia="en-IN"/>
+        </w:rPr>
+        <w:t xml:space="preserve"> and ensuring uptime targets.</w:t>
       </w:r>
     </w:p>
     <w:p>
       <w:pPr>
-        <w:pStyle w:val="NormalWeb"/>
+        <w:pStyle w:val="ListParagraph"/>
         <w:numPr>
           <w:ilvl w:val="0"/>
           <w:numId w:val="18"/>
         </w:numPr>
-        <w:spacing w:line="276" w:lineRule="auto"/>
-        <w:rPr>
-          <w:sz w:val="22"/>
-          <w:szCs w:val="22"/>
-        </w:rPr>
-      </w:pPr>
-      <w:r>
-        <w:rPr>
-          <w:sz w:val="22"/>
-          <w:szCs w:val="22"/>
-        </w:rPr>
-        <w:t xml:space="preserve">Developed </w:t>
-      </w:r>
-      <w:r>
-        <w:rPr>
-          <w:b/>
-          <w:bCs/>
-          <w:sz w:val="22"/>
-          <w:szCs w:val="22"/>
-        </w:rPr>
-        <w:t xml:space="preserve">PowerShell and Python scripts </w:t>
-      </w:r>
-      <w:r>
-        <w:rPr>
-          <w:sz w:val="22"/>
-          <w:szCs w:val="22"/>
-        </w:rPr>
-        <w:t xml:space="preserve">for </w:t>
-      </w:r>
-      <w:r>
-        <w:rPr>
-          <w:b/>
-          <w:bCs/>
-          <w:sz w:val="22"/>
-          <w:szCs w:val="22"/>
-        </w:rPr>
-        <w:t>network automation and monitoring</w:t>
-      </w:r>
-      <w:r>
-        <w:rPr>
-          <w:b/>
-          <w:bCs/>
-          <w:sz w:val="22"/>
-          <w:szCs w:val="22"/>
-        </w:rPr>
-        <w:t>.</w:t>
+        <w:spacing w:before="100" w:beforeAutospacing="1" w:after="100" w:afterAutospacing="1" w:line="276" w:lineRule="auto"/>
+        <w:jc w:val="both"/>
+        <w:rPr>
+          <w:sz w:val="26"/>
+          <w:szCs w:val="26"/>
+          <w:lang w:eastAsia="en-IN"/>
+        </w:rPr>
+      </w:pPr>
+      <w:r>
+        <w:rPr>
+          <w:sz w:val="26"/>
+          <w:szCs w:val="26"/>
+          <w:lang w:eastAsia="en-IN"/>
+        </w:rPr>
+        <w:t xml:space="preserve">Developed custom scripts in </w:t>
+      </w:r>
+      <w:r>
+        <w:rPr>
+          <w:b/>
+          <w:bCs/>
+          <w:sz w:val="26"/>
+          <w:szCs w:val="26"/>
+          <w:lang w:eastAsia="en-IN"/>
+        </w:rPr>
+        <w:t>Python and PowerShell for routine automation</w:t>
+      </w:r>
+      <w:r>
+        <w:rPr>
+          <w:sz w:val="26"/>
+          <w:szCs w:val="26"/>
+          <w:lang w:eastAsia="en-IN"/>
+        </w:rPr>
+        <w:t xml:space="preserve"> and network diagnostics.</w:t>
       </w:r>
     </w:p>
     <w:p>
@@ -3194,6 +2187,26 @@
           <w:u w:val="single"/>
         </w:rPr>
       </w:pPr>
+    </w:p>
+    <w:p>
+      <w:pPr>
+        <w:jc w:val="both"/>
+        <w:rPr>
+          <w:b/>
+          <w:bCs/>
+          <w:u w:val="single"/>
+        </w:rPr>
+      </w:pPr>
+    </w:p>
+    <w:p>
+      <w:pPr>
+        <w:jc w:val="both"/>
+        <w:rPr>
+          <w:b/>
+          <w:bCs/>
+          <w:u w:val="single"/>
+        </w:rPr>
+      </w:pPr>
       <w:r>
         <w:rPr>
           <w:b/>
@@ -3260,12 +2273,6 @@
           <w:bCs/>
         </w:rPr>
         <w:tab/>
-      </w:r>
-      <w:r>
-        <w:rPr>
-          <w:b/>
-          <w:bCs/>
-        </w:rPr>
         <w:t>Jan 2024 – April 2025</w:t>
       </w:r>
     </w:p>
@@ -3339,7 +2346,29 @@
           <w:bCs/>
         </w:rPr>
         <w:tab/>
-        <w:t>GPA : 3.93</w:t>
+      </w:r>
+      <w:proofErr w:type="gramStart"/>
+      <w:r>
+        <w:rPr>
+          <w:b/>
+          <w:bCs/>
+        </w:rPr>
+        <w:t>GPA :</w:t>
+      </w:r>
+      <w:proofErr w:type="gramEnd"/>
+      <w:r>
+        <w:rPr>
+          <w:b/>
+          <w:bCs/>
+        </w:rPr>
+        <w:t xml:space="preserve"> 3.93</w:t>
+      </w:r>
+      <w:r>
+        <w:rPr>
+          <w:b/>
+          <w:bCs/>
+        </w:rPr>
+        <w:t xml:space="preserve"> Scale of 4.0</w:t>
       </w:r>
     </w:p>
     <w:p>
@@ -3394,6 +2423,38 @@
         </w:rPr>
         <w:t>.</w:t>
       </w:r>
+      <w:r>
+        <w:rPr>
+          <w:b/>
+          <w:bCs/>
+        </w:rPr>
+        <w:t xml:space="preserve">     -</w:t>
+      </w:r>
+      <w:r>
+        <w:rPr>
+          <w:b/>
+          <w:bCs/>
+          <w:shd w:val="clear" w:color="auto" w:fill="FAE2D5" w:themeFill="accent2" w:themeFillTint="33"/>
+        </w:rPr>
+        <w:t xml:space="preserve">Tejas </w:t>
+      </w:r>
+      <w:proofErr w:type="spellStart"/>
+      <w:r>
+        <w:rPr>
+          <w:b/>
+          <w:bCs/>
+          <w:shd w:val="clear" w:color="auto" w:fill="FAE2D5" w:themeFill="accent2" w:themeFillTint="33"/>
+        </w:rPr>
+        <w:t>Netw</w:t>
+      </w:r>
+      <w:proofErr w:type="spellEnd"/>
+      <w:r>
+        <w:rPr>
+          <w:b/>
+          <w:bCs/>
+        </w:rPr>
+        <w:t xml:space="preserve">  </w:t>
+      </w:r>
     </w:p>
     <w:p>
       <w:pPr>
@@ -3452,20 +2513,35 @@
           <w:ilvl w:val="0"/>
           <w:numId w:val="25"/>
         </w:numPr>
+        <w:spacing w:line="360" w:lineRule="auto"/>
         <w:jc w:val="both"/>
-      </w:pPr>
-      <w:r>
-        <w:t xml:space="preserve">Deployed </w:t>
-      </w:r>
-      <w:r>
-        <w:rPr>
-          <w:b/>
-          <w:bCs/>
-        </w:rPr>
-        <w:t>OSPF, RIP, EIGRP, and BGP for dynamic routing, redundancy</w:t>
-      </w:r>
-      <w:r>
-        <w:t>, and high network reliability.</w:t>
+        <w:rPr>
+          <w:sz w:val="22"/>
+          <w:szCs w:val="22"/>
+        </w:rPr>
+      </w:pPr>
+      <w:r>
+        <w:rPr>
+          <w:sz w:val="22"/>
+          <w:szCs w:val="22"/>
+        </w:rPr>
+        <w:t xml:space="preserve">Designed and deployed dynamic routing (OSPF, RIP, EIGRP, BGP) for a </w:t>
+      </w:r>
+      <w:r>
+        <w:rPr>
+          <w:b/>
+          <w:bCs/>
+          <w:sz w:val="22"/>
+          <w:szCs w:val="22"/>
+        </w:rPr>
+        <w:t>robust and redundant infrastructure</w:t>
+      </w:r>
+      <w:r>
+        <w:rPr>
+          <w:sz w:val="22"/>
+          <w:szCs w:val="22"/>
+        </w:rPr>
+        <w:t>.</w:t>
       </w:r>
     </w:p>
     <w:p>
@@ -3475,30 +2551,67 @@
           <w:ilvl w:val="0"/>
           <w:numId w:val="25"/>
         </w:numPr>
+        <w:spacing w:line="360" w:lineRule="auto"/>
         <w:jc w:val="both"/>
-      </w:pPr>
-      <w:r>
-        <w:t xml:space="preserve">Utilized </w:t>
-      </w:r>
-      <w:r>
-        <w:rPr>
-          <w:b/>
-          <w:bCs/>
+        <w:rPr>
+          <w:sz w:val="22"/>
+          <w:szCs w:val="22"/>
+        </w:rPr>
+      </w:pPr>
+      <w:r>
+        <w:rPr>
+          <w:sz w:val="22"/>
+          <w:szCs w:val="22"/>
+        </w:rPr>
+        <w:t xml:space="preserve">Segmented </w:t>
+      </w:r>
+      <w:r>
+        <w:rPr>
+          <w:b/>
+          <w:bCs/>
+          <w:sz w:val="22"/>
+          <w:szCs w:val="22"/>
+        </w:rPr>
+        <w:t>network traffic</w:t>
+      </w:r>
+      <w:r>
+        <w:rPr>
+          <w:sz w:val="22"/>
+          <w:szCs w:val="22"/>
+        </w:rPr>
+        <w:t xml:space="preserve"> using </w:t>
+      </w:r>
+      <w:r>
+        <w:rPr>
+          <w:b/>
+          <w:bCs/>
+          <w:sz w:val="22"/>
+          <w:szCs w:val="22"/>
         </w:rPr>
         <w:t>VLANs</w:t>
       </w:r>
       <w:r>
-        <w:t xml:space="preserve"> to segment </w:t>
-      </w:r>
-      <w:r>
-        <w:rPr>
-          <w:b/>
-          <w:bCs/>
-        </w:rPr>
-        <w:t>sensitive data</w:t>
-      </w:r>
-      <w:r>
-        <w:t>, enhancing performance and security.</w:t>
+        <w:rPr>
+          <w:sz w:val="22"/>
+          <w:szCs w:val="22"/>
+        </w:rPr>
+        <w:t xml:space="preserve"> and implemented </w:t>
+      </w:r>
+      <w:r>
+        <w:rPr>
+          <w:b/>
+          <w:bCs/>
+          <w:sz w:val="22"/>
+          <w:szCs w:val="22"/>
+        </w:rPr>
+        <w:t>ACLs</w:t>
+      </w:r>
+      <w:r>
+        <w:rPr>
+          <w:sz w:val="22"/>
+          <w:szCs w:val="22"/>
+        </w:rPr>
+        <w:t xml:space="preserve"> for access control.</w:t>
       </w:r>
     </w:p>
     <w:p>
@@ -3508,29 +2621,50 @@
           <w:ilvl w:val="0"/>
           <w:numId w:val="25"/>
         </w:numPr>
+        <w:spacing w:line="360" w:lineRule="auto"/>
         <w:jc w:val="both"/>
-      </w:pPr>
-      <w:r>
-        <w:t xml:space="preserve">Implemented firewalls, </w:t>
-      </w:r>
-      <w:r>
-        <w:rPr>
-          <w:b/>
-          <w:bCs/>
-        </w:rPr>
-        <w:t>VPN encryption, ACLs</w:t>
-      </w:r>
-      <w:r>
-        <w:t xml:space="preserve">, and intrusion detection for </w:t>
-      </w:r>
-      <w:r>
-        <w:rPr>
-          <w:b/>
-          <w:bCs/>
-        </w:rPr>
-        <w:t>robust network security</w:t>
-      </w:r>
-      <w:r>
+        <w:rPr>
+          <w:sz w:val="22"/>
+          <w:szCs w:val="22"/>
+        </w:rPr>
+      </w:pPr>
+      <w:r>
+        <w:rPr>
+          <w:sz w:val="22"/>
+          <w:szCs w:val="22"/>
+        </w:rPr>
+        <w:t xml:space="preserve">Established encrypted </w:t>
+      </w:r>
+      <w:r>
+        <w:rPr>
+          <w:b/>
+          <w:bCs/>
+          <w:sz w:val="22"/>
+          <w:szCs w:val="22"/>
+        </w:rPr>
+        <w:t>VPN tunnels</w:t>
+      </w:r>
+      <w:r>
+        <w:rPr>
+          <w:sz w:val="22"/>
+          <w:szCs w:val="22"/>
+        </w:rPr>
+        <w:t xml:space="preserve"> and deployed SD-WAN to improve </w:t>
+      </w:r>
+      <w:r>
+        <w:rPr>
+          <w:b/>
+          <w:bCs/>
+          <w:sz w:val="22"/>
+          <w:szCs w:val="22"/>
+        </w:rPr>
+        <w:t>multi-site connectivity</w:t>
+      </w:r>
+      <w:r>
+        <w:rPr>
+          <w:sz w:val="22"/>
+          <w:szCs w:val="22"/>
+        </w:rPr>
         <w:t>.</w:t>
       </w:r>
     </w:p>
@@ -3541,86 +2675,53 @@
           <w:ilvl w:val="0"/>
           <w:numId w:val="25"/>
         </w:numPr>
+        <w:spacing w:line="360" w:lineRule="auto"/>
         <w:jc w:val="both"/>
-      </w:pPr>
-      <w:r>
-        <w:t xml:space="preserve">Designed and deployed </w:t>
-      </w:r>
-      <w:r>
-        <w:rPr>
-          <w:b/>
-          <w:bCs/>
-        </w:rPr>
-        <w:t>SD-WAN for secure branch office connectivity</w:t>
-      </w:r>
-      <w:r>
-        <w:t xml:space="preserve">, improving application performance and </w:t>
-      </w:r>
-      <w:r>
-        <w:rPr>
-          <w:b/>
-          <w:bCs/>
-        </w:rPr>
-        <w:t>reducing operational costs</w:t>
-      </w:r>
-      <w:r>
-        <w:t>.</w:t>
-      </w:r>
-    </w:p>
-    <w:p>
-      <w:pPr>
-        <w:pStyle w:val="ListParagraph"/>
-        <w:numPr>
-          <w:ilvl w:val="0"/>
-          <w:numId w:val="25"/>
-        </w:numPr>
-        <w:jc w:val="both"/>
-      </w:pPr>
-      <w:r>
-        <w:t xml:space="preserve">Applied application-aware routing to prioritize </w:t>
-      </w:r>
-      <w:r>
-        <w:rPr>
-          <w:b/>
-          <w:bCs/>
-        </w:rPr>
-        <w:t>VoIP and video</w:t>
-      </w:r>
-      <w:r>
-        <w:t xml:space="preserve"> conferencing, ensuring seamless communication.</w:t>
-      </w:r>
-    </w:p>
-    <w:p>
-      <w:pPr>
-        <w:pStyle w:val="ListParagraph"/>
-        <w:numPr>
-          <w:ilvl w:val="0"/>
-          <w:numId w:val="25"/>
-        </w:numPr>
-        <w:jc w:val="both"/>
-      </w:pPr>
-      <w:r>
-        <w:t xml:space="preserve">Conducted network assessments and testing to ensure </w:t>
-      </w:r>
-      <w:r>
-        <w:rPr>
-          <w:b/>
-          <w:bCs/>
-        </w:rPr>
-        <w:t>high availability, low latency</w:t>
-      </w:r>
-      <w:r>
-        <w:t xml:space="preserve">, and </w:t>
-      </w:r>
-      <w:r>
-        <w:rPr>
-          <w:b/>
-          <w:bCs/>
-        </w:rPr>
-        <w:t>optimal user experience</w:t>
-      </w:r>
-      <w:r>
-        <w:t>.</w:t>
+        <w:rPr>
+          <w:b/>
+          <w:bCs/>
+          <w:sz w:val="22"/>
+          <w:szCs w:val="22"/>
+        </w:rPr>
+      </w:pPr>
+      <w:r>
+        <w:rPr>
+          <w:sz w:val="22"/>
+          <w:szCs w:val="22"/>
+        </w:rPr>
+        <w:t xml:space="preserve">Prioritized VoIP and video traffic with </w:t>
+      </w:r>
+      <w:r>
+        <w:rPr>
+          <w:b/>
+          <w:bCs/>
+          <w:sz w:val="22"/>
+          <w:szCs w:val="22"/>
+        </w:rPr>
+        <w:t xml:space="preserve">QoS </w:t>
+      </w:r>
+      <w:r>
+        <w:rPr>
+          <w:sz w:val="22"/>
+          <w:szCs w:val="22"/>
+        </w:rPr>
+        <w:t xml:space="preserve">and </w:t>
+      </w:r>
+      <w:proofErr w:type="spellStart"/>
+      <w:r>
+        <w:rPr>
+          <w:sz w:val="22"/>
+          <w:szCs w:val="22"/>
+        </w:rPr>
+        <w:t>analyzed</w:t>
+      </w:r>
+      <w:proofErr w:type="spellEnd"/>
+      <w:r>
+        <w:rPr>
+          <w:sz w:val="22"/>
+          <w:szCs w:val="22"/>
+        </w:rPr>
+        <w:t xml:space="preserve"> performance using Wireshark and other tools.</w:t>
       </w:r>
     </w:p>
     <w:p>
@@ -3660,6 +2761,74 @@
         </w:rPr>
         <w:t>Zero Trust Security Architecture on AWS</w:t>
       </w:r>
+      <w:r>
+        <w:rPr>
+          <w:b/>
+          <w:bCs/>
+        </w:rPr>
+        <w:tab/>
+      </w:r>
+      <w:r>
+        <w:rPr>
+          <w:b/>
+          <w:bCs/>
+        </w:rPr>
+        <w:tab/>
+      </w:r>
+      <w:r>
+        <w:rPr>
+          <w:b/>
+          <w:bCs/>
+        </w:rPr>
+        <w:tab/>
+      </w:r>
+      <w:r>
+        <w:rPr>
+          <w:b/>
+          <w:bCs/>
+        </w:rPr>
+        <w:tab/>
+      </w:r>
+      <w:r>
+        <w:rPr>
+          <w:b/>
+          <w:bCs/>
+        </w:rPr>
+        <w:t xml:space="preserve">        </w:t>
+      </w:r>
+      <w:r>
+        <w:rPr>
+          <w:b/>
+          <w:bCs/>
+        </w:rPr>
+        <w:t xml:space="preserve">- </w:t>
+      </w:r>
+      <w:proofErr w:type="spellStart"/>
+      <w:r>
+        <w:rPr>
+          <w:b/>
+          <w:bCs/>
+          <w:shd w:val="clear" w:color="auto" w:fill="FAE2D5" w:themeFill="accent2" w:themeFillTint="33"/>
+        </w:rPr>
+        <w:t>Uni</w:t>
+      </w:r>
+      <w:r>
+        <w:rPr>
+          <w:b/>
+          <w:bCs/>
+          <w:shd w:val="clear" w:color="auto" w:fill="FAE2D5" w:themeFill="accent2" w:themeFillTint="33"/>
+        </w:rPr>
+        <w:t>v</w:t>
+      </w:r>
+      <w:proofErr w:type="spellEnd"/>
+      <w:r>
+        <w:rPr>
+          <w:b/>
+          <w:bCs/>
+          <w:shd w:val="clear" w:color="auto" w:fill="FAE2D5" w:themeFill="accent2" w:themeFillTint="33"/>
+        </w:rPr>
+        <w:t xml:space="preserve"> of Cincinnati</w:t>
+      </w:r>
     </w:p>
     <w:p>
       <w:pPr>
@@ -3687,16 +2856,11 @@
       <w:r>
         <w:t xml:space="preserve">, NACLs, AWS WAF, AWS SSO, CloudTrail, </w:t>
       </w:r>
-      <w:proofErr w:type="spellStart"/>
-      <w:r>
-        <w:t>GuardDuty</w:t>
-      </w:r>
-      <w:proofErr w:type="spellEnd"/>
-      <w:r>
-        <w:t>, Terraform</w:t>
-      </w:r>
-      <w:r>
-        <w:t>.</w:t>
+      <w:r>
+        <w:t>Guard Duty</w:t>
+      </w:r>
+      <w:r>
+        <w:t>, Terraform.</w:t>
       </w:r>
     </w:p>
     <w:p>
@@ -3722,44 +2886,35 @@
           <w:ilvl w:val="0"/>
           <w:numId w:val="12"/>
         </w:numPr>
-        <w:spacing w:after="0"/>
+        <w:spacing w:after="0" w:line="360" w:lineRule="auto"/>
         <w:jc w:val="both"/>
-      </w:pPr>
-      <w:r>
-        <w:t xml:space="preserve">Built a Zero Trust architecture in </w:t>
-      </w:r>
-      <w:r>
-        <w:rPr>
-          <w:b/>
-          <w:bCs/>
-        </w:rPr>
-        <w:t>AWS focused</w:t>
-      </w:r>
-      <w:r>
-        <w:t xml:space="preserve"> on </w:t>
-      </w:r>
-      <w:r>
-        <w:rPr>
-          <w:b/>
-          <w:bCs/>
-        </w:rPr>
-        <w:t>identity verification</w:t>
-      </w:r>
-      <w:r>
-        <w:t xml:space="preserve">, </w:t>
-      </w:r>
-      <w:r>
-        <w:rPr>
-          <w:b/>
-          <w:bCs/>
-        </w:rPr>
-        <w:t>least-privilege access</w:t>
-      </w:r>
-      <w:r>
-        <w:t>, and segmented network controls</w:t>
-      </w:r>
-      <w:r>
-        <w:t>.</w:t>
+        <w:rPr>
+          <w:sz w:val="22"/>
+          <w:szCs w:val="22"/>
+        </w:rPr>
+      </w:pPr>
+      <w:r>
+        <w:rPr>
+          <w:sz w:val="22"/>
+          <w:szCs w:val="22"/>
+        </w:rPr>
+        <w:t xml:space="preserve">Built a Zero Trust model on </w:t>
+      </w:r>
+      <w:r>
+        <w:rPr>
+          <w:b/>
+          <w:bCs/>
+          <w:sz w:val="22"/>
+          <w:szCs w:val="22"/>
+        </w:rPr>
+        <w:t>AWS with strict access policies, MFA,</w:t>
+      </w:r>
+      <w:r>
+        <w:rPr>
+          <w:sz w:val="22"/>
+          <w:szCs w:val="22"/>
+        </w:rPr>
+        <w:t xml:space="preserve"> and segmented networks.</w:t>
       </w:r>
     </w:p>
     <w:p>
@@ -3768,41 +2923,60 @@
           <w:ilvl w:val="0"/>
           <w:numId w:val="12"/>
         </w:numPr>
-        <w:spacing w:after="0"/>
+        <w:spacing w:after="0" w:line="360" w:lineRule="auto"/>
         <w:jc w:val="both"/>
-      </w:pPr>
-      <w:r>
-        <w:t xml:space="preserve">Configured </w:t>
-      </w:r>
-      <w:r>
-        <w:rPr>
-          <w:b/>
-          <w:bCs/>
-        </w:rPr>
-        <w:t>IAM policies</w:t>
-      </w:r>
-      <w:r>
-        <w:t xml:space="preserve">, roles, and </w:t>
-      </w:r>
-      <w:r>
-        <w:rPr>
-          <w:b/>
-          <w:bCs/>
-        </w:rPr>
-        <w:t>multi-factor authentication</w:t>
-      </w:r>
-      <w:r>
-        <w:t xml:space="preserve"> (</w:t>
-      </w:r>
-      <w:r>
-        <w:rPr>
-          <w:b/>
-          <w:bCs/>
-        </w:rPr>
-        <w:t>MFA</w:t>
-      </w:r>
-      <w:r>
-        <w:t>) to enforce access restrictions across services.</w:t>
+        <w:rPr>
+          <w:sz w:val="22"/>
+          <w:szCs w:val="22"/>
+        </w:rPr>
+      </w:pPr>
+      <w:r>
+        <w:rPr>
+          <w:sz w:val="22"/>
+          <w:szCs w:val="22"/>
+        </w:rPr>
+        <w:t xml:space="preserve">Applied </w:t>
+      </w:r>
+      <w:r>
+        <w:rPr>
+          <w:b/>
+          <w:bCs/>
+          <w:sz w:val="22"/>
+          <w:szCs w:val="22"/>
+        </w:rPr>
+        <w:t>VPC designs</w:t>
+      </w:r>
+      <w:r>
+        <w:rPr>
+          <w:sz w:val="22"/>
+          <w:szCs w:val="22"/>
+        </w:rPr>
+        <w:t xml:space="preserve"> with secure subnetting</w:t>
+      </w:r>
+      <w:r>
+        <w:rPr>
+          <w:b/>
+          <w:bCs/>
+          <w:sz w:val="22"/>
+          <w:szCs w:val="22"/>
+        </w:rPr>
+        <w:t>, WAF rules</w:t>
+      </w:r>
+      <w:r>
+        <w:rPr>
+          <w:sz w:val="22"/>
+          <w:szCs w:val="22"/>
+        </w:rPr>
+        <w:t xml:space="preserve">, and centralized logging via </w:t>
+      </w:r>
+      <w:r>
+        <w:rPr>
+          <w:b/>
+          <w:bCs/>
+          <w:sz w:val="22"/>
+          <w:szCs w:val="22"/>
+        </w:rPr>
+        <w:t>CloudTrail.</w:t>
       </w:r>
     </w:p>
     <w:p>
@@ -3811,332 +2985,608 @@
           <w:ilvl w:val="0"/>
           <w:numId w:val="12"/>
         </w:numPr>
-        <w:spacing w:after="0"/>
+        <w:spacing w:after="0" w:line="360" w:lineRule="auto"/>
         <w:jc w:val="both"/>
-      </w:pPr>
-      <w:r>
-        <w:t xml:space="preserve">Designed </w:t>
-      </w:r>
-      <w:r>
-        <w:rPr>
-          <w:b/>
-          <w:bCs/>
-        </w:rPr>
-        <w:t>VPC networks</w:t>
-      </w:r>
-      <w:r>
-        <w:t xml:space="preserve"> with </w:t>
-      </w:r>
-      <w:r>
-        <w:rPr>
-          <w:b/>
-          <w:bCs/>
-        </w:rPr>
-        <w:t>private/public subnets</w:t>
-      </w:r>
-      <w:r>
-        <w:t xml:space="preserve">, applying </w:t>
-      </w:r>
-      <w:r>
-        <w:rPr>
-          <w:b/>
-          <w:bCs/>
-        </w:rPr>
-        <w:t xml:space="preserve">Security Groups and Network ACLs </w:t>
-      </w:r>
-      <w:r>
-        <w:t>for strict traffic control.</w:t>
+        <w:rPr>
+          <w:sz w:val="22"/>
+          <w:szCs w:val="22"/>
+        </w:rPr>
+      </w:pPr>
+      <w:r>
+        <w:rPr>
+          <w:sz w:val="22"/>
+          <w:szCs w:val="22"/>
+        </w:rPr>
+        <w:t xml:space="preserve">Deployed </w:t>
+      </w:r>
+      <w:r>
+        <w:rPr>
+          <w:sz w:val="22"/>
+          <w:szCs w:val="22"/>
+        </w:rPr>
+        <w:t>Guard Duty</w:t>
+      </w:r>
+      <w:r>
+        <w:rPr>
+          <w:sz w:val="22"/>
+          <w:szCs w:val="22"/>
+        </w:rPr>
+        <w:t xml:space="preserve"> for threat detection and automated secure infrastructure provisioning with Terraform.</w:t>
       </w:r>
     </w:p>
     <w:p>
       <w:pPr>
-        <w:numPr>
-          <w:ilvl w:val="0"/>
-          <w:numId w:val="12"/>
-        </w:numPr>
-        <w:spacing w:after="0"/>
-        <w:jc w:val="both"/>
-      </w:pPr>
-      <w:r>
-        <w:t xml:space="preserve">Deployed </w:t>
-      </w:r>
-      <w:r>
-        <w:rPr>
-          <w:b/>
-          <w:bCs/>
-        </w:rPr>
-        <w:t>AWS WAF</w:t>
-      </w:r>
-      <w:r>
-        <w:t xml:space="preserve"> to protect applications from </w:t>
-      </w:r>
-      <w:r>
-        <w:rPr>
-          <w:b/>
-          <w:bCs/>
-        </w:rPr>
-        <w:t>OWASP Top 10 threats</w:t>
-      </w:r>
-      <w:r>
-        <w:t xml:space="preserve"> and used </w:t>
-      </w:r>
-      <w:r>
-        <w:rPr>
-          <w:b/>
-          <w:bCs/>
-        </w:rPr>
-        <w:t>Shield for DDoS mitigation</w:t>
-      </w:r>
-      <w:r>
-        <w:t>.</w:t>
-      </w:r>
-    </w:p>
-    <w:p>
-      <w:pPr>
-        <w:numPr>
-          <w:ilvl w:val="0"/>
-          <w:numId w:val="12"/>
-        </w:numPr>
-        <w:spacing w:after="0"/>
-        <w:jc w:val="both"/>
-      </w:pPr>
-      <w:r>
-        <w:t>Enabled centralized logging with</w:t>
-      </w:r>
-      <w:r>
-        <w:rPr>
-          <w:b/>
-          <w:bCs/>
-        </w:rPr>
-        <w:t xml:space="preserve"> </w:t>
-      </w:r>
-      <w:r>
-        <w:t>CloudTrail</w:t>
-      </w:r>
-      <w:r>
-        <w:rPr>
-          <w:b/>
-          <w:bCs/>
-        </w:rPr>
-        <w:t xml:space="preserve"> and used </w:t>
-      </w:r>
-      <w:proofErr w:type="spellStart"/>
-      <w:r>
-        <w:rPr>
-          <w:b/>
-          <w:bCs/>
-        </w:rPr>
-        <w:t>GuardDuty</w:t>
-      </w:r>
-      <w:proofErr w:type="spellEnd"/>
-      <w:r>
-        <w:rPr>
-          <w:b/>
-          <w:bCs/>
-        </w:rPr>
-        <w:t xml:space="preserve"> for threat detection and </w:t>
-      </w:r>
-      <w:r>
-        <w:t>anomaly reporting</w:t>
-      </w:r>
-      <w:r>
-        <w:t>.</w:t>
-      </w:r>
-    </w:p>
-    <w:p>
-      <w:pPr>
-        <w:pStyle w:val="NormalWeb"/>
-        <w:numPr>
-          <w:ilvl w:val="0"/>
-          <w:numId w:val="12"/>
-        </w:numPr>
-        <w:spacing w:after="0" w:afterAutospacing="0"/>
-        <w:jc w:val="both"/>
-      </w:pPr>
-      <w:r>
-        <w:t xml:space="preserve">Integrated </w:t>
-      </w:r>
-      <w:r>
-        <w:rPr>
-          <w:b/>
-          <w:bCs/>
-        </w:rPr>
-        <w:t>AWS SSO</w:t>
-      </w:r>
-      <w:r>
-        <w:t xml:space="preserve"> with an </w:t>
-      </w:r>
-      <w:r>
-        <w:rPr>
-          <w:b/>
-          <w:bCs/>
-        </w:rPr>
-        <w:t>external identity</w:t>
-      </w:r>
-      <w:r>
-        <w:t xml:space="preserve"> provider to streamline and </w:t>
-      </w:r>
-      <w:r>
-        <w:rPr>
-          <w:b/>
-          <w:bCs/>
-        </w:rPr>
-        <w:t>secure user authentication</w:t>
-      </w:r>
-      <w:r>
-        <w:rPr>
-          <w:b/>
-          <w:bCs/>
-        </w:rPr>
-        <w:t>.</w:t>
-      </w:r>
-    </w:p>
-    <w:p>
-      <w:pPr>
-        <w:pStyle w:val="NormalWeb"/>
-        <w:numPr>
-          <w:ilvl w:val="0"/>
-          <w:numId w:val="12"/>
-        </w:numPr>
-        <w:spacing w:after="0" w:afterAutospacing="0"/>
-        <w:jc w:val="both"/>
-      </w:pPr>
-      <w:r>
-        <w:rPr>
-          <w:b/>
-          <w:bCs/>
-        </w:rPr>
-        <w:t>Automated infrastructure using Terraform</w:t>
-      </w:r>
-      <w:r>
-        <w:t xml:space="preserve"> to ensure consistent deployment and </w:t>
-      </w:r>
-      <w:r>
-        <w:rPr>
-          <w:b/>
-          <w:bCs/>
-        </w:rPr>
-        <w:t>policy compliance</w:t>
-      </w:r>
-      <w:r>
-        <w:t>.</w:t>
-      </w:r>
-    </w:p>
-    <w:p>
-      <w:pPr>
         <w:pStyle w:val="TableParagraph"/>
         <w:spacing w:before="1" w:line="241" w:lineRule="exact"/>
-        <w:ind w:left="0"/>
+        <w:ind w:left="720"/>
         <w:jc w:val="both"/>
         <w:rPr>
           <w:b/>
           <w:bCs/>
           <w:spacing w:val="-2"/>
-          <w:sz w:val="21"/>
-          <w:u w:val="single"/>
-        </w:rPr>
-      </w:pPr>
-    </w:p>
-    <w:p>
-      <w:pPr>
-        <w:pStyle w:val="TableParagraph"/>
-        <w:spacing w:before="1" w:line="241" w:lineRule="exact"/>
-        <w:ind w:left="0"/>
-        <w:jc w:val="both"/>
-        <w:rPr>
-          <w:b/>
-          <w:bCs/>
-          <w:spacing w:val="-10"/>
-          <w:sz w:val="21"/>
-        </w:rPr>
-      </w:pPr>
-      <w:r>
-        <w:rPr>
-          <w:b/>
-          <w:bCs/>
-          <w:spacing w:val="-2"/>
-          <w:sz w:val="21"/>
-          <w:u w:val="single"/>
-        </w:rPr>
-        <w:t>CERTIFICATIONS</w:t>
-      </w:r>
-      <w:r>
-        <w:rPr>
-          <w:b/>
-          <w:bCs/>
-          <w:spacing w:val="-2"/>
-          <w:sz w:val="21"/>
-        </w:rPr>
-        <w:t>:</w:t>
-      </w:r>
-      <w:r>
-        <w:rPr>
-          <w:b/>
-          <w:bCs/>
-          <w:spacing w:val="-10"/>
-          <w:sz w:val="21"/>
-        </w:rPr>
-        <w:t xml:space="preserve"> </w:t>
-      </w:r>
+          <w:sz w:val="24"/>
+          <w:szCs w:val="24"/>
+        </w:rPr>
+      </w:pPr>
     </w:p>
     <w:p>
       <w:pPr>
         <w:pStyle w:val="TableParagraph"/>
         <w:numPr>
           <w:ilvl w:val="0"/>
-          <w:numId w:val="14"/>
+          <w:numId w:val="21"/>
         </w:numPr>
-        <w:spacing w:after="0" w:line="241" w:lineRule="exact"/>
+        <w:spacing w:before="1" w:line="241" w:lineRule="exact"/>
         <w:jc w:val="both"/>
         <w:rPr>
           <w:b/>
           <w:bCs/>
-          <w:spacing w:val="-10"/>
-        </w:rPr>
-      </w:pPr>
-      <w:r>
+          <w:spacing w:val="-2"/>
+          <w:sz w:val="24"/>
+          <w:szCs w:val="24"/>
+        </w:rPr>
+      </w:pPr>
+      <w:r>
+        <w:rPr>
+          <w:b/>
+          <w:bCs/>
+          <w:spacing w:val="-2"/>
+          <w:sz w:val="24"/>
+          <w:szCs w:val="24"/>
+        </w:rPr>
+        <w:t>Secure VPC Architecture with Public &amp; Private Subnets and Bastion Host</w:t>
+      </w:r>
+      <w:r>
+        <w:rPr>
+          <w:b/>
+          <w:bCs/>
+          <w:spacing w:val="-2"/>
+          <w:sz w:val="24"/>
+          <w:szCs w:val="24"/>
+        </w:rPr>
+        <w:t xml:space="preserve">     - </w:t>
+      </w:r>
+      <w:r>
+        <w:rPr>
+          <w:b/>
+          <w:bCs/>
+          <w:spacing w:val="-2"/>
+          <w:sz w:val="24"/>
+          <w:szCs w:val="24"/>
+          <w:shd w:val="clear" w:color="auto" w:fill="FAE2D5" w:themeFill="accent2" w:themeFillTint="33"/>
+        </w:rPr>
+        <w:t>U</w:t>
+      </w:r>
+      <w:r>
+        <w:rPr>
+          <w:b/>
+          <w:bCs/>
+          <w:spacing w:val="-2"/>
+          <w:sz w:val="24"/>
+          <w:szCs w:val="24"/>
+          <w:shd w:val="clear" w:color="auto" w:fill="FAE2D5" w:themeFill="accent2" w:themeFillTint="33"/>
+        </w:rPr>
+        <w:t>niv of Cincinnati</w:t>
+      </w:r>
+    </w:p>
+    <w:p>
+      <w:pPr>
+        <w:pStyle w:val="TableParagraph"/>
+        <w:spacing w:before="1" w:line="241" w:lineRule="exact"/>
+        <w:ind w:left="360"/>
+        <w:jc w:val="both"/>
+        <w:rPr>
+          <w:b/>
+          <w:bCs/>
+          <w:spacing w:val="-2"/>
+          <w:sz w:val="24"/>
+          <w:szCs w:val="24"/>
+          <w:lang w:val="en-IN"/>
+        </w:rPr>
+      </w:pPr>
+      <w:r>
+        <w:rPr>
+          <w:b/>
+          <w:bCs/>
+          <w:spacing w:val="-2"/>
+          <w:sz w:val="24"/>
+          <w:szCs w:val="24"/>
+          <w:lang w:val="en-IN"/>
+        </w:rPr>
+        <w:t xml:space="preserve">Technologies Used: AWS VPC, EC2, </w:t>
+      </w:r>
+      <w:r>
+        <w:rPr>
+          <w:spacing w:val="-2"/>
+          <w:sz w:val="24"/>
+          <w:szCs w:val="24"/>
+          <w:lang w:val="en-IN"/>
+        </w:rPr>
+        <w:t>Subnets, Internet Gateway, Route Tables,</w:t>
+      </w:r>
+      <w:r>
+        <w:rPr>
+          <w:b/>
+          <w:bCs/>
+          <w:spacing w:val="-2"/>
+          <w:sz w:val="24"/>
+          <w:szCs w:val="24"/>
+          <w:lang w:val="en-IN"/>
+        </w:rPr>
+        <w:t xml:space="preserve"> Security Groups, </w:t>
+      </w:r>
+      <w:r>
+        <w:rPr>
+          <w:spacing w:val="-2"/>
+          <w:sz w:val="24"/>
+          <w:szCs w:val="24"/>
+          <w:lang w:val="en-IN"/>
+        </w:rPr>
+        <w:t>SSH</w:t>
+      </w:r>
+      <w:r>
+        <w:rPr>
+          <w:b/>
+          <w:bCs/>
+          <w:spacing w:val="-2"/>
+          <w:sz w:val="24"/>
+          <w:szCs w:val="24"/>
+          <w:lang w:val="en-IN"/>
+        </w:rPr>
+        <w:t xml:space="preserve">, </w:t>
+      </w:r>
+      <w:r>
+        <w:rPr>
+          <w:spacing w:val="-2"/>
+          <w:sz w:val="24"/>
+          <w:szCs w:val="24"/>
+          <w:lang w:val="en-IN"/>
+        </w:rPr>
+        <w:t>Linux</w:t>
+      </w:r>
+    </w:p>
+    <w:p>
+      <w:pPr>
+        <w:pStyle w:val="TableParagraph"/>
+        <w:numPr>
+          <w:ilvl w:val="0"/>
+          <w:numId w:val="32"/>
+        </w:numPr>
+        <w:spacing w:before="1" w:line="241" w:lineRule="exact"/>
+        <w:jc w:val="both"/>
+        <w:rPr>
+          <w:spacing w:val="-2"/>
+          <w:lang w:val="en-IN"/>
+        </w:rPr>
+      </w:pPr>
+      <w:r>
+        <w:rPr>
+          <w:spacing w:val="-2"/>
+          <w:lang w:val="en-IN"/>
+        </w:rPr>
+        <w:t xml:space="preserve">Built a </w:t>
+      </w:r>
+      <w:r>
+        <w:rPr>
+          <w:b/>
+          <w:bCs/>
+          <w:spacing w:val="-2"/>
+          <w:lang w:val="en-IN"/>
+        </w:rPr>
+        <w:t>secure AWS VPC with public and private subnets</w:t>
+      </w:r>
+      <w:r>
+        <w:rPr>
+          <w:spacing w:val="-2"/>
+          <w:lang w:val="en-IN"/>
+        </w:rPr>
+        <w:t xml:space="preserve"> to isolate internal servers and minimize external exposure.</w:t>
+      </w:r>
+    </w:p>
+    <w:p>
+      <w:pPr>
+        <w:pStyle w:val="TableParagraph"/>
+        <w:numPr>
+          <w:ilvl w:val="0"/>
+          <w:numId w:val="32"/>
+        </w:numPr>
+        <w:spacing w:before="1" w:line="241" w:lineRule="exact"/>
+        <w:jc w:val="both"/>
+        <w:rPr>
+          <w:spacing w:val="-2"/>
+          <w:lang w:val="en-IN"/>
+        </w:rPr>
+      </w:pPr>
+      <w:r>
+        <w:rPr>
+          <w:spacing w:val="-2"/>
+          <w:lang w:val="en-IN"/>
+        </w:rPr>
+        <w:t xml:space="preserve">Configured a Bastion Host in the public subnet to enable </w:t>
+      </w:r>
+      <w:r>
+        <w:rPr>
+          <w:b/>
+          <w:bCs/>
+          <w:spacing w:val="-2"/>
+          <w:lang w:val="en-IN"/>
+        </w:rPr>
+        <w:t>secure SSH access to private EC2 instances</w:t>
+      </w:r>
+      <w:r>
+        <w:rPr>
+          <w:spacing w:val="-2"/>
+          <w:lang w:val="en-IN"/>
+        </w:rPr>
+        <w:t xml:space="preserve"> using role-based restrictions.</w:t>
+      </w:r>
+    </w:p>
+    <w:p>
+      <w:pPr>
+        <w:pStyle w:val="TableParagraph"/>
+        <w:numPr>
+          <w:ilvl w:val="0"/>
+          <w:numId w:val="32"/>
+        </w:numPr>
+        <w:spacing w:before="1" w:line="241" w:lineRule="exact"/>
+        <w:jc w:val="both"/>
+        <w:rPr>
+          <w:spacing w:val="-2"/>
+          <w:lang w:val="en-IN"/>
+        </w:rPr>
+      </w:pPr>
+      <w:r>
+        <w:rPr>
+          <w:spacing w:val="-2"/>
+          <w:lang w:val="en-IN"/>
+        </w:rPr>
+        <w:t xml:space="preserve">Managed routing and </w:t>
+      </w:r>
+      <w:r>
+        <w:rPr>
+          <w:b/>
+          <w:bCs/>
+          <w:spacing w:val="-2"/>
+          <w:lang w:val="en-IN"/>
+        </w:rPr>
+        <w:t>firewall rules</w:t>
+      </w:r>
+      <w:r>
+        <w:rPr>
+          <w:spacing w:val="-2"/>
+          <w:lang w:val="en-IN"/>
+        </w:rPr>
+        <w:t xml:space="preserve"> through </w:t>
+      </w:r>
+      <w:r>
+        <w:rPr>
+          <w:b/>
+          <w:bCs/>
+          <w:spacing w:val="-2"/>
+          <w:lang w:val="en-IN"/>
+        </w:rPr>
+        <w:t>custom route tables and security groups</w:t>
+      </w:r>
+      <w:r>
+        <w:rPr>
+          <w:spacing w:val="-2"/>
+          <w:lang w:val="en-IN"/>
+        </w:rPr>
+        <w:t xml:space="preserve">, ensuring granular control over </w:t>
+      </w:r>
+      <w:r>
+        <w:rPr>
+          <w:b/>
+          <w:bCs/>
+          <w:spacing w:val="-2"/>
+          <w:lang w:val="en-IN"/>
+        </w:rPr>
+        <w:t>traffic flow.</w:t>
+      </w:r>
+    </w:p>
+    <w:p>
+      <w:pPr>
+        <w:pStyle w:val="TableParagraph"/>
+        <w:numPr>
+          <w:ilvl w:val="0"/>
+          <w:numId w:val="32"/>
+        </w:numPr>
+        <w:spacing w:before="1" w:line="241" w:lineRule="exact"/>
+        <w:jc w:val="both"/>
+        <w:rPr>
+          <w:spacing w:val="-2"/>
+          <w:lang w:val="en-IN"/>
+        </w:rPr>
+      </w:pPr>
+      <w:r>
+        <w:rPr>
+          <w:spacing w:val="-2"/>
+          <w:lang w:val="en-IN"/>
+        </w:rPr>
+        <w:t xml:space="preserve">Applied </w:t>
+      </w:r>
+      <w:r>
+        <w:rPr>
+          <w:b/>
+          <w:bCs/>
+          <w:spacing w:val="-2"/>
+          <w:lang w:val="en-IN"/>
+        </w:rPr>
+        <w:t>real-world security practices</w:t>
+      </w:r>
+      <w:r>
+        <w:rPr>
+          <w:spacing w:val="-2"/>
+          <w:lang w:val="en-IN"/>
+        </w:rPr>
+        <w:t xml:space="preserve"> including </w:t>
+      </w:r>
+      <w:r>
+        <w:rPr>
+          <w:b/>
+          <w:bCs/>
+          <w:spacing w:val="-2"/>
+          <w:lang w:val="en-IN"/>
+        </w:rPr>
+        <w:t>least privilege access, subnet segmentation, and jump-box architecture</w:t>
+      </w:r>
+      <w:r>
+        <w:rPr>
+          <w:spacing w:val="-2"/>
+          <w:lang w:val="en-IN"/>
+        </w:rPr>
+        <w:t xml:space="preserve"> for enhanced protection.</w:t>
+      </w:r>
+    </w:p>
+    <w:p>
+      <w:pPr>
+        <w:pStyle w:val="TableParagraph"/>
+        <w:numPr>
+          <w:ilvl w:val="0"/>
+          <w:numId w:val="21"/>
+        </w:numPr>
+        <w:spacing w:before="1" w:line="241" w:lineRule="exact"/>
+        <w:jc w:val="both"/>
+        <w:rPr>
+          <w:b/>
+          <w:bCs/>
+          <w:spacing w:val="-2"/>
+          <w:sz w:val="24"/>
+          <w:szCs w:val="24"/>
+        </w:rPr>
+      </w:pPr>
+      <w:r>
+        <w:rPr>
+          <w:b/>
+          <w:bCs/>
+          <w:spacing w:val="-2"/>
+          <w:sz w:val="24"/>
+          <w:szCs w:val="24"/>
+          <w:lang w:val="en-IN"/>
+        </w:rPr>
+        <w:t>Cybersecurity Mini-Project</w:t>
+      </w:r>
+      <w:r>
+        <w:rPr>
+          <w:b/>
+          <w:bCs/>
+          <w:spacing w:val="-2"/>
+          <w:sz w:val="24"/>
+          <w:szCs w:val="24"/>
+          <w:lang w:val="en-IN"/>
+        </w:rPr>
+        <w:tab/>
+      </w:r>
+      <w:r>
+        <w:rPr>
+          <w:b/>
+          <w:bCs/>
+          <w:spacing w:val="-2"/>
+          <w:sz w:val="24"/>
+          <w:szCs w:val="24"/>
+          <w:lang w:val="en-IN"/>
+        </w:rPr>
+        <w:tab/>
+      </w:r>
+      <w:r>
+        <w:rPr>
+          <w:b/>
+          <w:bCs/>
+          <w:spacing w:val="-2"/>
+          <w:sz w:val="24"/>
+          <w:szCs w:val="24"/>
+          <w:lang w:val="en-IN"/>
+        </w:rPr>
+        <w:tab/>
+      </w:r>
+      <w:r>
+        <w:rPr>
+          <w:b/>
+          <w:bCs/>
+          <w:spacing w:val="-2"/>
+          <w:sz w:val="24"/>
+          <w:szCs w:val="24"/>
+          <w:lang w:val="en-IN"/>
+        </w:rPr>
+        <w:tab/>
+      </w:r>
+      <w:r>
+        <w:rPr>
+          <w:b/>
+          <w:bCs/>
+          <w:spacing w:val="-2"/>
+          <w:sz w:val="24"/>
+          <w:szCs w:val="24"/>
+          <w:lang w:val="en-IN"/>
+        </w:rPr>
+        <w:tab/>
+      </w:r>
+      <w:r>
+        <w:rPr>
+          <w:b/>
+          <w:bCs/>
+          <w:spacing w:val="-2"/>
+          <w:sz w:val="24"/>
+          <w:szCs w:val="24"/>
+          <w:lang w:val="en-IN"/>
+        </w:rPr>
+        <w:tab/>
+      </w:r>
+      <w:r>
+        <w:rPr>
+          <w:b/>
+          <w:bCs/>
+          <w:spacing w:val="-2"/>
+          <w:sz w:val="24"/>
+          <w:szCs w:val="24"/>
+          <w:lang w:val="en-IN"/>
+        </w:rPr>
+        <w:t xml:space="preserve"> </w:t>
+      </w:r>
+      <w:r>
+        <w:rPr>
+          <w:b/>
+          <w:bCs/>
+          <w:spacing w:val="-2"/>
+          <w:sz w:val="24"/>
+          <w:szCs w:val="24"/>
+          <w:lang w:val="en-IN"/>
+        </w:rPr>
+        <w:tab/>
+        <w:t xml:space="preserve">        </w:t>
+      </w:r>
+      <w:r>
+        <w:rPr>
+          <w:b/>
+          <w:bCs/>
+          <w:spacing w:val="-2"/>
+          <w:sz w:val="24"/>
+          <w:szCs w:val="24"/>
+          <w:lang w:val="en-IN"/>
+        </w:rPr>
+        <w:t xml:space="preserve">  </w:t>
+      </w:r>
+      <w:r>
+        <w:rPr>
+          <w:b/>
+          <w:bCs/>
+          <w:spacing w:val="-2"/>
+          <w:sz w:val="24"/>
+          <w:szCs w:val="24"/>
+          <w:shd w:val="clear" w:color="auto" w:fill="FAE2D5" w:themeFill="accent2" w:themeFillTint="33"/>
+          <w:lang w:val="en-IN"/>
+        </w:rPr>
+        <w:t xml:space="preserve">- </w:t>
+      </w:r>
+      <w:proofErr w:type="spellStart"/>
+      <w:r>
+        <w:rPr>
+          <w:b/>
+          <w:bCs/>
+          <w:spacing w:val="-2"/>
+          <w:sz w:val="24"/>
+          <w:szCs w:val="24"/>
+          <w:shd w:val="clear" w:color="auto" w:fill="FAE2D5" w:themeFill="accent2" w:themeFillTint="33"/>
+          <w:lang w:val="en-IN"/>
+        </w:rPr>
+        <w:t>Univ</w:t>
+      </w:r>
+      <w:proofErr w:type="spellEnd"/>
+      <w:r>
+        <w:rPr>
+          <w:b/>
+          <w:bCs/>
+          <w:spacing w:val="-2"/>
+          <w:sz w:val="24"/>
+          <w:szCs w:val="24"/>
+          <w:shd w:val="clear" w:color="auto" w:fill="FAE2D5" w:themeFill="accent2" w:themeFillTint="33"/>
+          <w:lang w:val="en-IN"/>
+        </w:rPr>
+        <w:t xml:space="preserve"> of Cincinnati</w:t>
+      </w:r>
+    </w:p>
+    <w:p>
+      <w:pPr>
+        <w:pStyle w:val="TableParagraph"/>
+        <w:spacing w:before="1" w:line="360" w:lineRule="auto"/>
+        <w:ind w:left="0" w:firstLine="360"/>
+        <w:jc w:val="both"/>
+        <w:rPr>
+          <w:rFonts w:eastAsiaTheme="minorHAnsi"/>
+          <w:b/>
+          <w:bCs/>
+          <w:kern w:val="2"/>
+          <w:lang w:val="en-IN"/>
+          <w14:ligatures w14:val="standardContextual"/>
+        </w:rPr>
+      </w:pPr>
+      <w:r>
+        <w:rPr>
+          <w:rFonts w:eastAsiaTheme="minorHAnsi"/>
+          <w:b/>
+          <w:bCs/>
+          <w:kern w:val="2"/>
+          <w:lang w:val="en-IN"/>
+          <w14:ligatures w14:val="standardContextual"/>
+        </w:rPr>
+        <w:t>Tools/Technologies: Python, PyCharm, Cipher Text, Morse Code, Basic Cryptography</w:t>
+      </w:r>
+    </w:p>
+    <w:p>
+      <w:pPr>
+        <w:pStyle w:val="TableParagraph"/>
+        <w:numPr>
+          <w:ilvl w:val="0"/>
+          <w:numId w:val="33"/>
+        </w:numPr>
+        <w:spacing w:before="1" w:line="240" w:lineRule="auto"/>
+        <w:jc w:val="both"/>
         <w:rPr>
           <w:rFonts w:eastAsiaTheme="minorHAnsi"/>
           <w:kern w:val="2"/>
           <w14:ligatures w14:val="standardContextual"/>
         </w:rPr>
-        <w:t>Cisco Certified Network Associate (</w:t>
-      </w:r>
-      <w:r>
-        <w:rPr>
-          <w:rFonts w:eastAsiaTheme="minorHAnsi"/>
-          <w:b/>
-          <w:bCs/>
-          <w:kern w:val="2"/>
-          <w14:ligatures w14:val="standardContextual"/>
-        </w:rPr>
-        <w:t>CCNA</w:t>
-      </w:r>
-      <w:r>
-        <w:rPr>
-          <w:rFonts w:eastAsiaTheme="minorHAnsi"/>
-          <w:kern w:val="2"/>
-          <w14:ligatures w14:val="standardContextual"/>
-        </w:rPr>
-        <w:t>)</w:t>
-      </w:r>
-    </w:p>
-    <w:p>
-      <w:pPr>
-        <w:pStyle w:val="TableParagraph"/>
-        <w:numPr>
-          <w:ilvl w:val="0"/>
-          <w:numId w:val="14"/>
-        </w:numPr>
-        <w:spacing w:after="0" w:line="276" w:lineRule="auto"/>
-        <w:jc w:val="both"/>
+      </w:pPr>
+      <w:r>
         <w:rPr>
           <w:rFonts w:eastAsiaTheme="minorHAnsi"/>
           <w:kern w:val="2"/>
           <w:lang w:val="en-IN"/>
           <w14:ligatures w14:val="standardContextual"/>
         </w:rPr>
-      </w:pPr>
+        <w:t xml:space="preserve">Designed a Python-based application to </w:t>
+      </w:r>
+      <w:r>
+        <w:rPr>
+          <w:rFonts w:eastAsiaTheme="minorHAnsi"/>
+          <w:b/>
+          <w:bCs/>
+          <w:kern w:val="2"/>
+          <w:lang w:val="en-IN"/>
+          <w14:ligatures w14:val="standardContextual"/>
+        </w:rPr>
+        <w:t>encode and decode messages</w:t>
+      </w:r>
       <w:r>
         <w:rPr>
           <w:rFonts w:eastAsiaTheme="minorHAnsi"/>
@@ -4144,18 +3594,9 @@
           <w:lang w:val="en-IN"/>
           <w14:ligatures w14:val="standardContextual"/>
         </w:rPr>
-        <w:t>Introduction to Cybersecurity</w:t>
-      </w:r>
-    </w:p>
-    <w:p>
-      <w:pPr>
-        <w:pStyle w:val="TableParagraph"/>
-        <w:numPr>
-          <w:ilvl w:val="0"/>
-          <w:numId w:val="14"/>
-        </w:numPr>
-        <w:spacing w:after="0" w:line="276" w:lineRule="auto"/>
-        <w:jc w:val="both"/>
+        <w:t xml:space="preserve"> using classic cryptographic methods including </w:t>
+      </w:r>
+      <w:r>
         <w:rPr>
           <w:rFonts w:eastAsiaTheme="minorHAnsi"/>
           <w:b/>
@@ -4164,7 +3605,8 @@
           <w:lang w:val="en-IN"/>
           <w14:ligatures w14:val="standardContextual"/>
         </w:rPr>
-      </w:pPr>
+        <w:t>Morse code</w:t>
+      </w:r>
       <w:r>
         <w:rPr>
           <w:rFonts w:eastAsiaTheme="minorHAnsi"/>
@@ -4172,7 +3614,7 @@
           <w:lang w:val="en-IN"/>
           <w14:ligatures w14:val="standardContextual"/>
         </w:rPr>
-        <w:t xml:space="preserve">CompTIA Security+ </w:t>
+        <w:t xml:space="preserve"> and </w:t>
       </w:r>
       <w:r>
         <w:rPr>
@@ -4183,7 +3625,7 @@
           <w:lang w:val="en-IN"/>
           <w14:ligatures w14:val="standardContextual"/>
         </w:rPr>
-        <w:t>(In Progress</w:t>
+        <w:t>Caesar Cipher</w:t>
       </w:r>
       <w:r>
         <w:rPr>
@@ -4192,7 +3634,7 @@
           <w:lang w:val="en-IN"/>
           <w14:ligatures w14:val="standardContextual"/>
         </w:rPr>
-        <w:t>)</w:t>
+        <w:t>.</w:t>
       </w:r>
     </w:p>
     <w:p>
@@ -4200,43 +3642,89 @@
         <w:pStyle w:val="TableParagraph"/>
         <w:numPr>
           <w:ilvl w:val="0"/>
-          <w:numId w:val="14"/>
+          <w:numId w:val="33"/>
         </w:numPr>
-        <w:spacing w:before="1" w:line="276" w:lineRule="auto"/>
+        <w:spacing w:before="1" w:line="240" w:lineRule="auto"/>
         <w:jc w:val="both"/>
-        <w:rPr>
-          <w:rFonts w:eastAsiaTheme="minorHAnsi"/>
-          <w:b/>
-          <w:bCs/>
-          <w:kern w:val="2"/>
-          <w14:ligatures w14:val="standardContextual"/>
-        </w:rPr>
-      </w:pPr>
-      <w:r>
         <w:rPr>
           <w:rFonts w:eastAsiaTheme="minorHAnsi"/>
           <w:kern w:val="2"/>
           <w14:ligatures w14:val="standardContextual"/>
         </w:rPr>
-        <w:t>Microsoft Azure Fundamentals (</w:t>
-      </w:r>
+      </w:pPr>
       <w:r>
         <w:rPr>
           <w:rFonts w:eastAsiaTheme="minorHAnsi"/>
-          <w:b/>
-          <w:bCs/>
           <w:kern w:val="2"/>
+          <w:lang w:val="en-IN"/>
           <w14:ligatures w14:val="standardContextual"/>
         </w:rPr>
-        <w:t>AZ-900</w:t>
-      </w:r>
-      <w:r>
+        <w:t xml:space="preserve">Gained insight into </w:t>
+      </w:r>
+      <w:r>
+        <w:rPr>
+          <w:rFonts w:eastAsiaTheme="minorHAnsi"/>
+          <w:b/>
+          <w:bCs/>
+          <w:kern w:val="2"/>
+          <w:lang w:val="en-IN"/>
+          <w14:ligatures w14:val="standardContextual"/>
+        </w:rPr>
+        <w:t>how attackers exploit weak encryption</w:t>
+      </w:r>
+      <w:r>
+        <w:rPr>
+          <w:rFonts w:eastAsiaTheme="minorHAnsi"/>
+          <w:kern w:val="2"/>
+          <w:lang w:val="en-IN"/>
+          <w14:ligatures w14:val="standardContextual"/>
+        </w:rPr>
+        <w:t xml:space="preserve"> and how to strengthen it using layered encoding and secure key exchanges.</w:t>
+      </w:r>
+    </w:p>
+    <w:p>
+      <w:pPr>
+        <w:pStyle w:val="TableParagraph"/>
+        <w:numPr>
+          <w:ilvl w:val="0"/>
+          <w:numId w:val="33"/>
+        </w:numPr>
+        <w:spacing w:before="1" w:line="240" w:lineRule="auto"/>
+        <w:jc w:val="both"/>
         <w:rPr>
           <w:rFonts w:eastAsiaTheme="minorHAnsi"/>
           <w:kern w:val="2"/>
           <w14:ligatures w14:val="standardContextual"/>
         </w:rPr>
-        <w:t>)</w:t>
+      </w:pPr>
+      <w:r>
+        <w:rPr>
+          <w:rFonts w:eastAsiaTheme="minorHAnsi"/>
+          <w:kern w:val="2"/>
+          <w:lang w:val="en-IN"/>
+          <w14:ligatures w14:val="standardContextual"/>
+        </w:rPr>
+        <w:t xml:space="preserve">Practiced secure development using </w:t>
+      </w:r>
+      <w:r>
+        <w:rPr>
+          <w:rFonts w:eastAsiaTheme="minorHAnsi"/>
+          <w:b/>
+          <w:bCs/>
+          <w:kern w:val="2"/>
+          <w:lang w:val="en-IN"/>
+          <w14:ligatures w14:val="standardContextual"/>
+        </w:rPr>
+        <w:t>PyCharm</w:t>
+      </w:r>
+      <w:r>
+        <w:rPr>
+          <w:rFonts w:eastAsiaTheme="minorHAnsi"/>
+          <w:kern w:val="2"/>
+          <w:lang w:val="en-IN"/>
+          <w14:ligatures w14:val="standardContextual"/>
+        </w:rPr>
+        <w:t>, including input validation and exception handling to prevent misuse.</w:t>
       </w:r>
     </w:p>
     <w:sectPr>
@@ -4371,6 +3859,119 @@
     </w:lvl>
   </w:abstractNum>
   <w:abstractNum w:abstractNumId="1" w15:restartNumberingAfterBreak="0">
+    <w:nsid w:val="0C9D239B"/>
+    <w:multiLevelType w:val="hybridMultilevel"/>
+    <w:tmpl w:val="31A61630"/>
+    <w:lvl w:ilvl="0" w:tplc="40090001">
+      <w:start w:val="1"/>
+      <w:numFmt w:val="bullet"/>
+      <w:lvlText w:val=""/>
+      <w:lvlJc w:val="left"/>
+      <w:pPr>
+        <w:ind w:left="720" w:hanging="360"/>
+      </w:pPr>
+      <w:rPr>
+        <w:rFonts w:ascii="Symbol" w:hAnsi="Symbol" w:hint="default"/>
+      </w:rPr>
+    </w:lvl>
+    <w:lvl w:ilvl="1" w:tplc="40090003" w:tentative="1">
+      <w:start w:val="1"/>
+      <w:numFmt w:val="bullet"/>
+      <w:lvlText w:val="o"/>
+      <w:lvlJc w:val="left"/>
+      <w:pPr>
+        <w:ind w:left="1440" w:hanging="360"/>
+      </w:pPr>
+      <w:rPr>
+        <w:rFonts w:ascii="Courier New" w:hAnsi="Courier New" w:cs="Courier New" w:hint="default"/>
+      </w:rPr>
+    </w:lvl>
+    <w:lvl w:ilvl="2" w:tplc="40090005" w:tentative="1">
+      <w:start w:val="1"/>
+      <w:numFmt w:val="bullet"/>
+      <w:lvlText w:val=""/>
+      <w:lvlJc w:val="left"/>
+      <w:pPr>
+        <w:ind w:left="2160" w:hanging="360"/>
+      </w:pPr>
+      <w:rPr>
+        <w:rFonts w:ascii="Wingdings" w:hAnsi="Wingdings" w:hint="default"/>
+      </w:rPr>
+    </w:lvl>
+    <w:lvl w:ilvl="3" w:tplc="40090001" w:tentative="1">
+      <w:start w:val="1"/>
+      <w:numFmt w:val="bullet"/>
+      <w:lvlText w:val=""/>
+      <w:lvlJc w:val="left"/>
+      <w:pPr>
+        <w:ind w:left="2880" w:hanging="360"/>
+      </w:pPr>
+      <w:rPr>
+        <w:rFonts w:ascii="Symbol" w:hAnsi="Symbol" w:hint="default"/>
+      </w:rPr>
+    </w:lvl>
+    <w:lvl w:ilvl="4" w:tplc="40090003" w:tentative="1">
+      <w:start w:val="1"/>
+      <w:numFmt w:val="bullet"/>
+      <w:lvlText w:val="o"/>
+      <w:lvlJc w:val="left"/>
+      <w:pPr>
+        <w:ind w:left="3600" w:hanging="360"/>
+      </w:pPr>
+      <w:rPr>
+        <w:rFonts w:ascii="Courier New" w:hAnsi="Courier New" w:cs="Courier New" w:hint="default"/>
+      </w:rPr>
+    </w:lvl>
+    <w:lvl w:ilvl="5" w:tplc="40090005" w:tentative="1">
+      <w:start w:val="1"/>
+      <w:numFmt w:val="bullet"/>
+      <w:lvlText w:val=""/>
+      <w:lvlJc w:val="left"/>
+      <w:pPr>
+        <w:ind w:left="4320" w:hanging="360"/>
+      </w:pPr>
+      <w:rPr>
+        <w:rFonts w:ascii="Wingdings" w:hAnsi="Wingdings" w:hint="default"/>
+      </w:rPr>
+    </w:lvl>
+    <w:lvl w:ilvl="6" w:tplc="40090001" w:tentative="1">
+      <w:start w:val="1"/>
+      <w:numFmt w:val="bullet"/>
+      <w:lvlText w:val=""/>
+      <w:lvlJc w:val="left"/>
+      <w:pPr>
+        <w:ind w:left="5040" w:hanging="360"/>
+      </w:pPr>
+      <w:rPr>
+        <w:rFonts w:ascii="Symbol" w:hAnsi="Symbol" w:hint="default"/>
+      </w:rPr>
+    </w:lvl>
+    <w:lvl w:ilvl="7" w:tplc="40090003" w:tentative="1">
+      <w:start w:val="1"/>
+      <w:numFmt w:val="bullet"/>
+      <w:lvlText w:val="o"/>
+      <w:lvlJc w:val="left"/>
+      <w:pPr>
+        <w:ind w:left="5760" w:hanging="360"/>
+      </w:pPr>
+      <w:rPr>
+        <w:rFonts w:ascii="Courier New" w:hAnsi="Courier New" w:cs="Courier New" w:hint="default"/>
+      </w:rPr>
+    </w:lvl>
+    <w:lvl w:ilvl="8" w:tplc="40090005" w:tentative="1">
+      <w:start w:val="1"/>
+      <w:numFmt w:val="bullet"/>
+      <w:lvlText w:val=""/>
+      <w:lvlJc w:val="left"/>
+      <w:pPr>
+        <w:ind w:left="6480" w:hanging="360"/>
+      </w:pPr>
+      <w:rPr>
+        <w:rFonts w:ascii="Wingdings" w:hAnsi="Wingdings" w:hint="default"/>
+      </w:rPr>
+    </w:lvl>
+  </w:abstractNum>
+  <w:abstractNum w:abstractNumId="2" w15:restartNumberingAfterBreak="0">
     <w:nsid w:val="0CA66160"/>
     <w:multiLevelType w:val="hybridMultilevel"/>
     <w:tmpl w:val="B9EE5146"/>
@@ -4483,7 +4084,7 @@
       </w:rPr>
     </w:lvl>
   </w:abstractNum>
-  <w:abstractNum w:abstractNumId="2" w15:restartNumberingAfterBreak="0">
+  <w:abstractNum w:abstractNumId="3" w15:restartNumberingAfterBreak="0">
     <w:nsid w:val="1ADB760B"/>
     <w:multiLevelType w:val="hybridMultilevel"/>
     <w:tmpl w:val="5EE03404"/>
@@ -4596,7 +4197,7 @@
       </w:rPr>
     </w:lvl>
   </w:abstractNum>
-  <w:abstractNum w:abstractNumId="3" w15:restartNumberingAfterBreak="0">
+  <w:abstractNum w:abstractNumId="4" w15:restartNumberingAfterBreak="0">
     <w:nsid w:val="1D073F23"/>
     <w:multiLevelType w:val="hybridMultilevel"/>
     <w:tmpl w:val="CA78F662"/>
@@ -4708,11 +4309,11 @@
       </w:rPr>
     </w:lvl>
   </w:abstractNum>
-  <w:abstractNum w:abstractNumId="4" w15:restartNumberingAfterBreak="0">
+  <w:abstractNum w:abstractNumId="5" w15:restartNumberingAfterBreak="0">
     <w:nsid w:val="1E600C24"/>
     <w:multiLevelType w:val="hybridMultilevel"/>
-    <w:tmpl w:val="C4D478A0"/>
-    <w:lvl w:ilvl="0" w:tplc="40090001">
+    <w:tmpl w:val="5784E3F0"/>
+    <w:lvl w:ilvl="0" w:tplc="16148112">
       <w:start w:val="1"/>
       <w:numFmt w:val="bullet"/>
       <w:lvlText w:val=""/>
@@ -4722,6 +4323,8 @@
       </w:pPr>
       <w:rPr>
         <w:rFonts w:ascii="Symbol" w:hAnsi="Symbol" w:hint="default"/>
+        <w:sz w:val="20"/>
+        <w:szCs w:val="20"/>
       </w:rPr>
     </w:lvl>
     <w:lvl w:ilvl="1" w:tplc="40090003" w:tentative="1">
@@ -4821,7 +4424,7 @@
       </w:rPr>
     </w:lvl>
   </w:abstractNum>
-  <w:abstractNum w:abstractNumId="5" w15:restartNumberingAfterBreak="0">
+  <w:abstractNum w:abstractNumId="6" w15:restartNumberingAfterBreak="0">
     <w:nsid w:val="1F181DF3"/>
     <w:multiLevelType w:val="hybridMultilevel"/>
     <w:tmpl w:val="274CF7CA"/>
@@ -4933,7 +4536,156 @@
       </w:rPr>
     </w:lvl>
   </w:abstractNum>
-  <w:abstractNum w:abstractNumId="6" w15:restartNumberingAfterBreak="0">
+  <w:abstractNum w:abstractNumId="7" w15:restartNumberingAfterBreak="0">
+    <w:nsid w:val="20825A68"/>
+    <w:multiLevelType w:val="multilevel"/>
+    <w:tmpl w:val="3F669D1E"/>
+    <w:lvl w:ilvl="0">
+      <w:start w:val="1"/>
+      <w:numFmt w:val="bullet"/>
+      <w:lvlText w:val=""/>
+      <w:lvlJc w:val="left"/>
+      <w:pPr>
+        <w:tabs>
+          <w:tab w:val="num" w:pos="720"/>
+        </w:tabs>
+        <w:ind w:left="720" w:hanging="360"/>
+      </w:pPr>
+      <w:rPr>
+        <w:rFonts w:ascii="Symbol" w:hAnsi="Symbol" w:hint="default"/>
+        <w:sz w:val="20"/>
+      </w:rPr>
+    </w:lvl>
+    <w:lvl w:ilvl="1" w:tentative="1">
+      <w:start w:val="1"/>
+      <w:numFmt w:val="bullet"/>
+      <w:lvlText w:val="o"/>
+      <w:lvlJc w:val="left"/>
+      <w:pPr>
+        <w:tabs>
+          <w:tab w:val="num" w:pos="1440"/>
+        </w:tabs>
+        <w:ind w:left="1440" w:hanging="360"/>
+      </w:pPr>
+      <w:rPr>
+        <w:rFonts w:ascii="Courier New" w:hAnsi="Courier New" w:hint="default"/>
+        <w:sz w:val="20"/>
+      </w:rPr>
+    </w:lvl>
+    <w:lvl w:ilvl="2" w:tentative="1">
+      <w:start w:val="1"/>
+      <w:numFmt w:val="bullet"/>
+      <w:lvlText w:val=""/>
+      <w:lvlJc w:val="left"/>
+      <w:pPr>
+        <w:tabs>
+          <w:tab w:val="num" w:pos="2160"/>
+        </w:tabs>
+        <w:ind w:left="2160" w:hanging="360"/>
+      </w:pPr>
+      <w:rPr>
+        <w:rFonts w:ascii="Wingdings" w:hAnsi="Wingdings" w:hint="default"/>
+        <w:sz w:val="20"/>
+      </w:rPr>
+    </w:lvl>
+    <w:lvl w:ilvl="3" w:tentative="1">
+      <w:start w:val="1"/>
+      <w:numFmt w:val="bullet"/>
+      <w:lvlText w:val=""/>
+      <w:lvlJc w:val="left"/>
+      <w:pPr>
+        <w:tabs>
+          <w:tab w:val="num" w:pos="2880"/>
+        </w:tabs>
+        <w:ind w:left="2880" w:hanging="360"/>
+      </w:pPr>
+      <w:rPr>
+        <w:rFonts w:ascii="Wingdings" w:hAnsi="Wingdings" w:hint="default"/>
+        <w:sz w:val="20"/>
+      </w:rPr>
+    </w:lvl>
+    <w:lvl w:ilvl="4" w:tentative="1">
+      <w:start w:val="1"/>
+      <w:numFmt w:val="bullet"/>
+      <w:lvlText w:val=""/>
+      <w:lvlJc w:val="left"/>
+      <w:pPr>
+        <w:tabs>
+          <w:tab w:val="num" w:pos="3600"/>
+        </w:tabs>
+        <w:ind w:left="3600" w:hanging="360"/>
+      </w:pPr>
+      <w:rPr>
+        <w:rFonts w:ascii="Wingdings" w:hAnsi="Wingdings" w:hint="default"/>
+        <w:sz w:val="20"/>
+      </w:rPr>
+    </w:lvl>
+    <w:lvl w:ilvl="5" w:tentative="1">
+      <w:start w:val="1"/>
+      <w:numFmt w:val="bullet"/>
+      <w:lvlText w:val=""/>
+      <w:lvlJc w:val="left"/>
+      <w:pPr>
+        <w:tabs>
+          <w:tab w:val="num" w:pos="4320"/>
+        </w:tabs>
+        <w:ind w:left="4320" w:hanging="360"/>
+      </w:pPr>
+      <w:rPr>
+        <w:rFonts w:ascii="Wingdings" w:hAnsi="Wingdings" w:hint="default"/>
+        <w:sz w:val="20"/>
+      </w:rPr>
+    </w:lvl>
+    <w:lvl w:ilvl="6" w:tentative="1">
+      <w:start w:val="1"/>
+      <w:numFmt w:val="bullet"/>
+      <w:lvlText w:val=""/>
+      <w:lvlJc w:val="left"/>
+      <w:pPr>
+        <w:tabs>
+          <w:tab w:val="num" w:pos="5040"/>
+        </w:tabs>
+        <w:ind w:left="5040" w:hanging="360"/>
+      </w:pPr>
+      <w:rPr>
+        <w:rFonts w:ascii="Wingdings" w:hAnsi="Wingdings" w:hint="default"/>
+        <w:sz w:val="20"/>
+      </w:rPr>
+    </w:lvl>
+    <w:lvl w:ilvl="7" w:tentative="1">
+      <w:start w:val="1"/>
+      <w:numFmt w:val="bullet"/>
+      <w:lvlText w:val=""/>
+      <w:lvlJc w:val="left"/>
+      <w:pPr>
+        <w:tabs>
+          <w:tab w:val="num" w:pos="5760"/>
+        </w:tabs>
+        <w:ind w:left="5760" w:hanging="360"/>
+      </w:pPr>
+      <w:rPr>
+        <w:rFonts w:ascii="Wingdings" w:hAnsi="Wingdings" w:hint="default"/>
+        <w:sz w:val="20"/>
+      </w:rPr>
+    </w:lvl>
+    <w:lvl w:ilvl="8" w:tentative="1">
+      <w:start w:val="1"/>
+      <w:numFmt w:val="bullet"/>
+      <w:lvlText w:val=""/>
+      <w:lvlJc w:val="left"/>
+      <w:pPr>
+        <w:tabs>
+          <w:tab w:val="num" w:pos="6480"/>
+        </w:tabs>
+        <w:ind w:left="6480" w:hanging="360"/>
+      </w:pPr>
+      <w:rPr>
+        <w:rFonts w:ascii="Wingdings" w:hAnsi="Wingdings" w:hint="default"/>
+        <w:sz w:val="20"/>
+      </w:rPr>
+    </w:lvl>
+  </w:abstractNum>
+  <w:abstractNum w:abstractNumId="8" w15:restartNumberingAfterBreak="0">
     <w:nsid w:val="228F01E9"/>
     <w:multiLevelType w:val="multilevel"/>
     <w:tmpl w:val="EAAED914"/>
@@ -5082,7 +4834,7 @@
       </w:rPr>
     </w:lvl>
   </w:abstractNum>
-  <w:abstractNum w:abstractNumId="7" w15:restartNumberingAfterBreak="0">
+  <w:abstractNum w:abstractNumId="9" w15:restartNumberingAfterBreak="0">
     <w:nsid w:val="259619B9"/>
     <w:multiLevelType w:val="hybridMultilevel"/>
     <w:tmpl w:val="27DEE390"/>
@@ -5194,7 +4946,7 @@
       </w:rPr>
     </w:lvl>
   </w:abstractNum>
-  <w:abstractNum w:abstractNumId="8" w15:restartNumberingAfterBreak="0">
+  <w:abstractNum w:abstractNumId="10" w15:restartNumberingAfterBreak="0">
     <w:nsid w:val="2E0F32AA"/>
     <w:multiLevelType w:val="multilevel"/>
     <w:tmpl w:val="D8FCDB50"/>
@@ -5343,7 +5095,7 @@
       </w:rPr>
     </w:lvl>
   </w:abstractNum>
-  <w:abstractNum w:abstractNumId="9" w15:restartNumberingAfterBreak="0">
+  <w:abstractNum w:abstractNumId="11" w15:restartNumberingAfterBreak="0">
     <w:nsid w:val="31153F06"/>
     <w:multiLevelType w:val="hybridMultilevel"/>
     <w:tmpl w:val="EAD44ABA"/>
@@ -5432,7 +5184,7 @@
       </w:pPr>
     </w:lvl>
   </w:abstractNum>
-  <w:abstractNum w:abstractNumId="10" w15:restartNumberingAfterBreak="0">
+  <w:abstractNum w:abstractNumId="12" w15:restartNumberingAfterBreak="0">
     <w:nsid w:val="32145903"/>
     <w:multiLevelType w:val="multilevel"/>
     <w:tmpl w:val="3DE26B2A"/>
@@ -5581,7 +5333,7 @@
       </w:rPr>
     </w:lvl>
   </w:abstractNum>
-  <w:abstractNum w:abstractNumId="11" w15:restartNumberingAfterBreak="0">
+  <w:abstractNum w:abstractNumId="13" w15:restartNumberingAfterBreak="0">
     <w:nsid w:val="33893EA9"/>
     <w:multiLevelType w:val="hybridMultilevel"/>
     <w:tmpl w:val="39AE4052"/>
@@ -5694,7 +5446,7 @@
       </w:rPr>
     </w:lvl>
   </w:abstractNum>
-  <w:abstractNum w:abstractNumId="12" w15:restartNumberingAfterBreak="0">
+  <w:abstractNum w:abstractNumId="14" w15:restartNumberingAfterBreak="0">
     <w:nsid w:val="3E00579D"/>
     <w:multiLevelType w:val="hybridMultilevel"/>
     <w:tmpl w:val="64DE008C"/>
@@ -5807,7 +5559,7 @@
       </w:rPr>
     </w:lvl>
   </w:abstractNum>
-  <w:abstractNum w:abstractNumId="13" w15:restartNumberingAfterBreak="0">
+  <w:abstractNum w:abstractNumId="15" w15:restartNumberingAfterBreak="0">
     <w:nsid w:val="40900E41"/>
     <w:multiLevelType w:val="multilevel"/>
     <w:tmpl w:val="E7343FF8"/>
@@ -5956,7 +5708,7 @@
       </w:rPr>
     </w:lvl>
   </w:abstractNum>
-  <w:abstractNum w:abstractNumId="14" w15:restartNumberingAfterBreak="0">
+  <w:abstractNum w:abstractNumId="16" w15:restartNumberingAfterBreak="0">
     <w:nsid w:val="47AA1982"/>
     <w:multiLevelType w:val="hybridMultilevel"/>
     <w:tmpl w:val="F5AC4FAA"/>
@@ -6069,7 +5821,7 @@
       </w:rPr>
     </w:lvl>
   </w:abstractNum>
-  <w:abstractNum w:abstractNumId="15" w15:restartNumberingAfterBreak="0">
+  <w:abstractNum w:abstractNumId="17" w15:restartNumberingAfterBreak="0">
     <w:nsid w:val="49423CA5"/>
     <w:multiLevelType w:val="multilevel"/>
     <w:tmpl w:val="7130B5BA"/>
@@ -6218,7 +5970,7 @@
       </w:rPr>
     </w:lvl>
   </w:abstractNum>
-  <w:abstractNum w:abstractNumId="16" w15:restartNumberingAfterBreak="0">
+  <w:abstractNum w:abstractNumId="18" w15:restartNumberingAfterBreak="0">
     <w:nsid w:val="4ADB6A3D"/>
     <w:multiLevelType w:val="multilevel"/>
     <w:tmpl w:val="FB48B012"/>
@@ -6367,7 +6119,7 @@
       </w:rPr>
     </w:lvl>
   </w:abstractNum>
-  <w:abstractNum w:abstractNumId="17" w15:restartNumberingAfterBreak="0">
+  <w:abstractNum w:abstractNumId="19" w15:restartNumberingAfterBreak="0">
     <w:nsid w:val="4E2F1A78"/>
     <w:multiLevelType w:val="hybridMultilevel"/>
     <w:tmpl w:val="EE1C5C1C"/>
@@ -6480,7 +6232,7 @@
       </w:rPr>
     </w:lvl>
   </w:abstractNum>
-  <w:abstractNum w:abstractNumId="18" w15:restartNumberingAfterBreak="0">
+  <w:abstractNum w:abstractNumId="20" w15:restartNumberingAfterBreak="0">
     <w:nsid w:val="50F20809"/>
     <w:multiLevelType w:val="hybridMultilevel"/>
     <w:tmpl w:val="C92C40A2"/>
@@ -6593,7 +6345,7 @@
       </w:rPr>
     </w:lvl>
   </w:abstractNum>
-  <w:abstractNum w:abstractNumId="19" w15:restartNumberingAfterBreak="0">
+  <w:abstractNum w:abstractNumId="21" w15:restartNumberingAfterBreak="0">
     <w:nsid w:val="54B207D7"/>
     <w:multiLevelType w:val="hybridMultilevel"/>
     <w:tmpl w:val="8FF63B80"/>
@@ -6706,7 +6458,7 @@
       </w:rPr>
     </w:lvl>
   </w:abstractNum>
-  <w:abstractNum w:abstractNumId="20" w15:restartNumberingAfterBreak="0">
+  <w:abstractNum w:abstractNumId="22" w15:restartNumberingAfterBreak="0">
     <w:nsid w:val="57E24BB0"/>
     <w:multiLevelType w:val="multilevel"/>
     <w:tmpl w:val="BCD4B07C"/>
@@ -6855,7 +6607,7 @@
       </w:rPr>
     </w:lvl>
   </w:abstractNum>
-  <w:abstractNum w:abstractNumId="21" w15:restartNumberingAfterBreak="0">
+  <w:abstractNum w:abstractNumId="23" w15:restartNumberingAfterBreak="0">
     <w:nsid w:val="5D22356A"/>
     <w:multiLevelType w:val="hybridMultilevel"/>
     <w:tmpl w:val="E0EAEC3A"/>
@@ -6968,7 +6720,7 @@
       </w:rPr>
     </w:lvl>
   </w:abstractNum>
-  <w:abstractNum w:abstractNumId="22" w15:restartNumberingAfterBreak="0">
+  <w:abstractNum w:abstractNumId="24" w15:restartNumberingAfterBreak="0">
     <w:nsid w:val="651D42FB"/>
     <w:multiLevelType w:val="hybridMultilevel"/>
     <w:tmpl w:val="C680AF70"/>
@@ -7057,7 +6809,7 @@
       </w:pPr>
     </w:lvl>
   </w:abstractNum>
-  <w:abstractNum w:abstractNumId="23" w15:restartNumberingAfterBreak="0">
+  <w:abstractNum w:abstractNumId="25" w15:restartNumberingAfterBreak="0">
     <w:nsid w:val="67C549D3"/>
     <w:multiLevelType w:val="multilevel"/>
     <w:tmpl w:val="C3D8EC48"/>
@@ -7206,7 +6958,120 @@
       </w:rPr>
     </w:lvl>
   </w:abstractNum>
-  <w:abstractNum w:abstractNumId="24" w15:restartNumberingAfterBreak="0">
+  <w:abstractNum w:abstractNumId="26" w15:restartNumberingAfterBreak="0">
+    <w:nsid w:val="6AAA5470"/>
+    <w:multiLevelType w:val="hybridMultilevel"/>
+    <w:tmpl w:val="1928573A"/>
+    <w:lvl w:ilvl="0" w:tplc="40090001">
+      <w:start w:val="1"/>
+      <w:numFmt w:val="bullet"/>
+      <w:lvlText w:val=""/>
+      <w:lvlJc w:val="left"/>
+      <w:pPr>
+        <w:ind w:left="720" w:hanging="360"/>
+      </w:pPr>
+      <w:rPr>
+        <w:rFonts w:ascii="Symbol" w:hAnsi="Symbol" w:hint="default"/>
+      </w:rPr>
+    </w:lvl>
+    <w:lvl w:ilvl="1" w:tplc="40090003" w:tentative="1">
+      <w:start w:val="1"/>
+      <w:numFmt w:val="bullet"/>
+      <w:lvlText w:val="o"/>
+      <w:lvlJc w:val="left"/>
+      <w:pPr>
+        <w:ind w:left="1440" w:hanging="360"/>
+      </w:pPr>
+      <w:rPr>
+        <w:rFonts w:ascii="Courier New" w:hAnsi="Courier New" w:cs="Courier New" w:hint="default"/>
+      </w:rPr>
+    </w:lvl>
+    <w:lvl w:ilvl="2" w:tplc="40090005" w:tentative="1">
+      <w:start w:val="1"/>
+      <w:numFmt w:val="bullet"/>
+      <w:lvlText w:val=""/>
+      <w:lvlJc w:val="left"/>
+      <w:pPr>
+        <w:ind w:left="2160" w:hanging="360"/>
+      </w:pPr>
+      <w:rPr>
+        <w:rFonts w:ascii="Wingdings" w:hAnsi="Wingdings" w:hint="default"/>
+      </w:rPr>
+    </w:lvl>
+    <w:lvl w:ilvl="3" w:tplc="40090001" w:tentative="1">
+      <w:start w:val="1"/>
+      <w:numFmt w:val="bullet"/>
+      <w:lvlText w:val=""/>
+      <w:lvlJc w:val="left"/>
+      <w:pPr>
+        <w:ind w:left="2880" w:hanging="360"/>
+      </w:pPr>
+      <w:rPr>
+        <w:rFonts w:ascii="Symbol" w:hAnsi="Symbol" w:hint="default"/>
+      </w:rPr>
+    </w:lvl>
+    <w:lvl w:ilvl="4" w:tplc="40090003" w:tentative="1">
+      <w:start w:val="1"/>
+      <w:numFmt w:val="bullet"/>
+      <w:lvlText w:val="o"/>
+      <w:lvlJc w:val="left"/>
+      <w:pPr>
+        <w:ind w:left="3600" w:hanging="360"/>
+      </w:pPr>
+      <w:rPr>
+        <w:rFonts w:ascii="Courier New" w:hAnsi="Courier New" w:cs="Courier New" w:hint="default"/>
+      </w:rPr>
+    </w:lvl>
+    <w:lvl w:ilvl="5" w:tplc="40090005" w:tentative="1">
+      <w:start w:val="1"/>
+      <w:numFmt w:val="bullet"/>
+      <w:lvlText w:val=""/>
+      <w:lvlJc w:val="left"/>
+      <w:pPr>
+        <w:ind w:left="4320" w:hanging="360"/>
+      </w:pPr>
+      <w:rPr>
+        <w:rFonts w:ascii="Wingdings" w:hAnsi="Wingdings" w:hint="default"/>
+      </w:rPr>
+    </w:lvl>
+    <w:lvl w:ilvl="6" w:tplc="40090001" w:tentative="1">
+      <w:start w:val="1"/>
+      <w:numFmt w:val="bullet"/>
+      <w:lvlText w:val=""/>
+      <w:lvlJc w:val="left"/>
+      <w:pPr>
+        <w:ind w:left="5040" w:hanging="360"/>
+      </w:pPr>
+      <w:rPr>
+        <w:rFonts w:ascii="Symbol" w:hAnsi="Symbol" w:hint="default"/>
+      </w:rPr>
+    </w:lvl>
+    <w:lvl w:ilvl="7" w:tplc="40090003" w:tentative="1">
+      <w:start w:val="1"/>
+      <w:numFmt w:val="bullet"/>
+      <w:lvlText w:val="o"/>
+      <w:lvlJc w:val="left"/>
+      <w:pPr>
+        <w:ind w:left="5760" w:hanging="360"/>
+      </w:pPr>
+      <w:rPr>
+        <w:rFonts w:ascii="Courier New" w:hAnsi="Courier New" w:cs="Courier New" w:hint="default"/>
+      </w:rPr>
+    </w:lvl>
+    <w:lvl w:ilvl="8" w:tplc="40090005" w:tentative="1">
+      <w:start w:val="1"/>
+      <w:numFmt w:val="bullet"/>
+      <w:lvlText w:val=""/>
+      <w:lvlJc w:val="left"/>
+      <w:pPr>
+        <w:ind w:left="6480" w:hanging="360"/>
+      </w:pPr>
+      <w:rPr>
+        <w:rFonts w:ascii="Wingdings" w:hAnsi="Wingdings" w:hint="default"/>
+      </w:rPr>
+    </w:lvl>
+  </w:abstractNum>
+  <w:abstractNum w:abstractNumId="27" w15:restartNumberingAfterBreak="0">
     <w:nsid w:val="6AAD4DEF"/>
     <w:multiLevelType w:val="hybridMultilevel"/>
     <w:tmpl w:val="FED6018C"/>
@@ -7319,7 +7184,7 @@
       </w:rPr>
     </w:lvl>
   </w:abstractNum>
-  <w:abstractNum w:abstractNumId="25" w15:restartNumberingAfterBreak="0">
+  <w:abstractNum w:abstractNumId="28" w15:restartNumberingAfterBreak="0">
     <w:nsid w:val="6BEF735F"/>
     <w:multiLevelType w:val="hybridMultilevel"/>
     <w:tmpl w:val="51DE077C"/>
@@ -7431,7 +7296,7 @@
       </w:rPr>
     </w:lvl>
   </w:abstractNum>
-  <w:abstractNum w:abstractNumId="26" w15:restartNumberingAfterBreak="0">
+  <w:abstractNum w:abstractNumId="29" w15:restartNumberingAfterBreak="0">
     <w:nsid w:val="6F4F6A3B"/>
     <w:multiLevelType w:val="hybridMultilevel"/>
     <w:tmpl w:val="8326DD64"/>
@@ -7548,7 +7413,7 @@
       </w:rPr>
     </w:lvl>
   </w:abstractNum>
-  <w:abstractNum w:abstractNumId="27" w15:restartNumberingAfterBreak="0">
+  <w:abstractNum w:abstractNumId="30" w15:restartNumberingAfterBreak="0">
     <w:nsid w:val="707A4021"/>
     <w:multiLevelType w:val="hybridMultilevel"/>
     <w:tmpl w:val="EEB42286"/>
@@ -7661,7 +7526,7 @@
       </w:rPr>
     </w:lvl>
   </w:abstractNum>
-  <w:abstractNum w:abstractNumId="28" w15:restartNumberingAfterBreak="0">
+  <w:abstractNum w:abstractNumId="31" w15:restartNumberingAfterBreak="0">
     <w:nsid w:val="750101CC"/>
     <w:multiLevelType w:val="multilevel"/>
     <w:tmpl w:val="597EA138"/>
@@ -7810,7 +7675,7 @@
       </w:rPr>
     </w:lvl>
   </w:abstractNum>
-  <w:abstractNum w:abstractNumId="29" w15:restartNumberingAfterBreak="0">
+  <w:abstractNum w:abstractNumId="32" w15:restartNumberingAfterBreak="0">
     <w:nsid w:val="7BA11EC5"/>
     <w:multiLevelType w:val="hybridMultilevel"/>
     <w:tmpl w:val="B78ADE00"/>
@@ -7900,94 +7765,103 @@
     </w:lvl>
   </w:abstractNum>
   <w:num w:numId="1" w16cid:durableId="1929001739">
-    <w:abstractNumId w:val="14"/>
+    <w:abstractNumId w:val="16"/>
   </w:num>
   <w:num w:numId="2" w16cid:durableId="1631980740">
-    <w:abstractNumId w:val="13"/>
+    <w:abstractNumId w:val="15"/>
   </w:num>
   <w:num w:numId="3" w16cid:durableId="1712999764">
+    <w:abstractNumId w:val="8"/>
+  </w:num>
+  <w:num w:numId="4" w16cid:durableId="421535209">
+    <w:abstractNumId w:val="22"/>
+  </w:num>
+  <w:num w:numId="5" w16cid:durableId="1018893573">
+    <w:abstractNumId w:val="25"/>
+  </w:num>
+  <w:num w:numId="6" w16cid:durableId="494303162">
+    <w:abstractNumId w:val="12"/>
+  </w:num>
+  <w:num w:numId="7" w16cid:durableId="276446705">
+    <w:abstractNumId w:val="18"/>
+  </w:num>
+  <w:num w:numId="8" w16cid:durableId="2142651049">
+    <w:abstractNumId w:val="2"/>
+  </w:num>
+  <w:num w:numId="9" w16cid:durableId="98450918">
+    <w:abstractNumId w:val="32"/>
+  </w:num>
+  <w:num w:numId="10" w16cid:durableId="488794278">
+    <w:abstractNumId w:val="11"/>
+  </w:num>
+  <w:num w:numId="11" w16cid:durableId="822699756">
+    <w:abstractNumId w:val="31"/>
+  </w:num>
+  <w:num w:numId="12" w16cid:durableId="736168427">
+    <w:abstractNumId w:val="17"/>
+  </w:num>
+  <w:num w:numId="13" w16cid:durableId="266813666">
+    <w:abstractNumId w:val="10"/>
+  </w:num>
+  <w:num w:numId="14" w16cid:durableId="1312641067">
+    <w:abstractNumId w:val="20"/>
+  </w:num>
+  <w:num w:numId="15" w16cid:durableId="608898791">
+    <w:abstractNumId w:val="27"/>
+  </w:num>
+  <w:num w:numId="16" w16cid:durableId="1992630982">
     <w:abstractNumId w:val="6"/>
   </w:num>
-  <w:num w:numId="4" w16cid:durableId="421535209">
-    <w:abstractNumId w:val="20"/>
+  <w:num w:numId="17" w16cid:durableId="1802311027">
+    <w:abstractNumId w:val="4"/>
   </w:num>
-  <w:num w:numId="5" w16cid:durableId="1018893573">
-    <w:abstractNumId w:val="23"/>
+  <w:num w:numId="18" w16cid:durableId="1112627363">
+    <w:abstractNumId w:val="28"/>
   </w:num>
-  <w:num w:numId="6" w16cid:durableId="494303162">
-    <w:abstractNumId w:val="10"/>
+  <w:num w:numId="19" w16cid:durableId="2090958129">
+    <w:abstractNumId w:val="9"/>
   </w:num>
-  <w:num w:numId="7" w16cid:durableId="276446705">
-    <w:abstractNumId w:val="16"/>
+  <w:num w:numId="20" w16cid:durableId="96876346">
+    <w:abstractNumId w:val="19"/>
   </w:num>
-  <w:num w:numId="8" w16cid:durableId="2142651049">
-    <w:abstractNumId w:val="1"/>
+  <w:num w:numId="21" w16cid:durableId="309865853">
+    <w:abstractNumId w:val="24"/>
   </w:num>
-  <w:num w:numId="9" w16cid:durableId="98450918">
+  <w:num w:numId="22" w16cid:durableId="660430476">
     <w:abstractNumId w:val="29"/>
   </w:num>
-  <w:num w:numId="10" w16cid:durableId="488794278">
-    <w:abstractNumId w:val="9"/>
+  <w:num w:numId="23" w16cid:durableId="1460950341">
+    <w:abstractNumId w:val="3"/>
   </w:num>
-  <w:num w:numId="11" w16cid:durableId="822699756">
-    <w:abstractNumId w:val="28"/>
+  <w:num w:numId="24" w16cid:durableId="1805853971">
+    <w:abstractNumId w:val="21"/>
   </w:num>
-  <w:num w:numId="12" w16cid:durableId="736168427">
-    <w:abstractNumId w:val="15"/>
-  </w:num>
-  <w:num w:numId="13" w16cid:durableId="266813666">
-    <w:abstractNumId w:val="8"/>
-  </w:num>
-  <w:num w:numId="14" w16cid:durableId="1312641067">
-    <w:abstractNumId w:val="18"/>
-  </w:num>
-  <w:num w:numId="15" w16cid:durableId="608898791">
-    <w:abstractNumId w:val="24"/>
-  </w:num>
-  <w:num w:numId="16" w16cid:durableId="1992630982">
+  <w:num w:numId="25" w16cid:durableId="947202387">
     <w:abstractNumId w:val="5"/>
   </w:num>
-  <w:num w:numId="17" w16cid:durableId="1802311027">
-    <w:abstractNumId w:val="3"/>
-  </w:num>
-  <w:num w:numId="18" w16cid:durableId="1112627363">
-    <w:abstractNumId w:val="25"/>
-  </w:num>
-  <w:num w:numId="19" w16cid:durableId="2090958129">
-    <w:abstractNumId w:val="7"/>
-  </w:num>
-  <w:num w:numId="20" w16cid:durableId="96876346">
-    <w:abstractNumId w:val="17"/>
-  </w:num>
-  <w:num w:numId="21" w16cid:durableId="309865853">
-    <w:abstractNumId w:val="22"/>
-  </w:num>
-  <w:num w:numId="22" w16cid:durableId="660430476">
-    <w:abstractNumId w:val="26"/>
-  </w:num>
-  <w:num w:numId="23" w16cid:durableId="1460950341">
-    <w:abstractNumId w:val="2"/>
-  </w:num>
-  <w:num w:numId="24" w16cid:durableId="1805853971">
-    <w:abstractNumId w:val="19"/>
-  </w:num>
-  <w:num w:numId="25" w16cid:durableId="947202387">
-    <w:abstractNumId w:val="4"/>
-  </w:num>
   <w:num w:numId="26" w16cid:durableId="802232089">
-    <w:abstractNumId w:val="12"/>
+    <w:abstractNumId w:val="14"/>
   </w:num>
   <w:num w:numId="27" w16cid:durableId="2058772629">
     <w:abstractNumId w:val="0"/>
   </w:num>
   <w:num w:numId="28" w16cid:durableId="1682852252">
-    <w:abstractNumId w:val="11"/>
+    <w:abstractNumId w:val="13"/>
   </w:num>
   <w:num w:numId="29" w16cid:durableId="1558391496">
-    <w:abstractNumId w:val="27"/>
+    <w:abstractNumId w:val="30"/>
   </w:num>
   <w:num w:numId="30" w16cid:durableId="1679960285">
-    <w:abstractNumId w:val="21"/>
+    <w:abstractNumId w:val="23"/>
+  </w:num>
+  <w:num w:numId="31" w16cid:durableId="215744765">
+    <w:abstractNumId w:val="1"/>
+  </w:num>
+  <w:num w:numId="32" w16cid:durableId="461466659">
+    <w:abstractNumId w:val="7"/>
+  </w:num>
+  <w:num w:numId="33" w16cid:durableId="875001129">
+    <w:abstractNumId w:val="26"/>
   </w:num>
 </w:numbering>
 </file>
@@ -8602,7 +8476,6 @@
   <w:style w:type="character" w:default="1" w:styleId="DefaultParagraphFont">
     <w:name w:val="Default Paragraph Font"/>
     <w:uiPriority w:val="1"/>
-    <w:semiHidden/>
     <w:unhideWhenUsed/>
   </w:style>
   <w:style w:type="table" w:default="1" w:styleId="TableNormal">
